--- a/2026-07 Empowering Ukraine.docx
+++ b/2026-07 Empowering Ukraine.docx
@@ -4,10 +4,16 @@
   <w:body>
     <w:p>
       <w:pPr>
+        <w:rPr>
+          <w:lang/>
+        </w:rPr>
         <w:sectPr>
-          <w:footerReference w:type="default" r:id="rId11"/>
-          <w:headerReference w:type="first" r:id="rId12"/>
-          <w:footerReference w:type="first" r:id="rId13"/>
+          <w:headerReference w:type="even" r:id="rId11"/>
+          <w:headerReference w:type="default" r:id="rId12"/>
+          <w:footerReference w:type="even" r:id="rId13"/>
+          <w:footerReference w:type="default" r:id="rId14"/>
+          <w:headerReference w:type="first" r:id="rId15"/>
+          <w:footerReference w:type="first" r:id="rId16"/>
           <w:footnotePr>
             <w:numFmt w:val="chicago"/>
           </w:footnotePr>
@@ -74,13 +80,7 @@
                               <w:pStyle w:val="2subtitle"/>
                             </w:pPr>
                             <w:r>
-                              <w:t xml:space="preserve">US external action </w:t>
-                            </w:r>
-                            <w:r>
-                              <w:br/>
-                            </w:r>
-                            <w:r>
-                              <w:t>under Trump 2.0 – in data</w:t>
+                              <w:t>Spend smarter, support harder</w:t>
                             </w:r>
                           </w:p>
                           <w:p>
@@ -163,13 +163,7 @@
                         <w:pStyle w:val="2subtitle"/>
                       </w:pPr>
                       <w:r>
-                        <w:t xml:space="preserve">US external action </w:t>
-                      </w:r>
-                      <w:r>
-                        <w:br/>
-                      </w:r>
-                      <w:r>
-                        <w:t>under Trump 2.0 – in data</w:t>
+                        <w:t>Spend smarter, support harder</w:t>
                       </w:r>
                     </w:p>
                     <w:p>
@@ -401,7 +395,7 @@
                     </pic:cNvPicPr>
                   </pic:nvPicPr>
                   <pic:blipFill>
-                    <a:blip r:embed="rId14"/>
+                    <a:blip r:embed="rId17"/>
                     <a:stretch>
                       <a:fillRect/>
                     </a:stretch>
@@ -461,7 +455,7 @@
                     </pic:cNvPicPr>
                   </pic:nvPicPr>
                   <pic:blipFill>
-                    <a:blip r:embed="rId15"/>
+                    <a:blip r:embed="rId18"/>
                     <a:stretch>
                       <a:fillRect/>
                     </a:stretch>
@@ -613,67 +607,53 @@
                           <w:p>
                             <w:pPr>
                               <w:pStyle w:val="33identifiers"/>
-                              <w:rPr>
-                                <w:lang w:val="fr-FR"/>
-                              </w:rPr>
                             </w:pPr>
                             <w:r>
-                              <w:rPr>
-                                <w:lang w:val="fr-FR"/>
-                              </w:rPr>
                               <w:t xml:space="preserve">DOI </w:t>
                             </w:r>
                             <w:r>
-                              <w:rPr>
-                                <w:lang w:val="fr-FR"/>
-                              </w:rPr>
                               <w:t>10.2815/5027129</w:t>
                             </w:r>
                           </w:p>
                           <w:p>
                             <w:pPr>
                               <w:pStyle w:val="33identifiers"/>
-                              <w:rPr>
-                                <w:lang/>
-                              </w:rPr>
                             </w:pPr>
                             <w:r>
                               <w:t xml:space="preserve">Cover image: </w:t>
                             </w:r>
                             <w:r>
-                              <w:rPr>
-                                <w:lang/>
-                              </w:rPr>
                               <w:t>EUISS composite</w:t>
                             </w:r>
                             <w:r>
                               <w:t xml:space="preserve"> </w:t>
                             </w:r>
                             <w:r>
-                              <w:rPr>
-                                <w:lang/>
-                              </w:rPr>
                               <w:t xml:space="preserve">based on </w:t>
                             </w:r>
                             <w:r>
-                              <w:rPr>
-                                <w:lang/>
-                              </w:rPr>
                               <w:t>photography</w:t>
                             </w:r>
                             <w:r>
-                              <w:rPr>
-                                <w:lang/>
-                              </w:rPr>
                               <w:br/>
                               <w:t xml:space="preserve">by </w:t>
                             </w:r>
                             <w:r>
-                              <w:rPr>
-                                <w:lang/>
-                              </w:rPr>
-                              <w:t>NATO, EDA, Envato, Unsplash</w:t>
+                              <w:t xml:space="preserve">NATO, EDA, </w:t>
                             </w:r>
+                            <w:proofErr w:type="spellStart"/>
+                            <w:r>
+                              <w:t>Envato</w:t>
+                            </w:r>
+                            <w:proofErr w:type="spellEnd"/>
+                            <w:r>
+                              <w:t xml:space="preserve">, </w:t>
+                            </w:r>
+                            <w:proofErr w:type="spellStart"/>
+                            <w:r>
+                              <w:t>Unsplash</w:t>
+                            </w:r>
+                            <w:proofErr w:type="spellEnd"/>
                           </w:p>
                         </w:txbxContent>
                       </wps:txbx>
@@ -773,67 +753,53 @@
                     <w:p>
                       <w:pPr>
                         <w:pStyle w:val="33identifiers"/>
-                        <w:rPr>
-                          <w:lang w:val="fr-FR"/>
-                        </w:rPr>
                       </w:pPr>
                       <w:r>
-                        <w:rPr>
-                          <w:lang w:val="fr-FR"/>
-                        </w:rPr>
                         <w:t xml:space="preserve">DOI </w:t>
                       </w:r>
                       <w:r>
-                        <w:rPr>
-                          <w:lang w:val="fr-FR"/>
-                        </w:rPr>
                         <w:t>10.2815/5027129</w:t>
                       </w:r>
                     </w:p>
                     <w:p>
                       <w:pPr>
                         <w:pStyle w:val="33identifiers"/>
-                        <w:rPr>
-                          <w:lang/>
-                        </w:rPr>
                       </w:pPr>
                       <w:r>
                         <w:t xml:space="preserve">Cover image: </w:t>
                       </w:r>
                       <w:r>
-                        <w:rPr>
-                          <w:lang/>
-                        </w:rPr>
                         <w:t>EUISS composite</w:t>
                       </w:r>
                       <w:r>
                         <w:t xml:space="preserve"> </w:t>
                       </w:r>
                       <w:r>
-                        <w:rPr>
-                          <w:lang/>
-                        </w:rPr>
                         <w:t xml:space="preserve">based on </w:t>
                       </w:r>
                       <w:r>
-                        <w:rPr>
-                          <w:lang/>
-                        </w:rPr>
                         <w:t>photography</w:t>
                       </w:r>
                       <w:r>
-                        <w:rPr>
-                          <w:lang/>
-                        </w:rPr>
                         <w:br/>
                         <w:t xml:space="preserve">by </w:t>
                       </w:r>
                       <w:r>
-                        <w:rPr>
-                          <w:lang/>
-                        </w:rPr>
-                        <w:t>NATO, EDA, Envato, Unsplash</w:t>
+                        <w:t xml:space="preserve">NATO, EDA, </w:t>
                       </w:r>
+                      <w:proofErr w:type="spellStart"/>
+                      <w:r>
+                        <w:t>Envato</w:t>
+                      </w:r>
+                      <w:proofErr w:type="spellEnd"/>
+                      <w:r>
+                        <w:t xml:space="preserve">, </w:t>
+                      </w:r>
+                      <w:proofErr w:type="spellStart"/>
+                      <w:r>
+                        <w:t>Unsplash</w:t>
+                      </w:r>
+                      <w:proofErr w:type="spellEnd"/>
                     </w:p>
                   </w:txbxContent>
                 </v:textbox>
@@ -986,77 +952,359 @@
     </w:p>
     <w:p>
       <w:pPr>
-        <w:pStyle w:val="4body"/>
-      </w:pPr>
-    </w:p>
-    <w:p>
-      <w:pPr>
-        <w:pStyle w:val="4body"/>
-      </w:pPr>
-    </w:p>
-    <w:p>
-      <w:pPr>
-        <w:pStyle w:val="4body"/>
-      </w:pPr>
-    </w:p>
-    <w:p>
-      <w:pPr>
-        <w:pStyle w:val="4body"/>
-      </w:pPr>
-    </w:p>
-    <w:p>
-      <w:pPr>
-        <w:pStyle w:val="4body"/>
-      </w:pPr>
-    </w:p>
-    <w:p>
-      <w:pPr>
-        <w:pStyle w:val="4body"/>
-      </w:pPr>
-    </w:p>
-    <w:p>
-      <w:pPr>
-        <w:sectPr>
-          <w:headerReference w:type="first" r:id="rId16"/>
-          <w:footerReference w:type="first" r:id="rId17"/>
-          <w:footnotePr>
-            <w:numFmt w:val="chicago"/>
-          </w:footnotePr>
-          <w:endnotePr>
-            <w:numFmt w:val="decimal"/>
-          </w:endnotePr>
-          <w:pgSz w:w="11906" w:h="16838" w:code="9"/>
-          <w:pgMar w:top="1134" w:right="1134" w:bottom="1134" w:left="1134" w:header="425" w:footer="350" w:gutter="0"/>
-          <w:pgNumType w:start="1"/>
-          <w:cols w:num="2" w:space="708"/>
-          <w:docGrid w:linePitch="360"/>
-        </w:sectPr>
-      </w:pPr>
-    </w:p>
-    <w:p>
-      <w:pPr>
         <w:pStyle w:val="41mainheading"/>
         <w:rPr>
-          <w:lang w:val="en-GB"/>
-        </w:rPr>
-      </w:pPr>
-      <w:r>
+          <w:lang/>
+        </w:rPr>
+      </w:pPr>
+      <w:r>
+        <w:rPr>
+          <w:noProof/>
+        </w:rPr>
         <w:lastRenderedPageBreak/>
-        <w:t>Integration accelerator</w:t>
-      </w:r>
-    </w:p>
-    <w:p>
-      <w:pPr>
-        <w:pStyle w:val="42subheading"/>
-        <w:rPr>
-          <w:lang w:val="en-GB"/>
-        </w:rPr>
-      </w:pPr>
-      <w:r>
-        <w:rPr>
-          <w:lang w:val="en-GB"/>
-        </w:rPr>
-        <w:t>How to anchor Ukraine in the EU before membership</w:t>
+        <mc:AlternateContent>
+          <mc:Choice Requires="wps">
+            <w:drawing>
+              <wp:anchor distT="45720" distB="45720" distL="114300" distR="114300" simplePos="0" relativeHeight="251660293" behindDoc="1" locked="0" layoutInCell="1" allowOverlap="1" wp14:anchorId="017E355F" wp14:editId="445C411D">
+                <wp:simplePos x="0" y="0"/>
+                <wp:positionH relativeFrom="margin">
+                  <wp:align>right</wp:align>
+                </wp:positionH>
+                <wp:positionV relativeFrom="paragraph">
+                  <wp:posOffset>350520</wp:posOffset>
+                </wp:positionV>
+                <wp:extent cx="2827020" cy="8817610"/>
+                <wp:effectExtent l="0" t="0" r="11430" b="21590"/>
+                <wp:wrapTight wrapText="bothSides">
+                  <wp:wrapPolygon edited="0">
+                    <wp:start x="0" y="0"/>
+                    <wp:lineTo x="0" y="21606"/>
+                    <wp:lineTo x="21542" y="21606"/>
+                    <wp:lineTo x="21542" y="0"/>
+                    <wp:lineTo x="0" y="0"/>
+                  </wp:wrapPolygon>
+                </wp:wrapTight>
+                <wp:docPr id="217" name="Text Box 2"/>
+                <wp:cNvGraphicFramePr>
+                  <a:graphicFrameLocks xmlns:a="http://schemas.openxmlformats.org/drawingml/2006/main"/>
+                </wp:cNvGraphicFramePr>
+                <a:graphic xmlns:a="http://schemas.openxmlformats.org/drawingml/2006/main">
+                  <a:graphicData uri="http://schemas.microsoft.com/office/word/2010/wordprocessingShape">
+                    <wps:wsp>
+                      <wps:cNvSpPr txBox="1">
+                        <a:spLocks noChangeArrowheads="1"/>
+                      </wps:cNvSpPr>
+                      <wps:spPr bwMode="auto">
+                        <a:xfrm>
+                          <a:off x="0" y="0"/>
+                          <a:ext cx="2827020" cy="8817610"/>
+                        </a:xfrm>
+                        <a:prstGeom prst="rect">
+                          <a:avLst/>
+                        </a:prstGeom>
+                        <a:solidFill>
+                          <a:srgbClr val="FFFFFF"/>
+                        </a:solidFill>
+                        <a:ln w="3175">
+                          <a:solidFill>
+                            <a:schemeClr val="bg1">
+                              <a:lumMod val="85000"/>
+                            </a:schemeClr>
+                          </a:solidFill>
+                          <a:miter lim="800000"/>
+                          <a:headEnd/>
+                          <a:tailEnd/>
+                        </a:ln>
+                      </wps:spPr>
+                      <wps:txbx>
+                        <w:txbxContent>
+                          <w:p>
+                            <w:pPr>
+                              <w:rPr>
+                                <w:noProof/>
+                                <w:lang/>
+                              </w:rPr>
+                            </w:pPr>
+                            <w:r>
+                              <w:rPr>
+                                <w:noProof/>
+                              </w:rPr>
+                              <w:drawing>
+                                <wp:inline distT="0" distB="0" distL="0" distR="0" wp14:anchorId="6F047FE4" wp14:editId="651DE062">
+                                  <wp:extent cx="2635250" cy="4526413"/>
+                                  <wp:effectExtent l="0" t="0" r="0" b="7620"/>
+                                  <wp:docPr id="218671674" name="Picture 6"/>
+                                  <wp:cNvGraphicFramePr>
+                                    <a:graphicFrameLocks xmlns:a="http://schemas.openxmlformats.org/drawingml/2006/main" noChangeAspect="1"/>
+                                  </wp:cNvGraphicFramePr>
+                                  <a:graphic xmlns:a="http://schemas.openxmlformats.org/drawingml/2006/main">
+                                    <a:graphicData uri="http://schemas.openxmlformats.org/drawingml/2006/picture">
+                                      <pic:pic xmlns:pic="http://schemas.openxmlformats.org/drawingml/2006/picture">
+                                        <pic:nvPicPr>
+                                          <pic:cNvPr id="0" name="Picture 3"/>
+                                          <pic:cNvPicPr>
+                                            <a:picLocks noChangeAspect="1" noChangeArrowheads="1"/>
+                                          </pic:cNvPicPr>
+                                        </pic:nvPicPr>
+                                        <pic:blipFill rotWithShape="1">
+                                          <a:blip r:embed="rId19">
+                                            <a:extLst>
+                                              <a:ext uri="{28A0092B-C50C-407E-A947-70E740481C1C}">
+                                                <a14:useLocalDpi xmlns:a14="http://schemas.microsoft.com/office/drawing/2010/main" val="0"/>
+                                              </a:ext>
+                                            </a:extLst>
+                                          </a:blip>
+                                          <a:srcRect t="5762"/>
+                                          <a:stretch>
+                                            <a:fillRect/>
+                                          </a:stretch>
+                                        </pic:blipFill>
+                                        <pic:spPr bwMode="auto">
+                                          <a:xfrm>
+                                            <a:off x="0" y="0"/>
+                                            <a:ext cx="2635250" cy="4526413"/>
+                                          </a:xfrm>
+                                          <a:prstGeom prst="rect">
+                                            <a:avLst/>
+                                          </a:prstGeom>
+                                          <a:noFill/>
+                                          <a:ln>
+                                            <a:noFill/>
+                                          </a:ln>
+                                          <a:extLst>
+                                            <a:ext uri="{53640926-AAD7-44D8-BBD7-CCE9431645EC}">
+                                              <a14:shadowObscured xmlns:a14="http://schemas.microsoft.com/office/drawing/2010/main"/>
+                                            </a:ext>
+                                          </a:extLst>
+                                        </pic:spPr>
+                                      </pic:pic>
+                                    </a:graphicData>
+                                  </a:graphic>
+                                </wp:inline>
+                              </w:drawing>
+                            </w:r>
+                          </w:p>
+                          <w:p>
+                            <w:pPr>
+                              <w:pStyle w:val="4body"/>
+                            </w:pPr>
+                            <w:r>
+                              <w:t xml:space="preserve">From a modest start in 2022, the number of Ukrainian strikes deep inside Russia has risen steadily. Ukrainian drones now reach targets up to 3 000 km away, including Russia’s </w:t>
+                            </w:r>
+                            <w:hyperlink r:id="rId20" w:history="1">
+                              <w:r>
+                                <w:rPr>
+                                  <w:rStyle w:val="Hyperlink"/>
+                                </w:rPr>
+                                <w:t>largest oil refinery</w:t>
+                              </w:r>
+                            </w:hyperlink>
+                            <w:r>
+                              <w:t xml:space="preserve"> in Omsk in the heart of Siberia.</w:t>
+                            </w:r>
+                          </w:p>
+                          <w:p>
+                            <w:pPr>
+                              <w:pStyle w:val="4body"/>
+                            </w:pPr>
+                            <w:r>
+                              <w:t>This year the number of deep strikes is set to reach a record,</w:t>
+                            </w:r>
+                            <w:r>
+                              <w:t xml:space="preserve"> </w:t>
+                            </w:r>
+                            <w:r>
+                              <w:t xml:space="preserve">likely more than doubling the number of attacks recorded in 2025 (661). Domestic production of Ukrainian long-range drones capable of deep strikes </w:t>
+                            </w:r>
+                            <w:hyperlink r:id="rId21">
+                              <w:r>
+                                <w:rPr>
+                                  <w:rStyle w:val="Hyperlink"/>
+                                </w:rPr>
+                                <w:t>increased</w:t>
+                              </w:r>
+                            </w:hyperlink>
+                            <w:r>
+                              <w:t xml:space="preserve"> by 53 % between January and April 2026.</w:t>
+                            </w:r>
+                          </w:p>
+                          <w:p>
+                            <w:pPr>
+                              <w:pStyle w:val="4body"/>
+                            </w:pPr>
+                            <w:r>
+                              <w:t>Meanwhile, daring operations like Spiderweb have demonstrated Ukraine’s skill in planning and conducting complex covert operations by deploying drones that successfully targeted distant Russian military airbases.</w:t>
+                            </w:r>
+                          </w:p>
+                          <w:p>
+                            <w:pPr>
+                              <w:pStyle w:val="4body"/>
+                            </w:pPr>
+                            <w:r>
+                              <w:t>Sustained strikes on Russian energy infrastructure are also imposing rising economic costs and broadening the domestic impact of the war. Innovations like FP-1 ‘motherships’, which can launch smaller quadcopters near their targets, are increasing the effectiveness of attacks on military targets.</w:t>
+                            </w:r>
+                          </w:p>
+                        </w:txbxContent>
+                      </wps:txbx>
+                      <wps:bodyPr rot="0" vert="horz" wrap="square" lIns="91440" tIns="45720" rIns="91440" bIns="45720" anchor="t" anchorCtr="0">
+                        <a:noAutofit/>
+                      </wps:bodyPr>
+                    </wps:wsp>
+                  </a:graphicData>
+                </a:graphic>
+                <wp14:sizeRelH relativeFrom="margin">
+                  <wp14:pctWidth>0</wp14:pctWidth>
+                </wp14:sizeRelH>
+                <wp14:sizeRelV relativeFrom="margin">
+                  <wp14:pctHeight>0</wp14:pctHeight>
+                </wp14:sizeRelV>
+              </wp:anchor>
+            </w:drawing>
+          </mc:Choice>
+          <mc:Fallback>
+            <w:pict>
+              <v:shape w14:anchorId="017E355F" id="_x0000_s1030" type="#_x0000_t202" style="position:absolute;margin-left:171.4pt;margin-top:27.6pt;width:222.6pt;height:694.3pt;z-index:-251656187;visibility:visible;mso-wrap-style:square;mso-width-percent:0;mso-height-percent:0;mso-wrap-distance-left:9pt;mso-wrap-distance-top:3.6pt;mso-wrap-distance-right:9pt;mso-wrap-distance-bottom:3.6pt;mso-position-horizontal:right;mso-position-horizontal-relative:margin;mso-position-vertical:absolute;mso-position-vertical-relative:text;mso-width-percent:0;mso-height-percent:0;mso-width-relative:margin;mso-height-relative:margin;v-text-anchor:top" o:gfxdata="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" strokecolor="#d8d8d8 [2732]" strokeweight=".25pt">
+                <v:textbox>
+                  <w:txbxContent>
+                    <w:p>
+                      <w:pPr>
+                        <w:rPr>
+                          <w:noProof/>
+                          <w:lang/>
+                        </w:rPr>
+                      </w:pPr>
+                      <w:r>
+                        <w:rPr>
+                          <w:noProof/>
+                        </w:rPr>
+                        <w:drawing>
+                          <wp:inline distT="0" distB="0" distL="0" distR="0" wp14:anchorId="6F047FE4" wp14:editId="651DE062">
+                            <wp:extent cx="2635250" cy="4526413"/>
+                            <wp:effectExtent l="0" t="0" r="0" b="7620"/>
+                            <wp:docPr id="218671674" name="Picture 6"/>
+                            <wp:cNvGraphicFramePr>
+                              <a:graphicFrameLocks xmlns:a="http://schemas.openxmlformats.org/drawingml/2006/main" noChangeAspect="1"/>
+                            </wp:cNvGraphicFramePr>
+                            <a:graphic xmlns:a="http://schemas.openxmlformats.org/drawingml/2006/main">
+                              <a:graphicData uri="http://schemas.openxmlformats.org/drawingml/2006/picture">
+                                <pic:pic xmlns:pic="http://schemas.openxmlformats.org/drawingml/2006/picture">
+                                  <pic:nvPicPr>
+                                    <pic:cNvPr id="0" name="Picture 3"/>
+                                    <pic:cNvPicPr>
+                                      <a:picLocks noChangeAspect="1" noChangeArrowheads="1"/>
+                                    </pic:cNvPicPr>
+                                  </pic:nvPicPr>
+                                  <pic:blipFill rotWithShape="1">
+                                    <a:blip r:embed="rId19">
+                                      <a:extLst>
+                                        <a:ext uri="{28A0092B-C50C-407E-A947-70E740481C1C}">
+                                          <a14:useLocalDpi xmlns:a14="http://schemas.microsoft.com/office/drawing/2010/main" val="0"/>
+                                        </a:ext>
+                                      </a:extLst>
+                                    </a:blip>
+                                    <a:srcRect t="5762"/>
+                                    <a:stretch>
+                                      <a:fillRect/>
+                                    </a:stretch>
+                                  </pic:blipFill>
+                                  <pic:spPr bwMode="auto">
+                                    <a:xfrm>
+                                      <a:off x="0" y="0"/>
+                                      <a:ext cx="2635250" cy="4526413"/>
+                                    </a:xfrm>
+                                    <a:prstGeom prst="rect">
+                                      <a:avLst/>
+                                    </a:prstGeom>
+                                    <a:noFill/>
+                                    <a:ln>
+                                      <a:noFill/>
+                                    </a:ln>
+                                    <a:extLst>
+                                      <a:ext uri="{53640926-AAD7-44D8-BBD7-CCE9431645EC}">
+                                        <a14:shadowObscured xmlns:a14="http://schemas.microsoft.com/office/drawing/2010/main"/>
+                                      </a:ext>
+                                    </a:extLst>
+                                  </pic:spPr>
+                                </pic:pic>
+                              </a:graphicData>
+                            </a:graphic>
+                          </wp:inline>
+                        </w:drawing>
+                      </w:r>
+                    </w:p>
+                    <w:p>
+                      <w:pPr>
+                        <w:pStyle w:val="4body"/>
+                      </w:pPr>
+                      <w:r>
+                        <w:t xml:space="preserve">From a modest start in 2022, the number of Ukrainian strikes deep inside Russia has risen steadily. Ukrainian drones now reach targets up to 3 000 km away, including Russia’s </w:t>
+                      </w:r>
+                      <w:hyperlink r:id="rId22" w:history="1">
+                        <w:r>
+                          <w:rPr>
+                            <w:rStyle w:val="Hyperlink"/>
+                          </w:rPr>
+                          <w:t>largest oil refinery</w:t>
+                        </w:r>
+                      </w:hyperlink>
+                      <w:r>
+                        <w:t xml:space="preserve"> in Omsk in the heart of Siberia.</w:t>
+                      </w:r>
+                    </w:p>
+                    <w:p>
+                      <w:pPr>
+                        <w:pStyle w:val="4body"/>
+                      </w:pPr>
+                      <w:r>
+                        <w:t>This year the number of deep strikes is set to reach a record,</w:t>
+                      </w:r>
+                      <w:r>
+                        <w:t xml:space="preserve"> </w:t>
+                      </w:r>
+                      <w:r>
+                        <w:t xml:space="preserve">likely more than doubling the number of attacks recorded in 2025 (661). Domestic production of Ukrainian long-range drones capable of deep strikes </w:t>
+                      </w:r>
+                      <w:hyperlink r:id="rId23">
+                        <w:r>
+                          <w:rPr>
+                            <w:rStyle w:val="Hyperlink"/>
+                          </w:rPr>
+                          <w:t>increased</w:t>
+                        </w:r>
+                      </w:hyperlink>
+                      <w:r>
+                        <w:t xml:space="preserve"> by 53 % between January and April 2026.</w:t>
+                      </w:r>
+                    </w:p>
+                    <w:p>
+                      <w:pPr>
+                        <w:pStyle w:val="4body"/>
+                      </w:pPr>
+                      <w:r>
+                        <w:t>Meanwhile, daring operations like Spiderweb have demonstrated Ukraine’s skill in planning and conducting complex covert operations by deploying drones that successfully targeted distant Russian military airbases.</w:t>
+                      </w:r>
+                    </w:p>
+                    <w:p>
+                      <w:pPr>
+                        <w:pStyle w:val="4body"/>
+                      </w:pPr>
+                      <w:r>
+                        <w:t>Sustained strikes on Russian energy infrastructure are also imposing rising economic costs and broadening the domestic impact of the war. Innovations like FP-1 ‘motherships’, which can launch smaller quadcopters near their targets, are increasing the effectiveness of attacks on military targets.</w:t>
+                      </w:r>
+                    </w:p>
+                  </w:txbxContent>
+                </v:textbox>
+                <w10:wrap type="tight" anchorx="margin"/>
+              </v:shape>
+            </w:pict>
+          </mc:Fallback>
+        </mc:AlternateContent>
+      </w:r>
+      <w:r>
+        <w:rPr>
+          <w:lang/>
+        </w:rPr>
+        <w:t>Introduction</w:t>
       </w:r>
     </w:p>
     <w:p>
@@ -1064,15 +1312,14 @@
         <w:pStyle w:val="31by"/>
         <w:framePr w:hSpace="0" w:wrap="auto" w:vAnchor="margin" w:hAnchor="text" w:xAlign="left" w:yAlign="inline"/>
         <w:ind w:left="0"/>
-        <w:rPr>
-          <w:lang/>
-        </w:rPr>
-      </w:pPr>
-      <w:r>
-        <w:rPr>
-          <w:lang/>
-        </w:rPr>
-        <w:t xml:space="preserve">by </w:t>
+      </w:pPr>
+      <w:proofErr w:type="gramStart"/>
+      <w:r>
+        <w:t>by</w:t>
+      </w:r>
+      <w:proofErr w:type="gramEnd"/>
+      <w:r>
+        <w:t xml:space="preserve"> </w:t>
       </w:r>
     </w:p>
     <w:p>
@@ -1082,15 +1329,13 @@
         <w:ind w:left="0"/>
       </w:pPr>
       <w:r>
-        <w:t>Bojana Zorić</w:t>
-      </w:r>
-    </w:p>
-    <w:p>
-      <w:pPr>
-        <w:spacing w:line="276" w:lineRule="auto"/>
-        <w:jc w:val="both"/>
-        <w:rPr>
-          <w:rFonts w:ascii="Calibri" w:eastAsia="Calibri" w:hAnsi="Calibri" w:cs="Calibri"/>
+        <w:t>Ondrej Ditrych</w:t>
+      </w:r>
+    </w:p>
+    <w:p>
+      <w:pPr>
+        <w:rPr>
+          <w:lang/>
         </w:rPr>
       </w:pPr>
     </w:p>
@@ -1098,408 +1343,742 @@
       <w:pPr>
         <w:pStyle w:val="4body"/>
         <w:rPr>
-          <w:rFonts w:eastAsia="Calibri"/>
-          <w:lang w:val="en-US"/>
-        </w:rPr>
-      </w:pPr>
-      <w:r>
-        <w:rPr>
-          <w:rFonts w:eastAsia="Calibri"/>
-          <w:lang w:val="en-US"/>
-        </w:rPr>
-        <w:t xml:space="preserve">The EU must adopt a more realistic approach to Ukraine's integration. Suggesting that membership is just around the corner risks undermining the EU’s credibility and weakening its leverage over the reforms that accession requires. The opening of accession negotiations on the Fundamentals cluster, together with the recent </w:t>
-      </w:r>
-      <w:hyperlink r:id="rId18">
+          <w:lang/>
+        </w:rPr>
+      </w:pPr>
+      <w:r>
+        <w:t xml:space="preserve">For over four years, Ukraine has bravely resisted Russia’s imperialist aggression. Positive momentum has been building up. Ukraine has consolidated its defences and slowed, and in places reversed, Russia’s advances. Its defence-industrial production capacity is expanding rapidly, and its innovation ecosystem is becoming one of the country’s most valuable assets. Kyiv can rely on the EU’s support through the unprecedented €90 billion loan approved in </w:t>
+      </w:r>
+      <w:proofErr w:type="gramStart"/>
+      <w:r>
+        <w:t>April 2026, and</w:t>
+      </w:r>
+      <w:proofErr w:type="gramEnd"/>
+      <w:r>
+        <w:t xml:space="preserve"> has successfully mobilised international support through skilful wartime diplomacy. Even the Trump administration, known for its scepticism, now admits that Ukraine ‘has cards’.  The country is also drawing closer to the EU as accession talks have finally begun. Meanwhile, Ukraine’s increasingly frequent long-range strikes deep inside Russia are steadily raising the costs of Moscow’s war of aggression. </w:t>
+      </w:r>
+    </w:p>
+    <w:p>
+      <w:pPr>
+        <w:pStyle w:val="4body"/>
+      </w:pPr>
+      <w:r>
+        <w:t xml:space="preserve">The EU has welcomed this development as it points towards a future peace favourable to its interests. However, it should not become complacent. </w:t>
+      </w:r>
+    </w:p>
+    <w:p>
+      <w:pPr>
+        <w:pStyle w:val="4body"/>
+      </w:pPr>
+      <w:r>
+        <w:t xml:space="preserve">Russia, while under increasing strain, can still mobilise further resources </w:t>
+      </w:r>
+      <w:proofErr w:type="gramStart"/>
+      <w:r>
+        <w:t>in an effort to</w:t>
+      </w:r>
+      <w:proofErr w:type="gramEnd"/>
+      <w:r>
+        <w:t xml:space="preserve"> reverse the setbacks it has suffered. Ukraine’s successes have been uneven, and Kyiv will continue to face relentless attacks</w:t>
+      </w:r>
+      <w:r>
+        <w:t xml:space="preserve"> </w:t>
+      </w:r>
+      <w:r>
+        <w:t>against its civilian infrastructure designed to break its resolve. These will add to the immense</w:t>
+      </w:r>
+      <w:r>
+        <w:t xml:space="preserve"> </w:t>
+      </w:r>
+      <w:r>
+        <w:t xml:space="preserve">destruction already inflicted on the country. </w:t>
+      </w:r>
+    </w:p>
+    <w:p>
+      <w:pPr>
+        <w:pStyle w:val="4body"/>
+      </w:pPr>
+      <w:r>
+        <w:t>To defend itself and, ultimately, to rebuild, Ukraine will continue to rely on partners. Here</w:t>
+      </w:r>
+      <w:r>
+        <w:t xml:space="preserve"> </w:t>
+      </w:r>
+      <w:r>
+        <w:t>is where this collection of proposals can offer a way forward, setting out innovative ideas to improve the ways in which the EU, foremost among those partners, can effectively empower Ukraine.</w:t>
+      </w:r>
+    </w:p>
+    <w:p>
+      <w:pPr>
+        <w:pStyle w:val="4body"/>
+      </w:pPr>
+      <w:r>
+        <w:t>Authored by EUISS Analysts pooling their extensive</w:t>
+      </w:r>
+      <w:r>
+        <w:t xml:space="preserve"> </w:t>
+      </w:r>
+      <w:r>
+        <w:t>regional and thematic expertise, these contributions look beyond the immediate challenges of the war. They propose new ways in which the EU can empower Ukraine, explain why these ideas could have a</w:t>
+      </w:r>
+      <w:r>
+        <w:t xml:space="preserve"> </w:t>
+      </w:r>
+      <w:r>
+        <w:t>transformative impact, and show how they could be translated into policy by building on existing initiatives.</w:t>
+      </w:r>
+    </w:p>
+    <w:p>
+      <w:pPr>
+        <w:pStyle w:val="4body"/>
+      </w:pPr>
+      <w:r>
+        <w:lastRenderedPageBreak/>
+        <w:t>The collection covers a range of subjects: from building societal resilience to deepening defence-industrial cooperation to strengthen the foundations for defending and deterring Russia; from reconstruction and recovery to Ukraine’s gradual integration into the EU; and from reinforcing international support networks for Ukraine</w:t>
+      </w:r>
+      <w:r>
+        <w:t xml:space="preserve"> </w:t>
+      </w:r>
+      <w:r>
+        <w:t xml:space="preserve">to dismantling Russian influence networks across Africa. </w:t>
+      </w:r>
+    </w:p>
+    <w:p>
+      <w:pPr>
+        <w:pStyle w:val="4body"/>
+      </w:pPr>
+      <w:r>
+        <w:t>In each case, the authors’ analysis of Ukraine’s current and future needs, together with an assessment of the EU’s response,</w:t>
+      </w:r>
+      <w:r>
+        <w:t xml:space="preserve"> </w:t>
+      </w:r>
+      <w:r>
+        <w:t>paves the way for practical policy recommendations that build on existing opportunities, address systemic weaknesses, and overcome key obstacles.</w:t>
+      </w:r>
+    </w:p>
+    <w:p>
+      <w:pPr>
+        <w:pStyle w:val="4body"/>
+      </w:pPr>
+      <w:r>
+        <w:t xml:space="preserve">When they look at the approximately five million Ukrainian citizens now residing in the EU, they see them not just as people who have found refuge from war, but also as a strategic constituency to be engaged to ensure Ukraine’s future resilience and recovery. </w:t>
+      </w:r>
+      <w:proofErr w:type="gramStart"/>
+      <w:r>
+        <w:t>Likewise</w:t>
+      </w:r>
+      <w:proofErr w:type="gramEnd"/>
+      <w:r>
+        <w:t xml:space="preserve"> when they look at the impressive rebirth of Ukraine’s defence industry, they see not just a sector that merits continued EU support, but also an opportunity </w:t>
+      </w:r>
+      <w:r>
+        <w:t>to</w:t>
+      </w:r>
+      <w:r>
+        <w:t xml:space="preserve"> use joint ventures to build stronger and more enduring partnerships. </w:t>
+      </w:r>
+    </w:p>
+    <w:p>
+      <w:pPr>
+        <w:pStyle w:val="4body"/>
+      </w:pPr>
+      <w:r>
+        <w:t>Looking ahead, the authors propose practical solutions to the challenges of rebuilding Ukraine, including likely shortages of available funding. To ensure stakeholders’ confidence and trust as well as efficient and fair use of available funds, they advocate the swift completion of a ‘single collector pipeline’ that brings together parallel funding streams within one integrated and transparent digital platform. To complement public funding, they propose new incentives for external investors, combining domestic reforms with external derisking measures to attract more private capital. Safeguarding Ukraine’s long-term prosperity will also require governance reforms</w:t>
+      </w:r>
+      <w:r>
+        <w:t xml:space="preserve"> </w:t>
+      </w:r>
+      <w:r>
+        <w:t xml:space="preserve">that strengthen the rule of law and improve the business environment, as well as modern infrastructure capable of powering up Ukraine’s future economic growth. This is why the authors recommend widening the focus beyond ensuring the continuity of essential </w:t>
+      </w:r>
+      <w:proofErr w:type="spellStart"/>
+      <w:r>
+        <w:t>energ</w:t>
+      </w:r>
+      <w:proofErr w:type="spellEnd"/>
+      <w:r>
+        <w:rPr>
+          <w:lang w:val="cs-CZ"/>
+        </w:rPr>
+        <w:t xml:space="preserve">y </w:t>
+      </w:r>
+      <w:r>
+        <w:t xml:space="preserve">services in the face of Russia’s sustained attacks to long-term investment in a distributed energy system that can serve as a model for European future energy networks. They also caution that this infrastructure must be protected by robust safeguards to ensure that the involvement of third </w:t>
+      </w:r>
+      <w:r>
+        <w:t>countries, including China, does not create undesirable dependencies or vulnerabilities to sabotage and espionage. They stress that enhanced support to Ukraine must be accompanied not only by a credible accession perspective, but also by accelerated integration across the functional, political and societal domains ahead of formal accession, firmly anchoring Ukraine in Europe while</w:t>
+      </w:r>
+      <w:r>
+        <w:t xml:space="preserve"> </w:t>
+      </w:r>
+      <w:r>
+        <w:t>delivering tangible benefits to its population.</w:t>
+      </w:r>
+    </w:p>
+    <w:p>
+      <w:pPr>
+        <w:pStyle w:val="4body"/>
+      </w:pPr>
+      <w:r>
+        <w:t xml:space="preserve">Finally, the authors highlight the key role the EU can play in helping Ukraine to leverage international partnerships for defence and reconstitution. Mindful of the current state of the transatlantic relationship, they argue that the EU should seize the existing window of opportunity to convince the Trump administration to increase pressure on a weakened Russia, and to recognise the strategic and commercial benefits of a just and lasting peace. They point </w:t>
+      </w:r>
+      <w:proofErr w:type="gramStart"/>
+      <w:r>
+        <w:t>in particular to</w:t>
+      </w:r>
+      <w:proofErr w:type="gramEnd"/>
+      <w:r>
+        <w:t xml:space="preserve"> the scope for expanding defence-industrial cooperation by setting up more weapons production lines</w:t>
+      </w:r>
+      <w:r>
+        <w:t xml:space="preserve"> </w:t>
+      </w:r>
+      <w:r>
+        <w:t>in Europe, including in Ukraine. Beyond political divergences that extend well beyond public rhetoric, the authors identify</w:t>
+      </w:r>
+      <w:r>
+        <w:t xml:space="preserve"> common interests </w:t>
+      </w:r>
+      <w:r>
+        <w:t>in Ukraine’s reconstruction and recovery. They therefore propose to create a compact to at least partially overcome collective action problems and avoid the costly consequences of a failed reconstruction effort. In addition to trying to keep the US invested, they also advocate for establishing a more robust and coherent network to prevent, expose and disrupt Russia’s deceptive recruitment schemes in Africa, thereby reducing the flow of recruits to the frontline, and undermining the Kremlin’s global influence.</w:t>
+      </w:r>
+    </w:p>
+    <w:p>
+      <w:pPr>
+        <w:pStyle w:val="4body"/>
+      </w:pPr>
+      <w:r>
+        <w:t>The collection covers a wide range of issues, but it does not</w:t>
+      </w:r>
+      <w:r>
+        <w:t xml:space="preserve"> </w:t>
+      </w:r>
+      <w:r>
+        <w:t>claim to be exhaustive. Its ambition is to inspire new policies, but also to encourage a more innovative way of thinking about how the EU can</w:t>
+      </w:r>
+      <w:r>
+        <w:t xml:space="preserve"> </w:t>
+      </w:r>
+      <w:r>
+        <w:t>empower Ukraine that is firmly grounded in an understanding of where the EU’s key strategic interests lie.</w:t>
+      </w:r>
+    </w:p>
+    <w:p>
+      <w:pPr>
+        <w:pStyle w:val="4body"/>
+      </w:pPr>
+      <w:r>
+        <w:t xml:space="preserve">It is mindful of the substantial support that the EU offers to Ukraine, but also of the challenges ahead. </w:t>
+      </w:r>
+    </w:p>
+    <w:p>
+      <w:pPr>
+        <w:pStyle w:val="4body"/>
+      </w:pPr>
+      <w:r>
+        <w:t>To date, the EU and its Member States have provided €211.3 billion overall in support (including €3.8 billion windfall revenues from</w:t>
+      </w:r>
+      <w:r>
+        <w:t xml:space="preserve"> </w:t>
+      </w:r>
+      <w:r>
+        <w:t xml:space="preserve">immobilised Russian assets). </w:t>
+      </w:r>
+    </w:p>
+    <w:p>
+      <w:pPr>
+        <w:pStyle w:val="4body"/>
+      </w:pPr>
+      <w:r>
+        <w:t>VISUALS: FINANCIAL ASSISTANCE</w:t>
+      </w:r>
+    </w:p>
+    <w:p>
+      <w:pPr>
+        <w:pStyle w:val="4body"/>
+      </w:pPr>
+      <w:r>
+        <w:t xml:space="preserve">The amount of the EU’s support exceeds that of any other international donor. The US comes a </w:t>
+      </w:r>
+      <w:r>
+        <w:lastRenderedPageBreak/>
+        <w:t xml:space="preserve">distant second, having provided an estimated €120 billion worth of support, </w:t>
+      </w:r>
+      <w:hyperlink r:id="rId24" w:history="1">
         <w:r>
           <w:rPr>
             <w:rStyle w:val="Hyperlink"/>
-            <w:rFonts w:eastAsia="Calibri"/>
           </w:rPr>
-          <w:t xml:space="preserve">Franco-German non-paper on EU enlargement, </w:t>
+          <w:t>according</w:t>
         </w:r>
       </w:hyperlink>
       <w:r>
-        <w:rPr>
-          <w:rFonts w:eastAsia="Calibri"/>
-          <w:lang w:val="en-US"/>
-        </w:rPr>
-        <w:t xml:space="preserve">have given new impetus to Ukraine's European path. Nevertheless, accession remains a long-term process constrained not only by the pace of reforms in Ukraine, but also by political realities within the Union itself. </w:t>
+        <w:t xml:space="preserve"> to the Kiel Institute Ukraine Support Tracker. </w:t>
       </w:r>
     </w:p>
     <w:p>
       <w:pPr>
         <w:pStyle w:val="4body"/>
-        <w:rPr>
-          <w:rFonts w:eastAsia="Calibri"/>
-          <w:lang w:val="en-US"/>
-        </w:rPr>
-      </w:pPr>
-      <w:r>
-        <w:rPr>
-          <w:rFonts w:eastAsia="Calibri"/>
-          <w:lang w:val="en-US"/>
-        </w:rPr>
-        <w:t xml:space="preserve">A realistic approach means shifting the focus from politically driven accession timelines towards concrete integration milestones that deliver visible benefits. This should become the cornerstone of the EU's strategy towards Kyiv: </w:t>
-      </w:r>
-      <w:r>
-        <w:rPr>
-          <w:rFonts w:eastAsia="Calibri"/>
-          <w:lang w:val="en-US"/>
-        </w:rPr>
-        <w:t xml:space="preserve">functional integration is not an alternative to membership, but a way of of progressively and irreversibly anchoring Ukraine in the European security and economic space while preparing the ground for full EU accession. </w:t>
-      </w:r>
-    </w:p>
-    <w:p>
-      <w:pPr>
-        <w:pStyle w:val="43subsubheading"/>
-        <w:rPr>
-          <w:lang/>
-        </w:rPr>
-      </w:pPr>
-      <w:r>
-        <w:rPr>
-          <w:lang w:val="en-GB"/>
-        </w:rPr>
-        <w:t>W</w:t>
-      </w:r>
-      <w:r>
-        <w:rPr>
-          <w:lang/>
-        </w:rPr>
-        <w:t>hy</w:t>
+      </w:pPr>
+      <w:r>
+        <w:t>VISUAL: STEPPING IN AFTER U.S. PULL OUT (SCROLLYTELLING)</w:t>
       </w:r>
     </w:p>
     <w:p>
       <w:pPr>
         <w:pStyle w:val="4body"/>
-        <w:rPr>
-          <w:rFonts w:eastAsia="Calibri"/>
-        </w:rPr>
-      </w:pPr>
-      <w:r>
-        <w:rPr>
-          <w:rFonts w:eastAsia="Calibri"/>
-        </w:rPr>
-        <w:t>This is no longer merely a question of enlargement, but a European security issue. Ukraine already possesses one of the continent’s most capable armies, significant battlefield experience and a rapidly developing defence-industrial sector. Anchoring Ukraine more deeply in European structures would strengthen both Ukraine’s resilience and Europe’s long-term security architecture. This makes the credibility of the EU's approach towards Ukraine strategically important.</w:t>
+      </w:pPr>
+      <w:r>
+        <w:t>Since the second Trump administration took office, US direct support to Ukraine has largely petered out.</w:t>
       </w:r>
     </w:p>
     <w:p>
       <w:pPr>
         <w:pStyle w:val="4body"/>
-        <w:rPr>
-          <w:rFonts w:eastAsia="Calibri"/>
-          <w:lang w:val="en-US"/>
-        </w:rPr>
-      </w:pPr>
-      <w:r>
-        <w:rPr>
-          <w:rFonts w:eastAsia="Calibri"/>
-          <w:lang w:val="en-US"/>
-        </w:rPr>
-        <w:t xml:space="preserve">Anything short of full EU membership in the near term is likely to disappoint Ukrainians. If expectations in Ukraine are not met, disillusionment could weaken the country's pro-European orientation and create openings for Russian hybrid warfare tactics. While Ukraine is unlikely to reverse its European course, unmet expectations could fuel reform fatigue and reinforce narratives that the EU's promises are ultimately unattainable. This would erode the EU's ability to drive reforms through the prospect of integration and eventual membership. Functional integration should therefore be </w:t>
-      </w:r>
-      <w:r>
-        <w:rPr>
-          <w:rFonts w:eastAsia="Calibri"/>
-          <w:lang w:val="en-US"/>
-        </w:rPr>
-        <w:lastRenderedPageBreak/>
-        <w:t>treated not simply as an economic instrument, but as a geopolitical tool that reduces Russian leverage by building irreversible interdependence between Ukraine and the EU while strengthening Europe's long-term security architecture.</w:t>
-      </w:r>
-    </w:p>
-    <w:p>
-      <w:pPr>
-        <w:pStyle w:val="43subsubheading"/>
-        <w:rPr>
-          <w:lang/>
-        </w:rPr>
-      </w:pPr>
-      <w:r>
-        <w:rPr>
-          <w:lang w:val="en-GB"/>
-        </w:rPr>
-        <w:t>W</w:t>
-      </w:r>
-      <w:r>
-        <w:rPr>
-          <w:lang/>
-        </w:rPr>
-        <w:t>hat</w:t>
+      </w:pPr>
+      <w:r>
+        <w:t>However, the EU has stepped up its assistance to offset this decline, increasing military aid by 67 % and non-military aid by 59 % above the previous three-year average, as recorded by the Kiel Institute.</w:t>
       </w:r>
     </w:p>
     <w:p>
       <w:pPr>
         <w:pStyle w:val="4body"/>
-        <w:rPr>
-          <w:rFonts w:eastAsia="Calibri"/>
-        </w:rPr>
-      </w:pPr>
-      <w:r>
-        <w:rPr>
-          <w:rFonts w:eastAsia="Calibri"/>
-        </w:rPr>
-        <w:t>The EU should complement the accession process through an integration accelerator centred on deeper functional integration</w:t>
-      </w:r>
-      <w:r>
-        <w:rPr>
-          <w:rFonts w:eastAsia="Calibri"/>
-        </w:rPr>
-        <w:t>. A precedent already exists. In 1989, when full accession was not yet politically feasible</w:t>
-      </w:r>
-      <w:r>
-        <w:rPr>
-          <w:rFonts w:eastAsia="Calibri"/>
-          <w:b/>
-          <w:bCs/>
-        </w:rPr>
-        <w:t>,</w:t>
-      </w:r>
-      <w:r>
-        <w:rPr>
-          <w:rFonts w:eastAsia="Calibri"/>
-        </w:rPr>
-        <w:t xml:space="preserve"> Commission President Jacques Delors proposed anchoring </w:t>
-      </w:r>
-      <w:r>
-        <w:rPr>
-          <w:rFonts w:eastAsia="Calibri"/>
-          <w:color w:val="1F1F1F"/>
-        </w:rPr>
-        <w:t>European Free Trade Association</w:t>
-      </w:r>
-      <w:r>
-        <w:rPr>
-          <w:rFonts w:eastAsia="Calibri"/>
-        </w:rPr>
-        <w:t xml:space="preserve"> (</w:t>
-      </w:r>
-      <w:r>
-        <w:rPr>
-          <w:rFonts w:eastAsia="Calibri"/>
-        </w:rPr>
-        <w:t xml:space="preserve">EFTA) countries in the Single Market without immediate accession. This model, later realised through the European Economic Area (EEA), enabled deep economic integration and regulatory convergence before membership became politically possible. </w:t>
+      </w:pPr>
+      <w:r>
+        <w:t>VISUAL: MILITARY ASSISTANCE BY VALUE/UNITS</w:t>
       </w:r>
     </w:p>
     <w:p>
       <w:pPr>
         <w:pStyle w:val="4body"/>
-        <w:rPr>
-          <w:rFonts w:eastAsia="Calibri"/>
-          <w:lang w:val="en-US"/>
-        </w:rPr>
-      </w:pPr>
-      <w:r>
-        <w:rPr>
-          <w:rFonts w:eastAsia="Calibri"/>
-          <w:lang w:val="en-US"/>
-        </w:rPr>
-        <w:t xml:space="preserve">A similar logic should guide the EU's approach to Ukraine today.  Gradual integration is the most politically sustainable way to reconcile support for Ukraine across the Member States with the integrity of the enlargement process. The strategy should combine three mutually reinforcing dimensions: </w:t>
-      </w:r>
-      <w:r>
-        <w:rPr>
-          <w:rFonts w:eastAsia="Calibri"/>
-          <w:i/>
-          <w:iCs/>
-          <w:lang w:val="en-US"/>
-        </w:rPr>
-        <w:t xml:space="preserve">functional integration, political integration </w:t>
-      </w:r>
-      <w:r>
-        <w:rPr>
-          <w:rFonts w:eastAsia="Calibri"/>
-          <w:lang w:val="en-US"/>
-        </w:rPr>
-        <w:t>and</w:t>
-      </w:r>
-      <w:r>
-        <w:rPr>
-          <w:rFonts w:eastAsia="Calibri"/>
-          <w:i/>
-          <w:iCs/>
-          <w:lang w:val="en-US"/>
-        </w:rPr>
-        <w:t xml:space="preserve"> societal integration</w:t>
-      </w:r>
-      <w:r>
-        <w:rPr>
-          <w:rFonts w:eastAsia="Calibri"/>
-          <w:lang w:val="en-US"/>
-        </w:rPr>
-        <w:t xml:space="preserve">. </w:t>
-      </w:r>
-    </w:p>
-    <w:p>
-      <w:pPr>
-        <w:pStyle w:val="4body"/>
-        <w:rPr>
-          <w:rFonts w:eastAsia="Calibri"/>
-          <w:lang w:val="en-US"/>
-        </w:rPr>
-      </w:pPr>
-      <w:r>
-        <w:rPr>
-          <w:rFonts w:eastAsia="Calibri"/>
-          <w:lang w:val="en-US"/>
-        </w:rPr>
-        <w:t xml:space="preserve">Firstly, functional integration should focus on areas where practical gains are already achievable, including electricity market coupling, digital integration, industrial standards, trade and defence-industrial cooperation. Full coupling of Ukraine’s electricity market with the EU by 2027 would support reconstruction, attract investment, strengthen energy security and resilience, and integrate Ukraine more deeply into the European energy market. Defence-industrial cooperation offers another example, </w:t>
-      </w:r>
-      <w:r>
-        <w:rPr>
-          <w:rFonts w:eastAsia="Calibri"/>
-          <w:highlight w:val="yellow"/>
-          <w:lang w:val="en-US"/>
-        </w:rPr>
-        <w:t>as argued by Ondřej Ditrych and Luigi Scazzieri in the chapter 'Defence Integration Booster</w:t>
-      </w:r>
-      <w:r>
-        <w:rPr>
-          <w:rFonts w:eastAsia="Calibri"/>
-          <w:lang w:val="en-US"/>
-        </w:rPr>
-        <w:t xml:space="preserve">'.   </w:t>
-      </w:r>
-    </w:p>
-    <w:p>
-      <w:pPr>
-        <w:pStyle w:val="4body"/>
-        <w:rPr>
-          <w:rFonts w:eastAsia="Calibri"/>
-          <w:lang w:val="en-US"/>
-        </w:rPr>
-      </w:pPr>
-      <w:r>
-        <w:rPr>
-          <w:rFonts w:eastAsia="Calibri"/>
-          <w:lang w:val="en-US"/>
-        </w:rPr>
-        <w:t xml:space="preserve">Secondly, if Ukraine is expected to align with EU rules and absorb the costs of partial access to the Single Market, it should also be granted political recognition and inclusion. Ukrainian ministers could therefore participate without full voting rights in selected Council discussions related to energy, transport, digital policy and defence-industrial cooperation, while Ukraine should be progressively included in relevant EU platforms and agencies. This would help ensure that </w:t>
-      </w:r>
-      <w:r>
-        <w:rPr>
-          <w:rFonts w:eastAsia="Calibri"/>
-          <w:lang w:val="en-US"/>
-        </w:rPr>
-        <w:t>integration is experienced not only as conditionality, but also as political belonging.</w:t>
-      </w:r>
-    </w:p>
-    <w:p>
-      <w:pPr>
-        <w:pStyle w:val="4body"/>
-        <w:rPr>
-          <w:rFonts w:eastAsia="Calibri"/>
-          <w:lang w:val="en-US"/>
-        </w:rPr>
-      </w:pPr>
-      <w:r>
-        <w:rPr>
-          <w:rFonts w:eastAsia="Calibri"/>
-          <w:lang w:val="en-US"/>
-        </w:rPr>
-        <w:t xml:space="preserve">Thirdly, integration must be visible to citizens. Ukraine’s participation in the ‘Roam Like at Home’ policy from January 2026 demonstrates how European integration can deliver tangible improvements in everyday life. Similar efforts in mobility, education and people-to-people exchanges would help ensure that the benefits of integration are experienced not only through institutional cooperation, but also in citizens’ daily lives. These initiatives should be accompanied by coherent strategic messaging from the EU and Ukraine that clearly explains what each integration milestone delivers and how it advances Ukraine's path to EU membership. </w:t>
-      </w:r>
-    </w:p>
-    <w:p>
-      <w:pPr>
-        <w:pStyle w:val="43subsubheading"/>
-        <w:rPr>
-          <w:lang/>
-        </w:rPr>
-      </w:pPr>
-      <w:r>
-        <w:t>H</w:t>
-      </w:r>
-      <w:r>
-        <w:rPr>
-          <w:lang/>
-        </w:rPr>
-        <w:t>ow</w:t>
-      </w:r>
-    </w:p>
-    <w:p>
-      <w:pPr>
-        <w:pStyle w:val="4body"/>
-        <w:rPr>
-          <w:rFonts w:eastAsia="Calibri"/>
-          <w:lang w:val="en-US"/>
-        </w:rPr>
-      </w:pPr>
-      <w:r>
-        <w:rPr>
-          <w:rFonts w:eastAsia="Calibri"/>
-          <w:lang w:val="en-US"/>
-        </w:rPr>
-        <w:t xml:space="preserve">The next Multiannual Financial Framework (MFF) offers an opportunity to align the EU's financial support more closely with Ukraine's integration trajectory. While the proposed Ukraine Reserve, channelled through the pre-accession Global Europe instrument, will make available up to </w:t>
-      </w:r>
-      <w:hyperlink r:id="rId19">
+      </w:pPr>
+      <w:r>
+        <w:t xml:space="preserve">In addition to increasing financial aid, the EU has supported the training of Ukraine’s armed forces and security sector reform through two CSDP missions – EUMAM (which, at the time of writing, has trained </w:t>
+      </w:r>
+      <w:hyperlink r:id="rId25">
         <w:r>
           <w:rPr>
             <w:rStyle w:val="Hyperlink"/>
-            <w:rFonts w:eastAsia="Calibri"/>
           </w:rPr>
-          <w:t>€100 billion for 2028–2034</w:t>
+          <w:t>over</w:t>
         </w:r>
       </w:hyperlink>
       <w:r>
-        <w:rPr>
-          <w:rFonts w:eastAsia="Calibri"/>
-          <w:lang w:val="en-US"/>
-        </w:rPr>
-        <w:t xml:space="preserve">, this falls well short of Ukraine's estimated reconstruction needs of more than </w:t>
-      </w:r>
-      <w:hyperlink r:id="rId20">
+        <w:t xml:space="preserve"> 93 000 Ukrainian troops) and EUAM. Meanwhile, extending</w:t>
+      </w:r>
+      <w:r>
+        <w:t xml:space="preserve"> </w:t>
+      </w:r>
+      <w:r>
+        <w:t>defence-industrial cooperation and Ukraine’s integration into initiatives such as Security Action for Europe (SAFE) and the European Defence Industry Programme (EDIP) allows</w:t>
+      </w:r>
+      <w:r>
+        <w:t xml:space="preserve"> </w:t>
+      </w:r>
+      <w:r>
+        <w:t>Ukraine to pool financing, production capacity and innovation with its European partners to meet shared defence needs more effectively.</w:t>
+      </w:r>
+    </w:p>
+    <w:p>
+      <w:pPr>
+        <w:pStyle w:val="4body"/>
+      </w:pPr>
+      <w:r>
+        <w:t>The EU is also looking to the future. It has earmarked €100 billion for further support to Ukraine under the next Multiannual Financial Framework. However, Europe’s fiscal space is shrinking as Member States increase spending</w:t>
+      </w:r>
+      <w:r>
+        <w:t xml:space="preserve"> </w:t>
+      </w:r>
+      <w:r>
+        <w:t>on their own defence to deter the mounting threat from Russia, while the US recalibrates its security and defence priorities. The EU is therefore keeping open the option of</w:t>
+      </w:r>
+      <w:r>
+        <w:t xml:space="preserve"> </w:t>
+      </w:r>
+      <w:r>
+        <w:t>using immobilised Russian assets</w:t>
+      </w:r>
+      <w:r>
+        <w:t xml:space="preserve"> </w:t>
+      </w:r>
+      <w:r>
+        <w:t>in the future to repay the support loan and finance a new reparations loan for Ukraine. Assets immobilised in Member States amount to €209.2 billion, or 72.3 % of the global total.</w:t>
+      </w:r>
+    </w:p>
+    <w:p>
+      <w:pPr>
+        <w:pStyle w:val="4body"/>
+      </w:pPr>
+      <w:r>
+        <w:t xml:space="preserve">The reality is that Ukraine’s reconstruction and recovery needs will be several times greater than the amount the EU has earmarked for 2028-2034. Member States and other donors can still mobilise additional </w:t>
+      </w:r>
+      <w:proofErr w:type="gramStart"/>
+      <w:r>
+        <w:t>resources</w:t>
+      </w:r>
+      <w:proofErr w:type="gramEnd"/>
+      <w:r>
+        <w:t xml:space="preserve"> but they are being stretched thin.  Unlocking private capital can provide an important additional source of funding. However, the costs of rebuilding the country are staggering.</w:t>
+      </w:r>
+    </w:p>
+    <w:p>
+      <w:pPr>
+        <w:pStyle w:val="4body"/>
+      </w:pPr>
+      <w:r>
+        <w:t xml:space="preserve">EU support will need to continue over a sustained period after a ceasefire is reached and until the now </w:t>
+      </w:r>
+      <w:r>
+        <w:t>devasted Ukrainian economy is capable of generating sufficient revenue – and comes to resemble the government’s vision of a liberal ‘</w:t>
+      </w:r>
+      <w:hyperlink r:id="rId26">
         <w:r>
           <w:rPr>
             <w:rStyle w:val="Hyperlink"/>
-            <w:rFonts w:eastAsia="Calibri"/>
           </w:rPr>
-          <w:t>€520 billion</w:t>
+          <w:t>Economy of the Future</w:t>
         </w:r>
       </w:hyperlink>
       <w:r>
-        <w:rPr>
-          <w:rFonts w:eastAsia="Calibri"/>
-          <w:lang w:val="en-US"/>
-        </w:rPr>
-        <w:t xml:space="preserve"> over the coming decade. Future EU support must do more than finance recovery: it should also accelerate Ukraine's integration into the Union. To this end, the Ukraine Reserve should link reconstruction funding, accession-related reforms and sectoral integration within a single strategic framework. Financial support should increasingly be tied to concrete integration milestones in areas such as energy, digital policy, transport and defence-industrial cooperation, while reforms should also improve Ukraine's business and investment climate to help mobilise much-needed private investment.</w:t>
+        <w:t xml:space="preserve">’ with sustained growth, foreign direct investment (FDI) exceeding prewar levels and conditions conducive to the eventual return of at least three million Ukrainians from abroad to meet the country’s labour needs. Russia’s war has caused terrible human suffering and vast economic damage. The most recent </w:t>
+      </w:r>
+      <w:hyperlink r:id="rId27">
+        <w:r>
+          <w:rPr>
+            <w:rStyle w:val="Hyperlink"/>
+          </w:rPr>
+          <w:t>Rapid Damage and Needs Assessment (RDNA5)</w:t>
+        </w:r>
+      </w:hyperlink>
+      <w:r>
+        <w:t>, undertaken by the European Commission together with the World Bank, the Ukrainian government and the UN and published in February 2026, estimates the country’s reconstruction and recovery needs over the next decade at € 515.3 billion, or three times Ukraine’s nominal GDP. Of this amount, up to 40 % (but no more than that) could be met by the private sector provided necessary governance reforms take place. Much</w:t>
+      </w:r>
+      <w:r>
+        <w:t xml:space="preserve"> </w:t>
+      </w:r>
+      <w:r>
+        <w:t>of the damage is due to Russia’s deliberate targeting of Ukrainian civilian infrastructure, which has steadily intensified</w:t>
+      </w:r>
+      <w:r>
+        <w:t xml:space="preserve"> </w:t>
+      </w:r>
+      <w:r>
+        <w:t>over time.</w:t>
       </w:r>
     </w:p>
     <w:p>
       <w:pPr>
         <w:pStyle w:val="4body"/>
-        <w:rPr>
-          <w:rFonts w:eastAsia="Calibri"/>
-          <w:lang w:val="en-US"/>
-        </w:rPr>
-      </w:pPr>
-      <w:r>
-        <w:rPr>
-          <w:rFonts w:eastAsia="Calibri"/>
-          <w:lang w:val="en-US"/>
-        </w:rPr>
-        <w:t xml:space="preserve">At the same time, the EU must recognise that deeper market access will entail adjustment costs. Certain Ukrainian sectors – such as steel, transport and energy – could face significant competitive and regulatory pressures from closer participation in the Single Market. Market opening should be accompanied by transitional arrangements, safeguard mechanisms and targeted financial support. Continued access should remain conditional on sustained reforms, democratic alignment and improvements in the </w:t>
-      </w:r>
-      <w:r>
-        <w:rPr>
-          <w:rFonts w:eastAsia="Calibri"/>
-          <w:lang w:val="en-US"/>
-        </w:rPr>
+      </w:pPr>
+      <w:r>
+        <w:t>VISUAL: CIVILIAN INFRASTRUCTURE TARGETING</w:t>
+      </w:r>
+    </w:p>
+    <w:p>
+      <w:pPr>
+        <w:pStyle w:val="4body"/>
+      </w:pPr>
+      <w:r>
+        <w:t>The damage has been distributed unevenly across Ukraine’s regions, including the territories under illegal Russian occupation.</w:t>
+      </w:r>
+    </w:p>
+    <w:p>
+      <w:pPr>
+        <w:pStyle w:val="4body"/>
+      </w:pPr>
+      <w:r>
+        <w:t>VISUAL: DAMAGE DISTRIBUTION</w:t>
+      </w:r>
+    </w:p>
+    <w:p>
+      <w:pPr>
+        <w:pStyle w:val="4body"/>
+      </w:pPr>
+      <w:proofErr w:type="spellStart"/>
+      <w:r>
+        <w:t>Donetska</w:t>
+      </w:r>
+      <w:proofErr w:type="spellEnd"/>
+      <w:r>
+        <w:t xml:space="preserve"> oblast accounts for about one quarter of the overall damage, while </w:t>
+      </w:r>
+      <w:proofErr w:type="spellStart"/>
+      <w:r>
+        <w:t>Kharkivska</w:t>
+      </w:r>
+      <w:proofErr w:type="spellEnd"/>
+      <w:r>
+        <w:t xml:space="preserve"> and </w:t>
+      </w:r>
+      <w:proofErr w:type="spellStart"/>
+      <w:r>
+        <w:t>Zaporizka</w:t>
+      </w:r>
+      <w:proofErr w:type="spellEnd"/>
+      <w:r>
+        <w:t xml:space="preserve"> oblasts together account for another quarter.</w:t>
+      </w:r>
+    </w:p>
+    <w:p>
+      <w:pPr>
+        <w:pStyle w:val="4body"/>
+      </w:pPr>
+      <w:r>
+        <w:t>As a result, reconstruction and recovery needs vary significantly across the country. The most severely hit frontline regions risk failing to attract sufficient funding.</w:t>
+      </w:r>
+    </w:p>
+    <w:p>
+      <w:pPr>
+        <w:pStyle w:val="4body"/>
+      </w:pPr>
+      <w:r>
+        <w:t xml:space="preserve">Meanwhile, the likelihood of a ceasefire agreement being reached in 2026 is slim. Russia may seek to exploit diplomatic negotiations as a way of achieving its war objectives – in other words, as a continuation of war by other means. However, it can no longer place hopes in the Trump administration as it once did. The conditions each side considers acceptable for a ceasefire continue to differ dramatically, while neither side has the military capacity to achieve a decisive breakthrough on the battlefield. Both Ukraine and Russia now have the capacity to inflict significant damage deep behind enemy lines, but both appear willing to bear the costs of a prolonged war. Ukraine’s ability to strike military infrastructure </w:t>
+      </w:r>
+      <w:r>
         <w:lastRenderedPageBreak/>
-        <w:t>rule of law, allowing the EU to maintain leverage against backsliding.</w:t>
-      </w:r>
-    </w:p>
-    <w:p>
-      <w:pPr>
-        <w:rPr>
-          <w:lang/>
-        </w:rPr>
-      </w:pPr>
-    </w:p>
-    <w:p>
-      <w:pPr>
-        <w:rPr>
-          <w:lang/>
-        </w:rPr>
+        <w:t xml:space="preserve">close to the frontline, as well as logistics hubs and oil refineries deep inside Rusia, has increased sharply, complicating the delivery of Russian supplies to the front, constraining Russia’s petroleum exports, and creating fuel shortages during the </w:t>
+      </w:r>
+      <w:proofErr w:type="spellStart"/>
+      <w:r>
+        <w:t>the</w:t>
+      </w:r>
+      <w:proofErr w:type="spellEnd"/>
+      <w:r>
+        <w:t xml:space="preserve"> peak summer demand season that extend beyond Moscow to nearly all regions in the country. Illegally occupied Crimea features prominently among the targeted territories. However, Russia maintains missile superiority, while Ukraine struggles to field sufficient air defences. </w:t>
+      </w:r>
+    </w:p>
+    <w:p>
+      <w:pPr>
+        <w:pStyle w:val="4body"/>
+      </w:pPr>
+      <w:r>
+        <w:t xml:space="preserve">The Kremlin may still believe that it can take the whole of Donbas and use it as a springboard for renewed pressure further inland. But neither side is likely to make significant advances on the ground. Both continue to believe, however, that they can improve their position through deep strikes: Ukraine by intensifying pressure on </w:t>
+      </w:r>
+      <w:proofErr w:type="gramStart"/>
+      <w:r>
+        <w:t>Russia’s  fuel</w:t>
+      </w:r>
+      <w:proofErr w:type="gramEnd"/>
+      <w:r>
+        <w:t xml:space="preserve"> supply, and Russia </w:t>
+      </w:r>
+      <w:r>
+        <w:t xml:space="preserve">by </w:t>
+      </w:r>
+      <w:r>
+        <w:t>once again targeting Ukraine’s energy and heating infrastructure as Winter approaches.</w:t>
+      </w:r>
+    </w:p>
+    <w:p>
+      <w:pPr>
+        <w:pStyle w:val="4body"/>
+      </w:pPr>
+      <w:r>
+        <w:t xml:space="preserve">This situation is not conducive to a ceasefire </w:t>
+      </w:r>
+      <w:proofErr w:type="gramStart"/>
+      <w:r>
+        <w:t>in the near future</w:t>
+      </w:r>
+      <w:proofErr w:type="gramEnd"/>
+      <w:r>
+        <w:t xml:space="preserve">. But neither is it a stalemate. Ukraine is now in a much stronger relative position </w:t>
+      </w:r>
+      <w:r>
+        <w:rPr>
+          <w:i/>
+          <w:iCs/>
+        </w:rPr>
+        <w:t>vis-à-vis</w:t>
+      </w:r>
+      <w:r>
+        <w:t xml:space="preserve"> Russia than at the beginning of 2026, while the latter’s vulnerabilities are becoming increasingly evident. Russia’s economy is now contracting for the first time since 2023. </w:t>
+      </w:r>
+    </w:p>
+    <w:p>
+      <w:pPr>
+        <w:pStyle w:val="4body"/>
+      </w:pPr>
+      <w:r>
+        <w:t>VISUAL: RUSSIA’S GDP</w:t>
+      </w:r>
+    </w:p>
+    <w:p>
+      <w:pPr>
+        <w:pStyle w:val="4body"/>
+      </w:pPr>
+      <w:r>
+        <w:t xml:space="preserve">The windfall from the Hormuz crisis offered Moscow a welcome </w:t>
+      </w:r>
+      <w:proofErr w:type="gramStart"/>
+      <w:r>
+        <w:t>lifeline, but</w:t>
+      </w:r>
+      <w:proofErr w:type="gramEnd"/>
+      <w:r>
+        <w:t xml:space="preserve"> did little more than temporarily plug the holes in an increasingly leaky ship. Signs of war fatigue are becoming </w:t>
+      </w:r>
+      <w:proofErr w:type="gramStart"/>
+      <w:r>
+        <w:t>more and more</w:t>
+      </w:r>
+      <w:proofErr w:type="gramEnd"/>
+      <w:r>
+        <w:t xml:space="preserve"> visible in Russian society, while even within the elite there are occasional, if fleeting, expressions of </w:t>
+      </w:r>
+      <w:proofErr w:type="gramStart"/>
+      <w:r>
+        <w:t>discontent  over</w:t>
+      </w:r>
+      <w:proofErr w:type="gramEnd"/>
+      <w:r>
+        <w:t xml:space="preserve"> a war that has </w:t>
+      </w:r>
+      <w:hyperlink r:id="rId28" w:history="1">
+        <w:r>
+          <w:rPr>
+            <w:rStyle w:val="Hyperlink"/>
+          </w:rPr>
+          <w:t>claimed</w:t>
+        </w:r>
+      </w:hyperlink>
+      <w:r>
+        <w:t xml:space="preserve"> the lives of 450 000 Russian soldiers.</w:t>
+      </w:r>
+    </w:p>
+    <w:p>
+      <w:pPr>
+        <w:pStyle w:val="4body"/>
+      </w:pPr>
+      <w:r>
+        <w:t>This is the moment to increase</w:t>
+      </w:r>
+      <w:r>
+        <w:t xml:space="preserve"> </w:t>
+      </w:r>
+      <w:r>
+        <w:t xml:space="preserve">pressure on the Kremlin and work to </w:t>
+      </w:r>
+      <w:hyperlink r:id="rId29">
+        <w:proofErr w:type="spellStart"/>
+        <w:r>
+          <w:rPr>
+            <w:rStyle w:val="Hyperlink"/>
+          </w:rPr>
+          <w:t>unpower</w:t>
+        </w:r>
+        <w:proofErr w:type="spellEnd"/>
+      </w:hyperlink>
+      <w:r>
+        <w:t xml:space="preserve"> it. But the prospect of a quick peace remains as elusive as ever. Defeating Putin’s imperialist project</w:t>
+      </w:r>
+      <w:r>
+        <w:t xml:space="preserve"> </w:t>
+      </w:r>
+      <w:r>
+        <w:t>will require a sustained long-term effort, with empowering Ukraine remaining central to that strategy.</w:t>
+      </w:r>
+    </w:p>
+    <w:p>
+      <w:pPr>
+        <w:pStyle w:val="4body"/>
+      </w:pPr>
+      <w:r>
+        <w:t>Steadfast support by the EU, Ukraine’s key partner, will be essential both to help Ukraine secure a favourable peace agreement, and to manage the aftermath. The post-war period is likely to be characterised by economic malaise,</w:t>
+      </w:r>
+      <w:r>
+        <w:t xml:space="preserve"> </w:t>
+      </w:r>
+      <w:r>
+        <w:t xml:space="preserve">a persistent security deficit and a difficult transition from martial law to a new political ‘normal’. The </w:t>
+      </w:r>
+      <w:r>
+        <w:t>Kremlin will spare no effort to foment internal instability and drive a wedge between Ukraine and the EU.</w:t>
+      </w:r>
+    </w:p>
+    <w:p>
+      <w:pPr>
+        <w:pStyle w:val="4body"/>
+      </w:pPr>
+      <w:r>
+        <w:t>VISUAL: RUSSIAN HYBRID</w:t>
+      </w:r>
+    </w:p>
+    <w:p>
+      <w:pPr>
+        <w:pStyle w:val="4body"/>
+      </w:pPr>
+      <w:r>
+        <w:t xml:space="preserve">Russia-engineered FIMI campaigns will, as they </w:t>
+      </w:r>
+      <w:hyperlink r:id="rId30" w:history="1">
+        <w:r>
+          <w:rPr>
+            <w:rStyle w:val="Hyperlink"/>
+          </w:rPr>
+          <w:t>already do at present</w:t>
+        </w:r>
+      </w:hyperlink>
+      <w:r>
+        <w:t>, persistently and opportunistically exploit insecurities in both Ukraine and the EU, amplify perceptions of incompatible values, and seek to turn citizens against ‘elites’ portrayed as betraying their real interests. The Kremlin will seek both to undermine the enlargement process, and to use that process to undermine the EU and Ukraine.</w:t>
+      </w:r>
+    </w:p>
+    <w:p>
+      <w:pPr>
+        <w:pStyle w:val="4body"/>
+      </w:pPr>
+      <w:r>
+        <w:t xml:space="preserve">To make sure it </w:t>
+      </w:r>
+      <w:proofErr w:type="gramStart"/>
+      <w:r>
+        <w:t>does not succeed</w:t>
+      </w:r>
+      <w:proofErr w:type="gramEnd"/>
+      <w:r>
+        <w:t>, and to safeguard the accession process that anchors the vision of a free and democratic Ukraine in a united Europe, will require robust resilience on both sides.</w:t>
+      </w:r>
+    </w:p>
+    <w:p>
+      <w:pPr>
+        <w:pStyle w:val="4body"/>
+      </w:pPr>
+      <w:r>
+        <w:t>Ensuring that an empowered Ukraine is on its side, and becomes a Member State down the road, is one of the EU’s core strategic interests in the face of Russia’s efforts to rebuild its empire. Externalising threats that by default are shared by the community of European states is not a realistic option. Empowering Ukraine – and, in doing so, strengthening Europe – is a major undertaking. It requires political resolve,</w:t>
+      </w:r>
+      <w:r>
+        <w:t xml:space="preserve"> </w:t>
+      </w:r>
+      <w:r>
+        <w:t>a clear understanding of the challenges ahead and a</w:t>
+      </w:r>
+      <w:r>
+        <w:t xml:space="preserve"> </w:t>
+      </w:r>
+      <w:r>
+        <w:t>readiness to confront them head-on, as well as forward-thinking about how this objective can be pursued more effectively and, where possible, at lower cost.</w:t>
+      </w:r>
+    </w:p>
+    <w:p>
+      <w:pPr>
+        <w:pStyle w:val="4body"/>
+      </w:pPr>
+    </w:p>
+    <w:p>
+      <w:pPr>
+        <w:pStyle w:val="4body"/>
+      </w:pPr>
+      <w:r>
+        <w:t xml:space="preserve"> </w:t>
+      </w:r>
+    </w:p>
+    <w:p>
+      <w:pPr>
+        <w:pStyle w:val="4body"/>
         <w:sectPr>
+          <w:headerReference w:type="first" r:id="rId31"/>
+          <w:footerReference w:type="first" r:id="rId32"/>
           <w:footnotePr>
             <w:numFmt w:val="chicago"/>
           </w:footnotePr>
@@ -1527,7 +2106,7 @@
           <w:lang w:val="en-GB"/>
         </w:rPr>
         <w:lastRenderedPageBreak/>
-        <w:t>Anti-scam Network</w:t>
+        <w:t>Integration accelerator</w:t>
       </w:r>
     </w:p>
     <w:p>
@@ -1541,7 +2120,7 @@
         <w:rPr>
           <w:lang w:val="en-GB"/>
         </w:rPr>
-        <w:t>Countering Russian recruitment in Africa and beyond</w:t>
+        <w:t>How to anchor Ukraine in the EU before membership</w:t>
       </w:r>
     </w:p>
     <w:p>
@@ -1549,15 +2128,14 @@
         <w:pStyle w:val="31by"/>
         <w:framePr w:hSpace="0" w:wrap="auto" w:vAnchor="margin" w:hAnchor="text" w:xAlign="left" w:yAlign="inline"/>
         <w:ind w:left="0"/>
-        <w:rPr>
-          <w:lang/>
-        </w:rPr>
-      </w:pPr>
-      <w:r>
-        <w:rPr>
-          <w:lang/>
-        </w:rPr>
-        <w:t xml:space="preserve">by </w:t>
+      </w:pPr>
+      <w:proofErr w:type="gramStart"/>
+      <w:r>
+        <w:t>by</w:t>
+      </w:r>
+      <w:proofErr w:type="gramEnd"/>
+      <w:r>
+        <w:t xml:space="preserve"> </w:t>
       </w:r>
     </w:p>
     <w:p>
@@ -1567,7 +2145,7 @@
         <w:ind w:left="0"/>
       </w:pPr>
       <w:r>
-        <w:t>Rossella Marangio</w:t>
+        <w:t>Bojana Zorić</w:t>
       </w:r>
     </w:p>
     <w:p>
@@ -1584,6 +2162,609 @@
         <w:pStyle w:val="4body"/>
         <w:rPr>
           <w:rFonts w:eastAsia="Calibri"/>
+          <w:lang w:val="en-US"/>
+        </w:rPr>
+      </w:pPr>
+      <w:r>
+        <w:rPr>
+          <w:rFonts w:eastAsia="Calibri"/>
+          <w:lang w:val="en-US"/>
+        </w:rPr>
+        <w:t xml:space="preserve">The EU must adopt a more realistic approach to Ukraine's integration. Suggesting that membership is just around the corner risks undermining the EU’s credibility and weakening its leverage over the reforms that accession requires. The opening of accession negotiations on the Fundamentals cluster, together with the recent </w:t>
+      </w:r>
+      <w:hyperlink r:id="rId33">
+        <w:r>
+          <w:rPr>
+            <w:rStyle w:val="Hyperlink"/>
+            <w:rFonts w:eastAsia="Calibri"/>
+          </w:rPr>
+          <w:t xml:space="preserve">Franco-German non-paper on EU enlargement, </w:t>
+        </w:r>
+      </w:hyperlink>
+      <w:r>
+        <w:rPr>
+          <w:rFonts w:eastAsia="Calibri"/>
+          <w:lang w:val="en-US"/>
+        </w:rPr>
+        <w:t xml:space="preserve">have given new impetus to Ukraine's European path. Nevertheless, accession remains a long-term process constrained not only by the pace of reforms in Ukraine, but also by political realities within the Union itself. </w:t>
+      </w:r>
+    </w:p>
+    <w:p>
+      <w:pPr>
+        <w:pStyle w:val="4body"/>
+        <w:rPr>
+          <w:rFonts w:eastAsia="Calibri"/>
+          <w:lang w:val="en-US"/>
+        </w:rPr>
+      </w:pPr>
+      <w:r>
+        <w:rPr>
+          <w:rFonts w:eastAsia="Calibri"/>
+          <w:lang w:val="en-US"/>
+        </w:rPr>
+        <w:t xml:space="preserve">A realistic approach means shifting the focus from politically driven accession timelines towards concrete integration milestones that deliver visible benefits. This should become the cornerstone of the EU's strategy towards Kyiv: functional integration is not an alternative to </w:t>
+      </w:r>
+      <w:r>
+        <w:rPr>
+          <w:rFonts w:eastAsia="Calibri"/>
+          <w:lang w:val="en-US"/>
+        </w:rPr>
+        <w:t xml:space="preserve">membership, but a way of </w:t>
+      </w:r>
+      <w:proofErr w:type="spellStart"/>
+      <w:r>
+        <w:rPr>
+          <w:rFonts w:eastAsia="Calibri"/>
+          <w:lang w:val="en-US"/>
+        </w:rPr>
+        <w:t>of</w:t>
+      </w:r>
+      <w:proofErr w:type="spellEnd"/>
+      <w:r>
+        <w:rPr>
+          <w:rFonts w:eastAsia="Calibri"/>
+          <w:lang w:val="en-US"/>
+        </w:rPr>
+        <w:t xml:space="preserve"> progressively and irreversibly anchoring Ukraine in the European security and economic space while preparing the ground for full EU accession. </w:t>
+      </w:r>
+    </w:p>
+    <w:p>
+      <w:pPr>
+        <w:pStyle w:val="43subsubheading"/>
+        <w:rPr>
+          <w:lang w:val="en-GB"/>
+        </w:rPr>
+      </w:pPr>
+      <w:r>
+        <w:rPr>
+          <w:lang w:val="en-GB"/>
+        </w:rPr>
+        <w:t>W</w:t>
+      </w:r>
+      <w:r>
+        <w:rPr>
+          <w:lang w:val="en-GB"/>
+        </w:rPr>
+        <w:t>hy</w:t>
+      </w:r>
+    </w:p>
+    <w:p>
+      <w:pPr>
+        <w:pStyle w:val="4body"/>
+        <w:rPr>
+          <w:rFonts w:eastAsia="Calibri"/>
+        </w:rPr>
+      </w:pPr>
+      <w:r>
+        <w:rPr>
+          <w:rFonts w:eastAsia="Calibri"/>
+        </w:rPr>
+        <w:t>This is no longer merely a question of enlargement, but a European security issue. Ukraine already possesses one of the continent’s most capable armies, significant battlefield experience and a rapidly developing defence-industrial sector. Anchoring Ukraine more deeply in European structures would strengthen both Ukraine’s resilience and Europe’s long-term security architecture. This makes the credibility of the EU's approach towards Ukraine strategically important.</w:t>
+      </w:r>
+    </w:p>
+    <w:p>
+      <w:pPr>
+        <w:pStyle w:val="4body"/>
+        <w:rPr>
+          <w:rFonts w:eastAsia="Calibri"/>
+          <w:lang w:val="en-US"/>
+        </w:rPr>
+      </w:pPr>
+      <w:r>
+        <w:rPr>
+          <w:rFonts w:eastAsia="Calibri"/>
+          <w:lang w:val="en-US"/>
+        </w:rPr>
+        <w:t xml:space="preserve">Anything short of full EU membership in the near term is likely to disappoint Ukrainians. If expectations in Ukraine are not met, disillusionment could weaken the country's pro-European orientation and create openings for Russian hybrid warfare tactics. While Ukraine is unlikely to reverse its European course, unmet expectations could fuel reform fatigue and reinforce narratives that the EU's promises are ultimately unattainable. This would erode the EU's ability to drive reforms through the prospect of integration and eventual membership. Functional integration should therefore be treated not simply as an economic instrument, but as a geopolitical </w:t>
+      </w:r>
+      <w:r>
+        <w:rPr>
+          <w:rFonts w:eastAsia="Calibri"/>
+          <w:lang w:val="en-US"/>
+        </w:rPr>
+        <w:lastRenderedPageBreak/>
+        <w:t>tool that reduces Russian leverage by building irreversible interdependence between Ukraine and the EU while strengthening Europe's long-term security architecture.</w:t>
+      </w:r>
+    </w:p>
+    <w:p>
+      <w:pPr>
+        <w:pStyle w:val="43subsubheading"/>
+        <w:rPr>
+          <w:lang w:val="en-GB"/>
+        </w:rPr>
+      </w:pPr>
+      <w:r>
+        <w:rPr>
+          <w:lang w:val="en-GB"/>
+        </w:rPr>
+        <w:t>W</w:t>
+      </w:r>
+      <w:r>
+        <w:rPr>
+          <w:lang w:val="en-GB"/>
+        </w:rPr>
+        <w:t>hat</w:t>
+      </w:r>
+    </w:p>
+    <w:p>
+      <w:pPr>
+        <w:pStyle w:val="4body"/>
+        <w:rPr>
+          <w:rFonts w:eastAsia="Calibri"/>
+        </w:rPr>
+      </w:pPr>
+      <w:r>
+        <w:rPr>
+          <w:rFonts w:eastAsia="Calibri"/>
+        </w:rPr>
+        <w:t>The EU should complement the accession process through an integration accelerator centred on deeper functional integration</w:t>
+      </w:r>
+      <w:r>
+        <w:rPr>
+          <w:rFonts w:eastAsia="Calibri"/>
+        </w:rPr>
+        <w:t>. A precedent already exists. In 1989, when full accession was not yet politically feasible</w:t>
+      </w:r>
+      <w:r>
+        <w:rPr>
+          <w:rFonts w:eastAsia="Calibri"/>
+          <w:b/>
+          <w:bCs/>
+        </w:rPr>
+        <w:t>,</w:t>
+      </w:r>
+      <w:r>
+        <w:rPr>
+          <w:rFonts w:eastAsia="Calibri"/>
+        </w:rPr>
+        <w:t xml:space="preserve"> Commission President Jacques Delors proposed anchoring </w:t>
+      </w:r>
+      <w:r>
+        <w:rPr>
+          <w:rFonts w:eastAsia="Calibri"/>
+          <w:color w:val="1F1F1F"/>
+        </w:rPr>
+        <w:t>European Free Trade Association</w:t>
+      </w:r>
+      <w:r>
+        <w:rPr>
+          <w:rFonts w:eastAsia="Calibri"/>
+        </w:rPr>
+        <w:t xml:space="preserve"> (</w:t>
+      </w:r>
+      <w:r>
+        <w:rPr>
+          <w:rFonts w:eastAsia="Calibri"/>
+        </w:rPr>
+        <w:t xml:space="preserve">EFTA) countries in the Single Market without immediate accession. This model, later realised through the European Economic Area (EEA), enabled deep economic integration and regulatory convergence before membership became politically possible. </w:t>
+      </w:r>
+    </w:p>
+    <w:p>
+      <w:pPr>
+        <w:pStyle w:val="4body"/>
+        <w:rPr>
+          <w:rFonts w:eastAsia="Calibri"/>
+          <w:lang w:val="en-US"/>
+        </w:rPr>
+      </w:pPr>
+      <w:r>
+        <w:rPr>
+          <w:rFonts w:eastAsia="Calibri"/>
+          <w:lang w:val="en-US"/>
+        </w:rPr>
+        <w:t xml:space="preserve">A similar logic should guide the EU's approach to Ukraine today.  Gradual integration is the most politically sustainable way to reconcile support for Ukraine across the Member States with the integrity of the enlargement process. The strategy should combine three mutually reinforcing dimensions: </w:t>
+      </w:r>
+      <w:r>
+        <w:rPr>
+          <w:rFonts w:eastAsia="Calibri"/>
+          <w:i/>
+          <w:iCs/>
+          <w:lang w:val="en-US"/>
+        </w:rPr>
+        <w:t xml:space="preserve">functional integration, political integration </w:t>
+      </w:r>
+      <w:r>
+        <w:rPr>
+          <w:rFonts w:eastAsia="Calibri"/>
+          <w:lang w:val="en-US"/>
+        </w:rPr>
+        <w:t>and</w:t>
+      </w:r>
+      <w:r>
+        <w:rPr>
+          <w:rFonts w:eastAsia="Calibri"/>
+          <w:i/>
+          <w:iCs/>
+          <w:lang w:val="en-US"/>
+        </w:rPr>
+        <w:t xml:space="preserve"> societal integration</w:t>
+      </w:r>
+      <w:r>
+        <w:rPr>
+          <w:rFonts w:eastAsia="Calibri"/>
+          <w:lang w:val="en-US"/>
+        </w:rPr>
+        <w:t xml:space="preserve">. </w:t>
+      </w:r>
+    </w:p>
+    <w:p>
+      <w:pPr>
+        <w:pStyle w:val="4body"/>
+        <w:rPr>
+          <w:rFonts w:eastAsia="Calibri"/>
+          <w:lang w:val="en-US"/>
+        </w:rPr>
+      </w:pPr>
+      <w:r>
+        <w:rPr>
+          <w:rFonts w:eastAsia="Calibri"/>
+          <w:lang w:val="en-US"/>
+        </w:rPr>
+        <w:t xml:space="preserve">Firstly, functional integration should focus on areas where practical gains are already achievable, including electricity market coupling, digital integration, industrial standards, trade and </w:t>
+      </w:r>
+      <w:proofErr w:type="spellStart"/>
+      <w:r>
+        <w:rPr>
+          <w:rFonts w:eastAsia="Calibri"/>
+          <w:lang w:val="en-US"/>
+        </w:rPr>
+        <w:t>defence</w:t>
+      </w:r>
+      <w:proofErr w:type="spellEnd"/>
+      <w:r>
+        <w:rPr>
+          <w:rFonts w:eastAsia="Calibri"/>
+          <w:lang w:val="en-US"/>
+        </w:rPr>
+        <w:t xml:space="preserve">-industrial cooperation. Full coupling of Ukraine’s electricity market with the EU by 2027 would support reconstruction, attract investment, strengthen energy security and resilience, and integrate Ukraine more deeply into the European energy market. </w:t>
+      </w:r>
+      <w:proofErr w:type="spellStart"/>
+      <w:r>
+        <w:rPr>
+          <w:rFonts w:eastAsia="Calibri"/>
+          <w:lang w:val="en-US"/>
+        </w:rPr>
+        <w:t>Defence</w:t>
+      </w:r>
+      <w:proofErr w:type="spellEnd"/>
+      <w:r>
+        <w:rPr>
+          <w:rFonts w:eastAsia="Calibri"/>
+          <w:lang w:val="en-US"/>
+        </w:rPr>
+        <w:t xml:space="preserve">-industrial cooperation offers another example, </w:t>
+      </w:r>
+      <w:r>
+        <w:rPr>
+          <w:rFonts w:eastAsia="Calibri"/>
+          <w:highlight w:val="yellow"/>
+          <w:lang w:val="en-US"/>
+        </w:rPr>
+        <w:t>as argued by Ondřej Ditrych and Luigi Scazzieri in the chapter '</w:t>
+      </w:r>
+      <w:proofErr w:type="spellStart"/>
+      <w:r>
+        <w:rPr>
+          <w:rFonts w:eastAsia="Calibri"/>
+          <w:highlight w:val="yellow"/>
+          <w:lang w:val="en-US"/>
+        </w:rPr>
+        <w:t>Defence</w:t>
+      </w:r>
+      <w:proofErr w:type="spellEnd"/>
+      <w:r>
+        <w:rPr>
+          <w:rFonts w:eastAsia="Calibri"/>
+          <w:highlight w:val="yellow"/>
+          <w:lang w:val="en-US"/>
+        </w:rPr>
+        <w:t xml:space="preserve"> Integration Booster</w:t>
+      </w:r>
+      <w:r>
+        <w:rPr>
+          <w:rFonts w:eastAsia="Calibri"/>
+          <w:lang w:val="en-US"/>
+        </w:rPr>
+        <w:t xml:space="preserve">'.   </w:t>
+      </w:r>
+    </w:p>
+    <w:p>
+      <w:pPr>
+        <w:pStyle w:val="4body"/>
+        <w:rPr>
+          <w:rFonts w:eastAsia="Calibri"/>
+          <w:lang w:val="en-US"/>
+        </w:rPr>
+      </w:pPr>
+      <w:r>
+        <w:rPr>
+          <w:rFonts w:eastAsia="Calibri"/>
+          <w:lang w:val="en-US"/>
+        </w:rPr>
+        <w:t xml:space="preserve">Secondly, if Ukraine is expected to align with EU rules and absorb the costs of partial access to the Single Market, it should also be granted political recognition and inclusion. Ukrainian ministers could therefore participate without full voting rights in selected Council discussions related to energy, transport, digital policy and </w:t>
+      </w:r>
+      <w:proofErr w:type="spellStart"/>
+      <w:r>
+        <w:rPr>
+          <w:rFonts w:eastAsia="Calibri"/>
+          <w:lang w:val="en-US"/>
+        </w:rPr>
+        <w:t>defence</w:t>
+      </w:r>
+      <w:proofErr w:type="spellEnd"/>
+      <w:r>
+        <w:rPr>
+          <w:rFonts w:eastAsia="Calibri"/>
+          <w:lang w:val="en-US"/>
+        </w:rPr>
+        <w:t>-industrial cooperation, while Ukraine should be progressively included in relevant EU platforms and agencies. This would help ensure that integration is experienced not only as conditionality, but also as political belonging.</w:t>
+      </w:r>
+    </w:p>
+    <w:p>
+      <w:pPr>
+        <w:pStyle w:val="4body"/>
+        <w:rPr>
+          <w:rFonts w:eastAsia="Calibri"/>
+          <w:lang w:val="en-US"/>
+        </w:rPr>
+      </w:pPr>
+      <w:r>
+        <w:rPr>
+          <w:rFonts w:eastAsia="Calibri"/>
+          <w:lang w:val="en-US"/>
+        </w:rPr>
+        <w:t xml:space="preserve">Thirdly, integration must be visible to citizens. Ukraine’s participation in the ‘Roam Like at Home’ policy from January 2026 demonstrates how European integration can deliver tangible improvements in everyday life. Similar efforts in mobility, education and people-to-people exchanges would help ensure that the benefits of integration are experienced not only through institutional cooperation, but also in citizens’ daily lives. These initiatives should be accompanied by coherent strategic messaging from the EU and Ukraine that clearly explains what each integration milestone delivers and how it advances Ukraine's path to EU membership. </w:t>
+      </w:r>
+    </w:p>
+    <w:p>
+      <w:pPr>
+        <w:pStyle w:val="43subsubheading"/>
+        <w:rPr>
+          <w:lang w:val="en-GB"/>
+        </w:rPr>
+      </w:pPr>
+      <w:r>
+        <w:rPr>
+          <w:lang w:val="en-GB"/>
+        </w:rPr>
+        <w:t>How</w:t>
+      </w:r>
+    </w:p>
+    <w:p>
+      <w:pPr>
+        <w:pStyle w:val="4body"/>
+        <w:rPr>
+          <w:rFonts w:eastAsia="Calibri"/>
+          <w:lang w:val="en-US"/>
+        </w:rPr>
+      </w:pPr>
+      <w:r>
+        <w:rPr>
+          <w:rFonts w:eastAsia="Calibri"/>
+          <w:lang w:val="en-US"/>
+        </w:rPr>
+        <w:t xml:space="preserve">The next Multiannual Financial Framework (MFF) offers an opportunity to align the EU's financial support more closely with Ukraine's integration trajectory. While the proposed Ukraine Reserve, </w:t>
+      </w:r>
+      <w:proofErr w:type="spellStart"/>
+      <w:r>
+        <w:rPr>
+          <w:rFonts w:eastAsia="Calibri"/>
+          <w:lang w:val="en-US"/>
+        </w:rPr>
+        <w:t>channelled</w:t>
+      </w:r>
+      <w:proofErr w:type="spellEnd"/>
+      <w:r>
+        <w:rPr>
+          <w:rFonts w:eastAsia="Calibri"/>
+          <w:lang w:val="en-US"/>
+        </w:rPr>
+        <w:t xml:space="preserve"> through the pre-accession Global Europe instrument, will make available up to </w:t>
+      </w:r>
+      <w:hyperlink r:id="rId34">
+        <w:r>
+          <w:rPr>
+            <w:rStyle w:val="Hyperlink"/>
+            <w:rFonts w:eastAsia="Calibri"/>
+          </w:rPr>
+          <w:t>€100 billion for 2028–2034</w:t>
+        </w:r>
+      </w:hyperlink>
+      <w:r>
+        <w:rPr>
+          <w:rFonts w:eastAsia="Calibri"/>
+          <w:lang w:val="en-US"/>
+        </w:rPr>
+        <w:t xml:space="preserve">, this falls well short of Ukraine's estimated reconstruction needs of more than </w:t>
+      </w:r>
+      <w:hyperlink r:id="rId35">
+        <w:r>
+          <w:rPr>
+            <w:rStyle w:val="Hyperlink"/>
+            <w:rFonts w:eastAsia="Calibri"/>
+          </w:rPr>
+          <w:t>€520 billion</w:t>
+        </w:r>
+      </w:hyperlink>
+      <w:r>
+        <w:rPr>
+          <w:rFonts w:eastAsia="Calibri"/>
+          <w:lang w:val="en-US"/>
+        </w:rPr>
+        <w:t xml:space="preserve"> over the coming decade. Future EU support must do more than finance recovery: it should also accelerate Ukraine's integration into the Union. To this end, the Ukraine Reserve should link reconstruction funding, accession-related reforms and sectoral integration within a single strategic framework. Financial support should increasingly be tied to concrete integration milestones in areas such as energy, digital policy, transport and </w:t>
+      </w:r>
+      <w:proofErr w:type="spellStart"/>
+      <w:r>
+        <w:rPr>
+          <w:rFonts w:eastAsia="Calibri"/>
+          <w:lang w:val="en-US"/>
+        </w:rPr>
+        <w:t>defence</w:t>
+      </w:r>
+      <w:proofErr w:type="spellEnd"/>
+      <w:r>
+        <w:rPr>
+          <w:rFonts w:eastAsia="Calibri"/>
+          <w:lang w:val="en-US"/>
+        </w:rPr>
+        <w:t xml:space="preserve">-industrial cooperation, while reforms should also improve Ukraine's business and investment climate to help </w:t>
+      </w:r>
+      <w:proofErr w:type="spellStart"/>
+      <w:r>
+        <w:rPr>
+          <w:rFonts w:eastAsia="Calibri"/>
+          <w:lang w:val="en-US"/>
+        </w:rPr>
+        <w:t>mobilise</w:t>
+      </w:r>
+      <w:proofErr w:type="spellEnd"/>
+      <w:r>
+        <w:rPr>
+          <w:rFonts w:eastAsia="Calibri"/>
+          <w:lang w:val="en-US"/>
+        </w:rPr>
+        <w:t xml:space="preserve"> much-needed private investment.</w:t>
+      </w:r>
+    </w:p>
+    <w:p>
+      <w:pPr>
+        <w:pStyle w:val="4body"/>
+        <w:rPr>
+          <w:rFonts w:eastAsia="Calibri"/>
+          <w:lang w:val="en-US"/>
+        </w:rPr>
+      </w:pPr>
+      <w:r>
+        <w:rPr>
+          <w:rFonts w:eastAsia="Calibri"/>
+          <w:lang w:val="en-US"/>
+        </w:rPr>
+        <w:t xml:space="preserve">At the same time, the EU must </w:t>
+      </w:r>
+      <w:proofErr w:type="spellStart"/>
+      <w:r>
+        <w:rPr>
+          <w:rFonts w:eastAsia="Calibri"/>
+          <w:lang w:val="en-US"/>
+        </w:rPr>
+        <w:t>recognise</w:t>
+      </w:r>
+      <w:proofErr w:type="spellEnd"/>
+      <w:r>
+        <w:rPr>
+          <w:rFonts w:eastAsia="Calibri"/>
+          <w:lang w:val="en-US"/>
+        </w:rPr>
+        <w:t xml:space="preserve"> that deeper market access will entail adjustment costs. Certain Ukrainian sectors – such as steel, transport and energy – could face significant competitive and regulatory pressures from closer participation in the Single Market. Market opening should be accompanied by transitional arrangements, safeguard mechanisms and targeted financial support. Continued access should remain conditional on sustained reforms, democratic alignment and improvements in the rule of law, allowing the EU to maintain leverage against backsliding.</w:t>
+      </w:r>
+    </w:p>
+    <w:p/>
+    <w:p>
+      <w:pPr>
+        <w:sectPr>
+          <w:headerReference w:type="first" r:id="rId36"/>
+          <w:footnotePr>
+            <w:numFmt w:val="chicago"/>
+          </w:footnotePr>
+          <w:endnotePr>
+            <w:numFmt w:val="decimal"/>
+          </w:endnotePr>
+          <w:pgSz w:w="11906" w:h="16838" w:code="9"/>
+          <w:pgMar w:top="1134" w:right="1134" w:bottom="1134" w:left="1134" w:header="425" w:footer="350" w:gutter="0"/>
+          <w:cols w:num="2" w:space="708"/>
+          <w:titlePg/>
+          <w:docGrid w:linePitch="360"/>
+        </w:sectPr>
+      </w:pPr>
+    </w:p>
+    <w:p>
+      <w:pPr>
+        <w:pStyle w:val="41mainheading"/>
+        <w:rPr>
+          <w:lang w:val="en-GB"/>
+        </w:rPr>
+      </w:pPr>
+      <w:r>
+        <w:rPr>
+          <w:lang w:val="en-GB"/>
+        </w:rPr>
+        <w:lastRenderedPageBreak/>
+        <w:t>Anti-scam Network</w:t>
+      </w:r>
+    </w:p>
+    <w:p>
+      <w:pPr>
+        <w:pStyle w:val="42subheading"/>
+        <w:rPr>
+          <w:lang w:val="en-GB"/>
+        </w:rPr>
+      </w:pPr>
+      <w:r>
+        <w:rPr>
+          <w:lang w:val="en-GB"/>
+        </w:rPr>
+        <w:t>Countering Russian recruitment in Africa and beyond</w:t>
+      </w:r>
+    </w:p>
+    <w:p>
+      <w:pPr>
+        <w:pStyle w:val="31by"/>
+        <w:framePr w:hSpace="0" w:wrap="auto" w:vAnchor="margin" w:hAnchor="text" w:xAlign="left" w:yAlign="inline"/>
+        <w:ind w:left="0"/>
+      </w:pPr>
+      <w:proofErr w:type="gramStart"/>
+      <w:r>
+        <w:t>by</w:t>
+      </w:r>
+      <w:proofErr w:type="gramEnd"/>
+      <w:r>
+        <w:t xml:space="preserve"> </w:t>
+      </w:r>
+    </w:p>
+    <w:p>
+      <w:pPr>
+        <w:pStyle w:val="32author"/>
+        <w:framePr w:hSpace="0" w:wrap="auto" w:vAnchor="margin" w:hAnchor="text" w:xAlign="left" w:yAlign="inline"/>
+        <w:ind w:left="0"/>
+      </w:pPr>
+      <w:r>
+        <w:t>Rossella Marangio</w:t>
+      </w:r>
+    </w:p>
+    <w:p>
+      <w:pPr>
+        <w:spacing w:line="276" w:lineRule="auto"/>
+        <w:jc w:val="both"/>
+        <w:rPr>
+          <w:rFonts w:ascii="Calibri" w:eastAsia="Calibri" w:hAnsi="Calibri" w:cs="Calibri"/>
+        </w:rPr>
+      </w:pPr>
+    </w:p>
+    <w:p>
+      <w:pPr>
+        <w:pStyle w:val="4body"/>
+        <w:rPr>
+          <w:rFonts w:eastAsia="Calibri"/>
         </w:rPr>
       </w:pPr>
       <w:r>
@@ -1592,7 +2773,7 @@
         </w:rPr>
         <w:t xml:space="preserve">Russia is no longer recruiting just mercenaries for its war machine in Ukraine; it is also recruiting vulnerable job seekers. Across Africa and elsewhere, young people looking for a better future are being lured into Russia’s war economy through fake jobs and false promises of scholarships, citizenship or high salaries. According to the Ukrainian Coordination Headquarters for the Treatment of Prisoners of War and the Ministry of Foreign Affairs of Ukraine, Russia is </w:t>
       </w:r>
-      <w:hyperlink r:id="rId21">
+      <w:hyperlink r:id="rId37">
         <w:r>
           <w:rPr>
             <w:rStyle w:val="Hyperlink"/>
@@ -1613,7 +2794,7 @@
         </w:rPr>
         <w:t xml:space="preserve">to have recruited more than 28 000 foreigners from 135 countries, including </w:t>
       </w:r>
-      <w:hyperlink r:id="rId22">
+      <w:hyperlink r:id="rId38">
         <w:r>
           <w:rPr>
             <w:rStyle w:val="Hyperlink"/>
@@ -1628,7 +2809,7 @@
         </w:rPr>
         <w:t xml:space="preserve"> notably from Kenya, Nigeria, Cameroon and Ghana. Ukraine has developed awareness-raising initiatives and launched the ‘</w:t>
       </w:r>
-      <w:hyperlink r:id="rId23">
+      <w:hyperlink r:id="rId39">
         <w:r>
           <w:rPr>
             <w:rStyle w:val="Hyperlink"/>
@@ -1668,15 +2849,18 @@
       <w:pPr>
         <w:pStyle w:val="43subsubheading"/>
         <w:rPr>
-          <w:lang/>
-        </w:rPr>
-      </w:pPr>
-      <w:r>
+          <w:lang w:val="en-GB"/>
+        </w:rPr>
+      </w:pPr>
+      <w:r>
+        <w:rPr>
+          <w:lang w:val="en-GB"/>
+        </w:rPr>
         <w:t>W</w:t>
       </w:r>
       <w:r>
         <w:rPr>
-          <w:lang/>
+          <w:lang w:val="en-GB"/>
         </w:rPr>
         <w:t>hy</w:t>
       </w:r>
@@ -1694,7 +2878,7 @@
         </w:rPr>
         <w:t xml:space="preserve">Russia needs more people to feed both its war effort and its wartime economy, and it is increasingly looking abroad to find them. It exploits unemployment and other drivers of migration, weak consular protection in countries of origin, and information gaps to recruit foreign nationals. Many recruits are reportedly enticed by promises of jobs or education through locally embedded transnational networks that spread disinformation. Once in Russia they discover that they have instead been recruited to fight on the frontline or work in </w:t>
       </w:r>
-      <w:hyperlink r:id="rId24">
+      <w:hyperlink r:id="rId40">
         <w:r>
           <w:rPr>
             <w:rStyle w:val="Hyperlink"/>
@@ -1721,14 +2905,14 @@
         <w:rPr>
           <w:rFonts w:eastAsia="Calibri"/>
         </w:rPr>
-        <w:t xml:space="preserve">As Russia faces growing manpower shortages, it is likely to double down on recruitment beyond its borders. African countries, meanwhile, risk seeing their citizens exploited and trafficked </w:t>
+        <w:t xml:space="preserve">As Russia faces growing manpower shortages, it is likely to double down on recruitment beyond its borders. African countries, meanwhile, risk seeing their citizens exploited and trafficked through </w:t>
       </w:r>
       <w:r>
         <w:rPr>
           <w:rFonts w:eastAsia="Calibri"/>
         </w:rPr>
         <w:lastRenderedPageBreak/>
-        <w:t xml:space="preserve">through fraudulent recruitment schemes that often cost them their lives. </w:t>
+        <w:t xml:space="preserve">fraudulent recruitment schemes that often cost them their lives. </w:t>
       </w:r>
     </w:p>
     <w:p>
@@ -1749,12 +2933,12 @@
       <w:pPr>
         <w:pStyle w:val="43subsubheading"/>
         <w:rPr>
-          <w:lang/>
-        </w:rPr>
-      </w:pPr>
-      <w:r>
-        <w:rPr>
-          <w:lang/>
+          <w:lang w:val="en-GB"/>
+        </w:rPr>
+      </w:pPr>
+      <w:r>
+        <w:rPr>
+          <w:lang w:val="en-GB"/>
         </w:rPr>
         <w:t>What</w:t>
       </w:r>
@@ -1905,15 +3089,18 @@
       <w:pPr>
         <w:pStyle w:val="43subsubheading"/>
         <w:rPr>
-          <w:lang/>
-        </w:rPr>
-      </w:pPr>
-      <w:r>
+          <w:lang w:val="en-GB"/>
+        </w:rPr>
+      </w:pPr>
+      <w:r>
+        <w:rPr>
+          <w:lang w:val="en-GB"/>
+        </w:rPr>
         <w:t>H</w:t>
       </w:r>
       <w:r>
         <w:rPr>
-          <w:lang/>
+          <w:lang w:val="en-GB"/>
         </w:rPr>
         <w:t>ow</w:t>
       </w:r>
@@ -1936,7 +3123,7 @@
       <w:pPr>
         <w:pStyle w:val="4body"/>
         <w:rPr>
-          <w:rFonts w:eastAsia="Calibri"/>
+          <w:rFonts w:ascii="Calibri" w:eastAsia="Calibri" w:hAnsi="Calibri" w:cs="Calibri"/>
         </w:rPr>
       </w:pPr>
       <w:r>
@@ -1946,27 +3133,13 @@
         <w:t>A dedicated rapid-response fund could finance key elements of the network, including civil society awareness campaigns, a secure reporting platform, standard operating procedures for repatriation, and targeted sanctions against recruiters and facilitators. The costs would be modest compared with the consequences of inaction: continued recruitment, more deaths, heightened diplomatic friction, and the further spread of Russia’s coercive influence.</w:t>
       </w:r>
     </w:p>
-    <w:p>
-      <w:pPr>
-        <w:rPr>
-          <w:rFonts w:ascii="Calibri" w:eastAsia="Calibri" w:hAnsi="Calibri" w:cs="Calibri"/>
-        </w:rPr>
-      </w:pPr>
-    </w:p>
-    <w:p>
-      <w:pPr>
-        <w:rPr>
-          <w:rFonts w:ascii="Calibri" w:eastAsia="Calibri" w:hAnsi="Calibri" w:cs="Calibri"/>
-        </w:rPr>
-      </w:pPr>
-    </w:p>
     <w:p/>
     <w:p>
       <w:pPr>
-        <w:rPr>
-          <w:lang/>
-        </w:rPr>
         <w:sectPr>
+          <w:footerReference w:type="default" r:id="rId41"/>
+          <w:headerReference w:type="first" r:id="rId42"/>
+          <w:footerReference w:type="first" r:id="rId43"/>
           <w:footnotePr>
             <w:numFmt w:val="chicago"/>
           </w:footnotePr>
@@ -1975,7 +3148,6 @@
           </w:endnotePr>
           <w:pgSz w:w="11906" w:h="16838" w:code="9"/>
           <w:pgMar w:top="1134" w:right="1134" w:bottom="1134" w:left="1134" w:header="425" w:footer="350" w:gutter="0"/>
-          <w:pgNumType w:start="1"/>
           <w:cols w:num="2" w:space="708"/>
           <w:titlePg/>
           <w:docGrid w:linePitch="360"/>
@@ -2016,15 +3188,14 @@
         <w:pStyle w:val="31by"/>
         <w:framePr w:hSpace="0" w:wrap="auto" w:vAnchor="margin" w:hAnchor="text" w:xAlign="left" w:yAlign="inline"/>
         <w:ind w:left="0"/>
-        <w:rPr>
-          <w:lang/>
-        </w:rPr>
-      </w:pPr>
-      <w:r>
-        <w:rPr>
-          <w:lang/>
-        </w:rPr>
-        <w:t xml:space="preserve">by </w:t>
+      </w:pPr>
+      <w:proofErr w:type="gramStart"/>
+      <w:r>
+        <w:t>by</w:t>
+      </w:r>
+      <w:proofErr w:type="gramEnd"/>
+      <w:r>
+        <w:t xml:space="preserve"> </w:t>
       </w:r>
     </w:p>
     <w:p>
@@ -2053,7 +3224,7 @@
       <w:r>
         <w:t xml:space="preserve">Since the start of Russia’s full-scale invasion in 2022, Ukraine has </w:t>
       </w:r>
-      <w:hyperlink r:id="rId25">
+      <w:hyperlink r:id="rId44">
         <w:r>
           <w:rPr>
             <w:rStyle w:val="Hyperlink"/>
@@ -2064,7 +3235,7 @@
       <w:r>
         <w:t xml:space="preserve">, accounting for </w:t>
       </w:r>
-      <w:hyperlink r:id="rId26">
+      <w:hyperlink r:id="rId45">
         <w:r>
           <w:rPr>
             <w:rStyle w:val="Hyperlink"/>
@@ -2083,7 +3254,7 @@
       <w:r>
         <w:t xml:space="preserve">In 2026 Ukraine’s energy system has reached a critical juncture. The focus can no longer be on survival alone:  the scale of destruction has depleted stocks of spare parts and severely reduced generation capacity. During the winter of 2025-2026, its energy grid was </w:t>
       </w:r>
-      <w:hyperlink r:id="rId27">
+      <w:hyperlink r:id="rId46">
         <w:r>
           <w:rPr>
             <w:rStyle w:val="Hyperlink"/>
@@ -2092,17 +3263,23 @@
         </w:r>
       </w:hyperlink>
       <w:r>
-        <w:t xml:space="preserve"> from collapse.  Emergency measures, including the continued delivery of spare parts and electricity imports, remain vital but can no longer provide a lasting solution. Looking ahead to </w:t>
-      </w:r>
-      <w:r>
-        <w:t>Ukraine’s accession to the European Energy Union in 2027, Kyiv and Brussels have a shared opportunity to build a common approach to energy security that strengthens the long-term resilience of Ukraine’s energy system.</w:t>
+        <w:t xml:space="preserve"> from collapse.  Emergency measures, including the continued delivery of spare parts and electricity imports, remain vital but can no longer provide a lasting solution. Looking ahead to Ukraine’s </w:t>
+      </w:r>
+      <w:r>
+        <w:t>accession to the European Energy Union in 2027, Kyiv and Brussels have a shared opportunity to build a common approach to energy security that strengthens the long-term resilience of Ukraine’s energy system.</w:t>
       </w:r>
     </w:p>
     <w:p>
       <w:pPr>
         <w:pStyle w:val="43subsubheading"/>
-      </w:pPr>
-      <w:r>
+        <w:rPr>
+          <w:lang w:val="en-GB"/>
+        </w:rPr>
+      </w:pPr>
+      <w:r>
+        <w:rPr>
+          <w:lang w:val="en-GB"/>
+        </w:rPr>
         <w:t>WHY</w:t>
       </w:r>
     </w:p>
@@ -2121,7 +3298,7 @@
       <w:r>
         <w:t xml:space="preserve">Prior to 2022, Ukraine’s energy system, designed in the Soviet era with excess capacity and abundant baseload generation, was a major asset for </w:t>
       </w:r>
-      <w:hyperlink r:id="rId28">
+      <w:hyperlink r:id="rId47">
         <w:r>
           <w:rPr>
             <w:rStyle w:val="Hyperlink"/>
@@ -2130,13 +3307,21 @@
         </w:r>
       </w:hyperlink>
       <w:r>
-        <w:t xml:space="preserve">. The country also boasted plentiful wind and solar resources as well as gas reserves and storage which, together with the country’s size, made Ukraine an energy powerhouse. While excess grid capacity has suffered under relentless Russian strikes, the other fundamentals, including a highly-skilled workforce and understanding of system resilience, have only grown stronger. Ukraine has developed unrivalled wartime expertise in maintaining its energy system in the face of sustained attack, including rapid repair capabilities, stockpiling of vital equipment and a </w:t>
+        <w:t xml:space="preserve">. The country also boasted plentiful wind and solar resources as well as gas reserves and storage which, together with the country’s size, made Ukraine an energy powerhouse. While excess grid capacity has suffered under relentless Russian strikes, the other fundamentals, including a </w:t>
+      </w:r>
+      <w:proofErr w:type="gramStart"/>
+      <w:r>
+        <w:t>highly-skilled</w:t>
+      </w:r>
+      <w:proofErr w:type="gramEnd"/>
+      <w:r>
+        <w:t xml:space="preserve"> workforce and understanding of system resilience, have only grown stronger. Ukraine has developed unrivalled wartime expertise in maintaining its energy system in the face of sustained attack, including rapid repair capabilities, stockpiling of vital equipment and a deep understanding of </w:t>
       </w:r>
       <w:r>
         <w:lastRenderedPageBreak/>
-        <w:t xml:space="preserve">deep understanding of Russian tactics. The war has also fostered a strong public awareness of the </w:t>
-      </w:r>
-      <w:hyperlink r:id="rId29">
+        <w:t xml:space="preserve">Russian tactics. The war has also fostered a strong public awareness of the </w:t>
+      </w:r>
+      <w:hyperlink r:id="rId48">
         <w:r>
           <w:rPr>
             <w:rStyle w:val="Hyperlink"/>
@@ -2151,8 +3336,14 @@
     <w:p>
       <w:pPr>
         <w:pStyle w:val="43subsubheading"/>
-      </w:pPr>
-      <w:r>
+        <w:rPr>
+          <w:lang w:val="en-GB"/>
+        </w:rPr>
+      </w:pPr>
+      <w:r>
+        <w:rPr>
+          <w:lang w:val="en-GB"/>
+        </w:rPr>
         <w:t>WHAT</w:t>
       </w:r>
     </w:p>
@@ -2161,7 +3352,15 @@
         <w:pStyle w:val="4body"/>
       </w:pPr>
       <w:r>
-        <w:t xml:space="preserve">What both the EU and Ukraine need at this point in time is a long-term vision for financing, planning and resilience to strengthen European energy security in the face of a common threat. </w:t>
+        <w:t xml:space="preserve">What both the EU and Ukraine need </w:t>
+      </w:r>
+      <w:proofErr w:type="gramStart"/>
+      <w:r>
+        <w:t>at this point in time</w:t>
+      </w:r>
+      <w:proofErr w:type="gramEnd"/>
+      <w:r>
+        <w:t xml:space="preserve"> is a long-term vision for financing, planning and resilience to strengthen European energy security in the face of a common threat. </w:t>
       </w:r>
     </w:p>
     <w:p>
@@ -2169,9 +3368,17 @@
         <w:pStyle w:val="4body"/>
       </w:pPr>
       <w:r>
-        <w:t xml:space="preserve">Ukraine, in particular, needs sustained investment and long-term financial commitments to rebuild its energy infrastructure. The country has already demonstrated that it can </w:t>
-      </w:r>
-      <w:hyperlink r:id="rId30">
+        <w:t>Ukraine</w:t>
+      </w:r>
+      <w:proofErr w:type="gramStart"/>
+      <w:r>
+        <w:t>, in particular, needs</w:t>
+      </w:r>
+      <w:proofErr w:type="gramEnd"/>
+      <w:r>
+        <w:t xml:space="preserve"> sustained investment and long-term financial commitments to rebuild its energy infrastructure. The country has already demonstrated that it can </w:t>
+      </w:r>
+      <w:hyperlink r:id="rId49">
         <w:r>
           <w:rPr>
             <w:rStyle w:val="Hyperlink"/>
@@ -2182,18 +3389,26 @@
       <w:r>
         <w:t xml:space="preserve"> into its energy sector even during wartime. For example, the </w:t>
       </w:r>
-      <w:hyperlink r:id="rId31">
+      <w:hyperlink r:id="rId50">
+        <w:proofErr w:type="spellStart"/>
         <w:r>
           <w:rPr>
             <w:rStyle w:val="Hyperlink"/>
           </w:rPr>
-          <w:t>Tyligulska wind park,</w:t>
+          <w:t>Tyligulska</w:t>
+        </w:r>
+        <w:proofErr w:type="spellEnd"/>
+        <w:r>
+          <w:rPr>
+            <w:rStyle w:val="Hyperlink"/>
+          </w:rPr>
+          <w:t xml:space="preserve"> wind park,</w:t>
         </w:r>
       </w:hyperlink>
       <w:r>
         <w:t xml:space="preserve"> located just 100 km from the frontline, added </w:t>
       </w:r>
-      <w:hyperlink r:id="rId32">
+      <w:hyperlink r:id="rId51">
         <w:r>
           <w:rPr>
             <w:rStyle w:val="Hyperlink"/>
@@ -2204,7 +3419,7 @@
       <w:r>
         <w:t xml:space="preserve">. A coordinated strategy involving the EU and partner states could help accelerate such investments. Although individual EU Member States have offered </w:t>
       </w:r>
-      <w:hyperlink r:id="rId33">
+      <w:hyperlink r:id="rId52">
         <w:r>
           <w:rPr>
             <w:rStyle w:val="Hyperlink"/>
@@ -2215,7 +3430,7 @@
       <w:r>
         <w:t xml:space="preserve">notably through the Energy Community’s </w:t>
       </w:r>
-      <w:hyperlink r:id="rId34">
+      <w:hyperlink r:id="rId53">
         <w:r>
           <w:rPr>
             <w:rStyle w:val="Hyperlink"/>
@@ -2249,10 +3464,10 @@
         <w:pStyle w:val="4body"/>
       </w:pPr>
       <w:r>
-        <w:t xml:space="preserve">2026 is the moment to turbocharge Ukraine's hard-won lessons in energy resilience – not only to ensure the country’s survival, but also to secure its long-term prosperity and its place at the heart of Europe’s energy security architecture. The deployment of renewable generation and distributed local energy systems, especially in major cities, has already begun to reduce reliance on the centralised grid infrastructure that made Ukraine’s energy system so vulnerable in the first place.  Paradoxically, the destruction of much of Ukraine’s thermal generation capacity has accelerated the transition towards a cleaner and more resilient energy system. It has also begun to weaken the influence of entrenched energy interests in the country, long associated with corruption. This creates a perfect opportunity to accelerate the transition to a clean and resilient energy system that brings Ukraine closer to the </w:t>
-      </w:r>
-      <w:r>
-        <w:t>EU while strengthening its ability to withstand Russia’s ongoing war of aggression. Here, immediate needs and long-term strategic interests are closely aligned.</w:t>
+        <w:t xml:space="preserve">2026 is the moment to turbocharge Ukraine's hard-won lessons in energy resilience – not only to ensure the country’s survival, but also to secure its long-term prosperity and its place at the heart of Europe’s energy security architecture. The deployment of renewable generation and distributed local energy systems, especially in major cities, has already begun to reduce reliance on the centralised grid infrastructure that made Ukraine’s energy system so vulnerable in the first place.  Paradoxically, the destruction of much of Ukraine’s thermal generation capacity has accelerated the transition towards a cleaner and more resilient energy system. It has also begun to weaken the influence of entrenched energy interests in the country, long associated with corruption. This creates a perfect opportunity to accelerate the transition to a clean and resilient energy system that brings Ukraine closer to the EU while strengthening its ability to withstand </w:t>
+      </w:r>
+      <w:r>
+        <w:t>Russia’s ongoing war of aggression. Here, immediate needs and long-term strategic interests are closely aligned.</w:t>
       </w:r>
     </w:p>
     <w:p>
@@ -2260,14 +3475,28 @@
         <w:pStyle w:val="4body"/>
       </w:pPr>
       <w:r>
-        <w:t>Planning is thus equally important. As the EU moves towards more coordinated planning of its energy infrastructure, it should involve Ukraine from the outset. The country has an important role to play in Europe’s future energy security. Energy sector reform and integration into the European integration market should therefore proceed hand-in-hand.</w:t>
+        <w:t xml:space="preserve">Planning is thus equally important. As the EU moves towards more coordinated planning of its energy infrastructure, it should involve Ukraine from the outset. The country has an important role to play in Europe’s future energy security. Energy sector reform and integration into the European integration market should therefore proceed </w:t>
+      </w:r>
+      <w:proofErr w:type="gramStart"/>
+      <w:r>
+        <w:t>hand-in-hand</w:t>
+      </w:r>
+      <w:proofErr w:type="gramEnd"/>
+      <w:r>
+        <w:t>.</w:t>
       </w:r>
     </w:p>
     <w:p>
       <w:pPr>
         <w:pStyle w:val="43subsubheading"/>
-      </w:pPr>
-      <w:r>
+        <w:rPr>
+          <w:lang w:val="en-GB"/>
+        </w:rPr>
+      </w:pPr>
+      <w:r>
+        <w:rPr>
+          <w:lang w:val="en-GB"/>
+        </w:rPr>
         <w:t>HOW</w:t>
       </w:r>
     </w:p>
@@ -2278,7 +3507,7 @@
       <w:r>
         <w:t xml:space="preserve">Financing must extent focus from meeting Ukraine’s immediate survival needs to enabling its long-term recovery and prosperity, including the electrification of its economy. Most bilateral assistance so far has focused on maintenance, not long-term resilience. For example, by May 2026 the Ukraine energy support fund had raised almost </w:t>
       </w:r>
-      <w:hyperlink r:id="rId35">
+      <w:hyperlink r:id="rId54">
         <w:r>
           <w:rPr>
             <w:rStyle w:val="Hyperlink"/>
@@ -2289,7 +3518,7 @@
       <w:r>
         <w:t xml:space="preserve"> from European and other donors. Most of this money goes towards emergency repairs and sourcing equipment to maintain the existing grid. However, the scale of this funding is not yet matched by investment in new generating capacity, even when major reconstruction projects financed by the </w:t>
       </w:r>
-      <w:hyperlink r:id="rId36">
+      <w:hyperlink r:id="rId55">
         <w:r>
           <w:rPr>
             <w:rStyle w:val="Hyperlink"/>
@@ -2300,7 +3529,7 @@
       <w:r>
         <w:t xml:space="preserve">, </w:t>
       </w:r>
-      <w:hyperlink r:id="rId37">
+      <w:hyperlink r:id="rId56">
         <w:r>
           <w:rPr>
             <w:rStyle w:val="Hyperlink"/>
@@ -2311,7 +3540,7 @@
       <w:r>
         <w:t xml:space="preserve">, </w:t>
       </w:r>
-      <w:hyperlink r:id="rId38">
+      <w:hyperlink r:id="rId57">
         <w:r>
           <w:rPr>
             <w:rStyle w:val="Hyperlink"/>
@@ -2322,7 +3551,7 @@
       <w:r>
         <w:t xml:space="preserve">, </w:t>
       </w:r>
-      <w:hyperlink r:id="rId39">
+      <w:hyperlink r:id="rId58">
         <w:r>
           <w:rPr>
             <w:rStyle w:val="Hyperlink"/>
@@ -2349,7 +3578,7 @@
       <w:r>
         <w:t xml:space="preserve">On planning, the lessons from Ukraine, particularly the vulnerabilities of centralised energy infrastructure, should be fully integrated into the EU’s long-term grid planning, including the </w:t>
       </w:r>
-      <w:hyperlink r:id="rId40">
+      <w:hyperlink r:id="rId59">
         <w:r>
           <w:rPr>
             <w:rStyle w:val="Hyperlink"/>
@@ -2358,11 +3587,11 @@
         </w:r>
       </w:hyperlink>
       <w:r>
-        <w:t xml:space="preserve">. While the TEN-E Regulation provides for projects of mutual interest (PMIs), allowing Ukraine to participate as a member of the energy community, this framework is not designed to support either the holistic reconstruction of Ukraine’s energy system or its integration into the EU’s energy </w:t>
+        <w:t xml:space="preserve">. While the TEN-E Regulation provides for projects of mutual interest (PMIs), allowing Ukraine to participate as a member of the energy community, this framework is not designed to support either the holistic reconstruction of Ukraine’s energy system or its integration into the EU’s energy market. Given its considerable natural resources, Ukraine should be treated as a central pillar of energy </w:t>
       </w:r>
       <w:r>
         <w:lastRenderedPageBreak/>
-        <w:t xml:space="preserve">market. Given its considerable natural resources, Ukraine should be treated as a central pillar of energy security in Central and Eastern Europe (CEE), rather than as simply a partner.  </w:t>
+        <w:t xml:space="preserve">security in Central and Eastern Europe (CEE), rather than as simply a partner.  </w:t>
       </w:r>
     </w:p>
     <w:p>
@@ -2396,6 +3625,7 @@
       <w:pPr>
         <w:pStyle w:val="4body"/>
         <w:sectPr>
+          <w:headerReference w:type="first" r:id="rId60"/>
           <w:footnotePr>
             <w:numFmt w:val="chicago"/>
           </w:footnotePr>
@@ -2404,7 +3634,6 @@
           </w:endnotePr>
           <w:pgSz w:w="11906" w:h="16838" w:code="9"/>
           <w:pgMar w:top="1134" w:right="1134" w:bottom="1134" w:left="1134" w:header="425" w:footer="350" w:gutter="0"/>
-          <w:pgNumType w:start="1"/>
           <w:cols w:num="2" w:space="708"/>
           <w:titlePg/>
           <w:docGrid w:linePitch="360"/>
@@ -2445,15 +3674,14 @@
         <w:pStyle w:val="31by"/>
         <w:framePr w:hSpace="0" w:wrap="auto" w:vAnchor="margin" w:hAnchor="text" w:xAlign="left" w:yAlign="inline"/>
         <w:ind w:left="0"/>
-        <w:rPr>
-          <w:lang/>
-        </w:rPr>
-      </w:pPr>
-      <w:r>
-        <w:rPr>
-          <w:lang/>
-        </w:rPr>
-        <w:t xml:space="preserve">by </w:t>
+      </w:pPr>
+      <w:proofErr w:type="gramStart"/>
+      <w:r>
+        <w:t>by</w:t>
+      </w:r>
+      <w:proofErr w:type="gramEnd"/>
+      <w:r>
+        <w:t xml:space="preserve"> </w:t>
       </w:r>
     </w:p>
     <w:p>
@@ -2486,8 +3714,14 @@
     <w:p>
       <w:pPr>
         <w:pStyle w:val="43subsubheading"/>
-      </w:pPr>
-      <w:r>
+        <w:rPr>
+          <w:lang w:val="en-GB"/>
+        </w:rPr>
+      </w:pPr>
+      <w:r>
+        <w:rPr>
+          <w:lang w:val="en-GB"/>
+        </w:rPr>
         <w:t>WHY</w:t>
       </w:r>
     </w:p>
@@ -2498,7 +3732,7 @@
       <w:r>
         <w:t xml:space="preserve">The US </w:t>
       </w:r>
-      <w:hyperlink r:id="rId41">
+      <w:hyperlink r:id="rId61">
         <w:r>
           <w:rPr>
             <w:rStyle w:val="Hyperlink"/>
@@ -2507,12 +3741,12 @@
         </w:r>
       </w:hyperlink>
       <w:r>
-        <w:t xml:space="preserve"> in May that it was pausing its efforts to mediate between Russia and Ukraine, indicating frustration at the lack of progress in talks, particularly Russia’s unwillingness to engage. President Trump argued that Putin </w:t>
-      </w:r>
-      <w:r>
-        <w:t>should ‘</w:t>
-      </w:r>
-      <w:hyperlink r:id="rId42">
+        <w:t xml:space="preserve"> in May that it was pausing its efforts to mediate between Russia and Ukraine, indicating frustration at the lack of progress in talks, particularly Russia’s unwillingness to engage. President Trump argued that Putin should </w:t>
+      </w:r>
+      <w:r>
+        <w:t>‘</w:t>
+      </w:r>
+      <w:hyperlink r:id="rId62">
         <w:r>
           <w:rPr>
             <w:rStyle w:val="Hyperlink"/>
@@ -2531,7 +3765,7 @@
       <w:r>
         <w:t xml:space="preserve">However, this situation may not last. Washington’s interest in Ukraine has experienced ebbs and flows before. Ukraine is not a priority for US strategy. The White House has yet to confirm the security guarantees that US negotiators </w:t>
       </w:r>
-      <w:hyperlink r:id="rId43">
+      <w:hyperlink r:id="rId63">
         <w:r>
           <w:rPr>
             <w:rStyle w:val="Hyperlink"/>
@@ -2542,7 +3776,7 @@
       <w:r>
         <w:t xml:space="preserve"> in January 2026. Personal dynamics, like Trump’s animosity towards Zelensky and affinity with Putin, could also resurface. Moreover, the war against Iran is likely to further reduce US support to Ukraine, as the need to replenish US stockpiles will </w:t>
       </w:r>
-      <w:hyperlink r:id="rId44">
+      <w:hyperlink r:id="rId64">
         <w:r>
           <w:rPr>
             <w:rStyle w:val="Hyperlink"/>
@@ -2561,7 +3795,7 @@
       <w:r>
         <w:t xml:space="preserve">This would harm both Ukraine and the EU. Despite Ukraine’s recent military successes, growing indigenous production and new ideas to </w:t>
       </w:r>
-      <w:hyperlink r:id="rId45">
+      <w:hyperlink r:id="rId65">
         <w:r>
           <w:rPr>
             <w:rStyle w:val="Hyperlink"/>
@@ -2572,7 +3806,7 @@
       <w:r>
         <w:t xml:space="preserve">, Kyiv cannot yet manage without external support. Europe cannot yet provide the air defence systems needed to protect Ukraine against Russia’s continuing </w:t>
       </w:r>
-      <w:hyperlink r:id="rId46">
+      <w:hyperlink r:id="rId66">
         <w:r>
           <w:rPr>
             <w:rStyle w:val="Hyperlink"/>
@@ -2587,8 +3821,14 @@
     <w:p>
       <w:pPr>
         <w:pStyle w:val="43subsubheading"/>
-      </w:pPr>
-      <w:r>
+        <w:rPr>
+          <w:lang w:val="en-GB"/>
+        </w:rPr>
+      </w:pPr>
+      <w:r>
+        <w:rPr>
+          <w:lang w:val="en-GB"/>
+        </w:rPr>
         <w:lastRenderedPageBreak/>
         <w:t>WHAT</w:t>
       </w:r>
@@ -2598,7 +3838,15 @@
         <w:pStyle w:val="4body"/>
       </w:pPr>
       <w:r>
-        <w:t xml:space="preserve">While this state of affairs may be short-lived, it creates a window of opportunity that Europe must exploit to pressure the administration. </w:t>
+        <w:t xml:space="preserve">While this </w:t>
+      </w:r>
+      <w:proofErr w:type="gramStart"/>
+      <w:r>
+        <w:t>state of affairs</w:t>
+      </w:r>
+      <w:proofErr w:type="gramEnd"/>
+      <w:r>
+        <w:t xml:space="preserve"> may be short-lived, it creates a window of opportunity that Europe must exploit to pressure the administration. </w:t>
       </w:r>
     </w:p>
     <w:p>
@@ -2608,7 +3856,7 @@
       <w:r>
         <w:t xml:space="preserve">First, Europe should convince the US to double down pressure on Russia rather than walking away from the conflict. It should appeal to Trump’s desire to end the war and convey the message that this is now feasible: unlike last year, Russia faces mounting </w:t>
       </w:r>
-      <w:hyperlink r:id="rId47">
+      <w:hyperlink r:id="rId67">
         <w:r>
           <w:rPr>
             <w:rStyle w:val="Hyperlink"/>
@@ -2619,7 +3867,7 @@
       <w:r>
         <w:t xml:space="preserve"> and </w:t>
       </w:r>
-      <w:hyperlink r:id="rId48">
+      <w:hyperlink r:id="rId68">
         <w:r>
           <w:rPr>
             <w:rStyle w:val="Hyperlink"/>
@@ -2636,25 +3884,9 @@
         <w:pStyle w:val="4body"/>
       </w:pPr>
       <w:r>
-        <w:t xml:space="preserve">Second, Europe must make a business case for why supporting Ukraine is in the US’s best interests. European messaging should focus on themes that appeal to Trump’s transactional instincts:  a peaceful Ukraine will enable good return on investments, including for </w:t>
-      </w:r>
-      <w:commentRangeStart w:id="1"/>
-      <w:r>
-        <w:t>US companies</w:t>
-      </w:r>
-      <w:commentRangeEnd w:id="1"/>
-      <w:r>
-        <w:rPr>
-          <w:rStyle w:val="CommentReference"/>
-          <w:sz w:val="18"/>
-          <w:szCs w:val="24"/>
-        </w:rPr>
-        <w:commentReference w:id="1"/>
-      </w:r>
-      <w:r>
-        <w:t>; a strong Ukraine facilitates burden-shifting, helping the US deal with the ‘</w:t>
-      </w:r>
-      <w:hyperlink r:id="rId53">
+        <w:t>Second, Europe must make a business case for why supporting Ukraine is in the US’s best interests. European messaging should focus on themes that appeal to Trump’s transactional instincts:  a peaceful Ukraine will enable good return on investments, including for US companies; a strong Ukraine facilitates burden-shifting, helping the US deal with the ‘</w:t>
+      </w:r>
+      <w:hyperlink r:id="rId69">
         <w:r>
           <w:rPr>
             <w:rStyle w:val="Hyperlink"/>
@@ -2665,7 +3897,7 @@
       <w:r>
         <w:t xml:space="preserve">’; and a Ukraine embedded in the Western economic and security structures will share its </w:t>
       </w:r>
-      <w:hyperlink r:id="rId54">
+      <w:hyperlink r:id="rId70">
         <w:r>
           <w:rPr>
             <w:rStyle w:val="Hyperlink"/>
@@ -2693,7 +3925,7 @@
       <w:r>
         <w:t xml:space="preserve"> rely on placing orders through initiatives like PURL or  </w:t>
       </w:r>
-      <w:hyperlink r:id="rId55" w:history="1">
+      <w:hyperlink r:id="rId71" w:history="1">
         <w:r>
           <w:rPr>
             <w:rStyle w:val="Hyperlink"/>
@@ -2704,7 +3936,7 @@
       <w:r>
         <w:t xml:space="preserve">: severe production bottlenecks in the US defence industrial base would not result in quick deliveries. Instead, Europeans should encourage US companies to manufacture key equipment for Ukraine’s defence in Europe – or even in Ukraine itself, as Zelensky has </w:t>
       </w:r>
-      <w:hyperlink r:id="rId56">
+      <w:hyperlink r:id="rId72">
         <w:r>
           <w:rPr>
             <w:rStyle w:val="Hyperlink"/>
@@ -2715,7 +3947,7 @@
       <w:r>
         <w:t xml:space="preserve">.  Although offshore production is at odds with their broader domestic reindustrialisation agenda, the Trump administration might be more receptive to the idea. Trump himself has signalled </w:t>
       </w:r>
-      <w:hyperlink r:id="rId57">
+      <w:hyperlink r:id="rId73">
         <w:r>
           <w:rPr>
             <w:rStyle w:val="Hyperlink"/>
@@ -2726,7 +3958,7 @@
       <w:r>
         <w:t xml:space="preserve"> in producing in Europe. In May, the US Department of State authorised Poland to produce </w:t>
       </w:r>
-      <w:hyperlink r:id="rId58">
+      <w:hyperlink r:id="rId74">
         <w:r>
           <w:rPr>
             <w:rStyle w:val="Hyperlink"/>
@@ -2737,7 +3969,7 @@
       <w:r>
         <w:t xml:space="preserve"> interceptors, and at the NATO summit, Trump gave Ukraine </w:t>
       </w:r>
-      <w:hyperlink r:id="rId59">
+      <w:hyperlink r:id="rId75">
         <w:r>
           <w:rPr>
             <w:rStyle w:val="Hyperlink"/>
@@ -2757,12 +3989,12 @@
         </w:rPr>
       </w:pPr>
       <w:r>
-        <w:t xml:space="preserve">Establishing these production lines would also serve the commercial interests of US companies </w:t>
-      </w:r>
-      <w:r>
-        <w:t xml:space="preserve">seeking to benefit from Europe’s rising defence spending. The </w:t>
-      </w:r>
-      <w:hyperlink r:id="rId60">
+        <w:t xml:space="preserve">Establishing these production lines would also serve the commercial interests of US companies seeking to benefit from Europe’s rising defence </w:t>
+      </w:r>
+      <w:r>
+        <w:t xml:space="preserve">spending. The </w:t>
+      </w:r>
+      <w:hyperlink r:id="rId76">
         <w:r>
           <w:rPr>
             <w:rStyle w:val="Hyperlink"/>
@@ -2773,7 +4005,7 @@
       <w:r>
         <w:t xml:space="preserve"> partnership to produce ATACAMS missiles, or the </w:t>
       </w:r>
-      <w:hyperlink r:id="rId61">
+      <w:hyperlink r:id="rId77">
         <w:r>
           <w:rPr>
             <w:rStyle w:val="Hyperlink"/>
@@ -2788,8 +4020,14 @@
     <w:p>
       <w:pPr>
         <w:pStyle w:val="43subsubheading"/>
-      </w:pPr>
-      <w:r>
+        <w:rPr>
+          <w:lang w:val="en-GB"/>
+        </w:rPr>
+      </w:pPr>
+      <w:r>
+        <w:rPr>
+          <w:lang w:val="en-GB"/>
+        </w:rPr>
         <w:t>HOW</w:t>
       </w:r>
     </w:p>
@@ -2808,7 +4046,7 @@
       <w:r>
         <w:t xml:space="preserve">First, European governments and the EU should make full use of their contacts across the US political system to amplify the case for continued cooperation on Ukraine and sanctions against Russia. Several influential groups within the President’s circle are also on Ukraine’s side. Congress maintains a pro-Ukrainian position, as demonstrated by the passage of the </w:t>
       </w:r>
-      <w:hyperlink r:id="rId62">
+      <w:hyperlink r:id="rId78">
         <w:r>
           <w:rPr>
             <w:rStyle w:val="Hyperlink"/>
@@ -2819,7 +4057,7 @@
       <w:r>
         <w:t xml:space="preserve"> in the Senate, and a new push for the </w:t>
       </w:r>
-      <w:hyperlink r:id="rId63">
+      <w:hyperlink r:id="rId79">
         <w:r>
           <w:rPr>
             <w:rStyle w:val="Hyperlink"/>
@@ -2830,7 +4068,7 @@
       <w:r>
         <w:t xml:space="preserve"> in the Senate. Trump’s base has grown more critical of Russia: the share of Republicans who see Russia as an enemy has </w:t>
       </w:r>
-      <w:hyperlink r:id="rId64">
+      <w:hyperlink r:id="rId80">
         <w:r>
           <w:rPr>
             <w:rStyle w:val="Hyperlink"/>
@@ -2841,7 +4079,7 @@
       <w:r>
         <w:t xml:space="preserve"> from 40% to 47% in a year. Even MAGA influencers close to Trump have </w:t>
       </w:r>
-      <w:hyperlink r:id="rId65">
+      <w:hyperlink r:id="rId81">
         <w:r>
           <w:rPr>
             <w:rStyle w:val="Hyperlink"/>
@@ -2860,7 +4098,7 @@
       <w:r>
         <w:t xml:space="preserve">Second, it should use the approved €90 billion support loan as leverage to persuade US companies to produce in Europe. Under the </w:t>
       </w:r>
-      <w:hyperlink r:id="rId66">
+      <w:hyperlink r:id="rId82">
         <w:r>
           <w:rPr>
             <w:rStyle w:val="Hyperlink"/>
@@ -2869,40 +4107,11 @@
         </w:r>
       </w:hyperlink>
       <w:r>
-        <w:t xml:space="preserve">, defence products should in principle be procured only from companies based in the EU, Ukraine or EEA-EFTA countries, with only limited control by third-country parties. To make US companies eligible for funding, they must set up production facilities in Europe. To ensure control is not entirely in the hands of non-European entities, they should set up </w:t>
-      </w:r>
-      <w:commentRangeStart w:id="2"/>
-      <w:r>
-        <w:t xml:space="preserve">joint ventures </w:t>
-      </w:r>
-      <w:commentRangeEnd w:id="2"/>
-      <w:r>
-        <w:rPr>
-          <w:rStyle w:val="CommentReference"/>
-          <w:sz w:val="18"/>
-          <w:szCs w:val="24"/>
-        </w:rPr>
-        <w:commentReference w:id="2"/>
-      </w:r>
-      <w:r>
-        <w:t xml:space="preserve">with European counterparts. </w:t>
-      </w:r>
-      <w:commentRangeStart w:id="3"/>
-      <w:r>
-        <w:t xml:space="preserve">Concerns among some Member States about spending EU funds on US systems could also be allayed if production were based in Europe. Establishing new facilities would help strengthen Europe’s </w:t>
+        <w:t xml:space="preserve">, defence products should in principle be procured only from companies based in the EU, Ukraine or EEA-EFTA countries, with only limited control by third-country parties. To make US companies eligible for funding, they must set up production facilities in Europe. To ensure control is not entirely in the hands of non-European entities, they should set up joint ventures with European counterparts. Concerns among some Member States about spending EU funds on US systems could also be allayed if production were based in Europe. Establishing new facilities would help strengthen Europe’s defence industrial base, </w:t>
       </w:r>
       <w:r>
         <w:lastRenderedPageBreak/>
-        <w:t xml:space="preserve">defence industrial base, create skilled jobs and facilitate technology transfer through joint ventures. </w:t>
-      </w:r>
-      <w:commentRangeEnd w:id="3"/>
-      <w:r>
-        <w:rPr>
-          <w:rStyle w:val="CommentReference"/>
-          <w:sz w:val="18"/>
-          <w:szCs w:val="24"/>
-        </w:rPr>
-        <w:commentReference w:id="3"/>
+        <w:t xml:space="preserve">create skilled jobs and facilitate technology transfer through joint ventures. </w:t>
       </w:r>
     </w:p>
     <w:p>
@@ -2915,7 +4124,7 @@
       <w:r>
         <w:t xml:space="preserve">Third, Europe should capitalise on its growing links with Ukraine’s innovation ecosystem. The US presence in Ukraine remains </w:t>
       </w:r>
-      <w:hyperlink r:id="rId67" w:anchor=":~:text=America%20has%20found%20learning%20this%20way%20harder%2C%20in%20part%20because%20it%20has%20placed%20very%20few%20soldiers%20inside%20Ukraine.">
+      <w:hyperlink r:id="rId83" w:anchor=":~:text=America%20has%20found%20learning%20this%20way%20harder%2C%20in%20part%20because%20it%20has%20placed%20very%20few%20soldiers%20inside%20Ukraine.">
         <w:r>
           <w:rPr>
             <w:rStyle w:val="Hyperlink"/>
@@ -2926,7 +4135,7 @@
       <w:r>
         <w:t xml:space="preserve"> to capture the full range of innovations emerging from the battlefield. In contrast, European countries and the </w:t>
       </w:r>
-      <w:hyperlink r:id="rId68">
+      <w:hyperlink r:id="rId84">
         <w:r>
           <w:rPr>
             <w:rStyle w:val="Hyperlink"/>
@@ -2944,15 +4153,27 @@
     <w:p>
       <w:pPr>
         <w:pStyle w:val="4body"/>
+        <w:rPr>
+          <w:lang/>
+        </w:rPr>
       </w:pPr>
       <w:r>
         <w:t xml:space="preserve">While none of the proposals above will change the fundamental problem – US unpredictability – they would allow Europe and Ukraine to make the most of the current window of opportunity. </w:t>
       </w:r>
+    </w:p>
+    <w:p>
+      <w:pPr>
+        <w:pStyle w:val="4body"/>
+        <w:rPr>
+          <w:lang/>
+        </w:rPr>
+      </w:pPr>
     </w:p>
     <w:p>
       <w:pPr>
         <w:pStyle w:val="4body"/>
         <w:sectPr>
+          <w:headerReference w:type="first" r:id="rId85"/>
           <w:footnotePr>
             <w:numFmt w:val="chicago"/>
           </w:footnotePr>
@@ -2961,7 +4182,6 @@
           </w:endnotePr>
           <w:pgSz w:w="11906" w:h="16838" w:code="9"/>
           <w:pgMar w:top="1134" w:right="1134" w:bottom="1134" w:left="1134" w:header="425" w:footer="350" w:gutter="0"/>
-          <w:pgNumType w:start="1"/>
           <w:cols w:num="2" w:space="708"/>
           <w:titlePg/>
           <w:docGrid w:linePitch="360"/>
@@ -3002,15 +4222,14 @@
         <w:pStyle w:val="31by"/>
         <w:framePr w:hSpace="0" w:wrap="auto" w:vAnchor="margin" w:hAnchor="text" w:xAlign="left" w:yAlign="inline"/>
         <w:ind w:left="0"/>
-        <w:rPr>
-          <w:lang/>
-        </w:rPr>
-      </w:pPr>
-      <w:r>
-        <w:rPr>
-          <w:lang/>
-        </w:rPr>
-        <w:t xml:space="preserve">by </w:t>
+      </w:pPr>
+      <w:proofErr w:type="gramStart"/>
+      <w:r>
+        <w:t>by</w:t>
+      </w:r>
+      <w:proofErr w:type="gramEnd"/>
+      <w:r>
+        <w:t xml:space="preserve"> </w:t>
       </w:r>
     </w:p>
     <w:p>
@@ -3045,7 +4264,23 @@
         <w:pStyle w:val="4body"/>
       </w:pPr>
       <w:r>
-        <w:t xml:space="preserve">The industry has transformed massively since 2022: it has undergone exponential growth while becoming a driver of innovation, in particular in uncrewed systems. However, Ukraine’s industry remains vulnerable to Russian attacks, and faces significant financing constraints. Moreover, a sustained ceasefire would create uncertainty over the future level of demand, which could lead to a contraction of the sector unless Ukraine develops export opportunities. </w:t>
+        <w:t xml:space="preserve">The industry has transformed massively since 2022: it has undergone exponential growth while becoming a driver of innovation, </w:t>
+      </w:r>
+      <w:proofErr w:type="gramStart"/>
+      <w:r>
+        <w:t>in particular in</w:t>
+      </w:r>
+      <w:proofErr w:type="gramEnd"/>
+      <w:r>
+        <w:t xml:space="preserve"> uncrewed systems. However, Ukraine’s industry remains vulnerable to Russian </w:t>
+      </w:r>
+      <w:proofErr w:type="gramStart"/>
+      <w:r>
+        <w:t>attacks, and</w:t>
+      </w:r>
+      <w:proofErr w:type="gramEnd"/>
+      <w:r>
+        <w:t xml:space="preserve"> faces significant financing constraints. Moreover, a sustained ceasefire would create uncertainty over the future level of demand, which could lead to a contraction of the sector unless Ukraine develops export opportunities. </w:t>
       </w:r>
     </w:p>
     <w:p>
@@ -3059,8 +4294,14 @@
     <w:p>
       <w:pPr>
         <w:pStyle w:val="43subsubheading"/>
-      </w:pPr>
-      <w:r>
+        <w:rPr>
+          <w:lang w:val="en-GB"/>
+        </w:rPr>
+      </w:pPr>
+      <w:r>
+        <w:rPr>
+          <w:lang w:val="en-GB"/>
+        </w:rPr>
         <w:t>WHY</w:t>
       </w:r>
     </w:p>
@@ -3069,8 +4310,13 @@
         <w:pStyle w:val="4body"/>
       </w:pPr>
       <w:r>
-        <w:t>Ukraine’s defence industry, once a pillar of Ukraine’s Soviet-era econom</w:t>
-      </w:r>
+        <w:t xml:space="preserve">Ukraine’s defence industry, once a pillar of Ukraine’s Soviet-era </w:t>
+      </w:r>
+      <w:proofErr w:type="spellStart"/>
+      <w:r>
+        <w:t>econom</w:t>
+      </w:r>
+      <w:proofErr w:type="spellEnd"/>
       <w:r>
         <w:rPr>
           <w:lang w:val="cs-CZ"/>
@@ -3078,13 +4324,21 @@
         <w:t>y before falling into decades of decline,</w:t>
       </w:r>
       <w:r>
-        <w:t xml:space="preserve"> has undergone a remarkable revival since 2022. It is now one of the country’s most important wartime assets and could become a key driver of its peacetime economy. However, it faces two key vulnerabilities. First, production facilities in Ukraine remain exposed to Russian attacks. Second, a sustained ceasefire could lead to a fall in domestic procurement, leaving firms without sufficient demand and forcing them to downsize. This would result in a loss of production capacity, and make it more difficult to maintain the innovative edge that is Ukraine’s </w:t>
+        <w:t xml:space="preserve"> has undergone a remarkable revival since 2022. It is now one of the country’s most important wartime assets and could become a key driver of its peacetime economy. However, it faces two key vulnerabilities. First, production facilities in Ukraine remain exposed to Russian attacks. Second, a sustained ceasefire could lead to a fall in domestic procurement, leaving firms without sufficient demand and forcing them to downsize. This would result in a loss of production </w:t>
+      </w:r>
+      <w:proofErr w:type="gramStart"/>
+      <w:r>
+        <w:t>capacity, and</w:t>
+      </w:r>
+      <w:proofErr w:type="gramEnd"/>
+      <w:r>
+        <w:t xml:space="preserve"> make it more difficult to maintain the innovative edge that is Ukraine’s unique strength. The economic costs would be </w:t>
       </w:r>
       <w:r>
         <w:lastRenderedPageBreak/>
-        <w:t xml:space="preserve">unique strength. The economic costs would be considerable. Ukraine is on course to generate more income from arms exports in 2026 than it did prior to Russia’s full-scale invasion, and its overall production capacity </w:t>
-      </w:r>
-      <w:hyperlink r:id="rId69">
+        <w:t xml:space="preserve">considerable. Ukraine is on course to generate more income from arms exports in 2026 than it did prior to Russia’s full-scale invasion, and its overall production capacity </w:t>
+      </w:r>
+      <w:hyperlink r:id="rId86">
         <w:r>
           <w:rPr>
             <w:rStyle w:val="Hyperlink"/>
@@ -3112,7 +4366,7 @@
       <w:r>
         <w:t xml:space="preserve">This makes integration into the European Defence Technological and Industrial Base (EDTIB) strategically important to empower Ukraine. European production capacity can provide added depth in the short term. Enhanced access to European procurement systems could unlock a major new source of funding and create sustained demand even in the event of a ceasefire. Moreover, partnering with European companies can provide Ukrainian firms with specific technology and know-how. However, the form of cooperation matters. Relocating a part of Ukrainian production to Europe may improve resilience, but it does not automatically provide access to European funding, technology, certification or procurement markets. Beyond the industrial dimension, deeper defence industrial cooperation and integration will further facilitate the inclusion of Ukraine in the European </w:t>
       </w:r>
-      <w:hyperlink r:id="rId70">
+      <w:hyperlink r:id="rId87">
         <w:r>
           <w:rPr>
             <w:rStyle w:val="Hyperlink"/>
@@ -3127,8 +4381,14 @@
     <w:p>
       <w:pPr>
         <w:pStyle w:val="43subsubheading"/>
-      </w:pPr>
-      <w:r>
+        <w:rPr>
+          <w:lang w:val="en-GB"/>
+        </w:rPr>
+      </w:pPr>
+      <w:r>
+        <w:rPr>
+          <w:lang w:val="en-GB"/>
+        </w:rPr>
         <w:t>WHAT</w:t>
       </w:r>
     </w:p>
@@ -3145,10 +4405,10 @@
         <w:pStyle w:val="4body"/>
       </w:pPr>
       <w:r>
-        <w:t xml:space="preserve">The EU should pursue integration along all these dimensions. Joint ventures (JVs) based in Europe, in which both European and Ukrainian companies contribute intellectual property or production know-how, can play a particularly important </w:t>
-      </w:r>
-      <w:r>
-        <w:t xml:space="preserve">role. They can deepen industrial partnerships while helping overcome key obstacles to cooperation. First, they offer a way around the reluctance of many European companies to establish production in Ukraine due to concerns about tech sharing, intellectual property and public procurement, as well as the risk posed to production facilities by Russian attacks. Producing more Ukrainian or Ukrainian-derived systems in Europe would help secure production, allow firms to draw on European industrial capacity, and attract greater European investment in Ukraine’ s defence industry. </w:t>
+        <w:t xml:space="preserve">The EU should pursue integration along all these dimensions. Joint ventures (JVs) based in Europe, in which both European and Ukrainian companies contribute intellectual property or production know-how, can play a particularly important role. They can deepen industrial partnerships while helping overcome key obstacles to cooperation. First, they offer a way around the reluctance of many European companies to establish production </w:t>
+      </w:r>
+      <w:r>
+        <w:t xml:space="preserve">in Ukraine due to concerns about tech sharing, intellectual property and public procurement, as well as the risk posed to production facilities by Russian attacks. Producing more Ukrainian or Ukrainian-derived systems in Europe would help secure production, allow firms to draw on European industrial capacity, and attract greater European investment in Ukraine’ s defence industry. </w:t>
       </w:r>
     </w:p>
     <w:p>
@@ -3170,8 +4430,14 @@
     <w:p>
       <w:pPr>
         <w:pStyle w:val="43subsubheading"/>
-      </w:pPr>
-      <w:r>
+        <w:rPr>
+          <w:lang w:val="en-GB"/>
+        </w:rPr>
+      </w:pPr>
+      <w:r>
+        <w:rPr>
+          <w:lang w:val="en-GB"/>
+        </w:rPr>
         <w:t>HOW</w:t>
       </w:r>
     </w:p>
@@ -3180,11 +4446,35 @@
         <w:pStyle w:val="4body"/>
       </w:pPr>
       <w:r>
-        <w:t xml:space="preserve">European firms are increasingly setting up operations in Ukraine, for example the successful Rheinmetall Ukrainian Defence Industry LLC. In parallel, Ukrainian companies like Firepoint are setting up production in Europe. Several EU governments, such as Denmark and the Netherlands, are actively encouraging partnerships with Ukrainian companies and production in Europe. Joint ventures are already </w:t>
+        <w:t xml:space="preserve">European firms are increasingly setting up operations in Ukraine, for example the successful Rheinmetall Ukrainian Defence Industry LLC. In parallel, Ukrainian companies like </w:t>
+      </w:r>
+      <w:proofErr w:type="spellStart"/>
+      <w:r>
+        <w:t>Firepoint</w:t>
+      </w:r>
+      <w:proofErr w:type="spellEnd"/>
+      <w:r>
+        <w:t xml:space="preserve"> are setting up production in Europe. Several EU governments, such as Denmark and the Netherlands, are actively encouraging partnerships with Ukrainian companies and production in Europe. Joint ventures are already an important element of this cooperation architecture. For example, </w:t>
+      </w:r>
+      <w:proofErr w:type="spellStart"/>
+      <w:r>
+        <w:t>Auterion</w:t>
+      </w:r>
+      <w:proofErr w:type="spellEnd"/>
+      <w:r>
+        <w:t xml:space="preserve"> </w:t>
+      </w:r>
+      <w:proofErr w:type="spellStart"/>
+      <w:r>
+        <w:t>Airlogix</w:t>
+      </w:r>
+      <w:proofErr w:type="spellEnd"/>
+      <w:r>
+        <w:t xml:space="preserve">, which combines Ukrainian and German expertise in AI, illustrates how such ventures can link </w:t>
       </w:r>
       <w:r>
         <w:lastRenderedPageBreak/>
-        <w:t>an important element of this cooperation architecture. For example, Auterion Airlogix, which combines Ukrainian and German expertise in AI, illustrates how such ventures can link Ukrainian firms with partners that bring capital, facilitate certification and systems integration and provide access to procurement opportunities.</w:t>
+        <w:t>Ukrainian firms with partners that bring capital, facilitate certification and systems integration and provide access to procurement opportunities.</w:t>
       </w:r>
     </w:p>
     <w:p>
@@ -3192,7 +4482,15 @@
         <w:pStyle w:val="4body"/>
       </w:pPr>
       <w:r>
-        <w:t xml:space="preserve">To encourage the wider use of joint ventures and make them more efficient, the EU could adapt its funding instruments to incentivise their creation. Currently, an EU-headquartered joint venture that combines European and Ukrainian technology to facilitate technology sharing, manage export controls and access the EU market is classified simply as a ‘European’ company and receives no particular support from the EU.  Future EU defence-industrial funding instruments could give greater weight to projects in which Ukrainian firms contribute core intellectual property or production know-how through European-incorporated joint ventures.  </w:t>
+        <w:t xml:space="preserve">To encourage the wider use of joint ventures and make them more efficient, the EU could adapt its funding instruments to incentivise their creation. Currently, an EU-headquartered joint venture that combines European and Ukrainian technology to facilitate technology sharing, manage export controls and access the EU market is classified simply as a ‘European’ company and receives no </w:t>
+      </w:r>
+      <w:proofErr w:type="gramStart"/>
+      <w:r>
+        <w:t>particular support</w:t>
+      </w:r>
+      <w:proofErr w:type="gramEnd"/>
+      <w:r>
+        <w:t xml:space="preserve"> from the EU.  Future EU defence-industrial funding instruments could give greater weight to projects in which Ukrainian firms contribute core intellectual property or production know-how through European-incorporated joint ventures.  </w:t>
       </w:r>
     </w:p>
     <w:p>
@@ -3223,7 +4521,15 @@
         <w:pStyle w:val="4body"/>
       </w:pPr>
       <w:r>
-        <w:t>Public support should also include clear demand signals. To help joint ventures scale up production, Member States should consider framework contracts and advance purchase commitments that would give firms the certainty needed to increase production capacity and attract private capital. To facilitate testing and certification, Member States should provide Ukrainian firms and Ukrainian-European partnerships, including EU-based joint ventures, with access to testing facilities.</w:t>
+        <w:t xml:space="preserve">Public support should also include clear demand signals. To help joint ventures scale up production, Member States should consider framework contracts and advance purchase commitments that would give firms the certainty needed to increase production capacity and attract private capital. To facilitate testing and certification, Member States should provide Ukrainian firms and </w:t>
+      </w:r>
+      <w:proofErr w:type="gramStart"/>
+      <w:r>
+        <w:t>Ukrainian-European</w:t>
+      </w:r>
+      <w:proofErr w:type="gramEnd"/>
+      <w:r>
+        <w:t xml:space="preserve"> partnerships, including EU-based joint ventures, with access to testing facilities.</w:t>
       </w:r>
     </w:p>
     <w:p>
@@ -3246,6 +4552,7 @@
       <w:pPr>
         <w:pStyle w:val="4body"/>
         <w:sectPr>
+          <w:headerReference w:type="first" r:id="rId88"/>
           <w:footnotePr>
             <w:numFmt w:val="chicago"/>
           </w:footnotePr>
@@ -3254,7 +4561,6 @@
           </w:endnotePr>
           <w:pgSz w:w="11906" w:h="16838" w:code="9"/>
           <w:pgMar w:top="1134" w:right="1134" w:bottom="1134" w:left="1134" w:header="425" w:footer="350" w:gutter="0"/>
-          <w:pgNumType w:start="1"/>
           <w:cols w:num="2" w:space="708"/>
           <w:titlePg/>
           <w:docGrid w:linePitch="360"/>
@@ -3273,7 +4579,7 @@
           <w:lang w:val="en-GB"/>
         </w:rPr>
         <w:lastRenderedPageBreak/>
-        <w:t>Defence Integration Booster</w:t>
+        <w:t>‘Big on Board’</w:t>
       </w:r>
     </w:p>
     <w:p>
@@ -3287,7 +4593,7 @@
         <w:rPr>
           <w:lang w:val="en-GB"/>
         </w:rPr>
-        <w:t>Better use of joint ventures can accelerate Ukraine’s integration into the EU defence industrial base</w:t>
+        <w:t>Mobilising big business to rebuild Ukraine</w:t>
       </w:r>
     </w:p>
     <w:p>
@@ -3295,15 +4601,14 @@
         <w:pStyle w:val="31by"/>
         <w:framePr w:hSpace="0" w:wrap="auto" w:vAnchor="margin" w:hAnchor="text" w:xAlign="left" w:yAlign="inline"/>
         <w:ind w:left="0"/>
-        <w:rPr>
-          <w:lang/>
-        </w:rPr>
-      </w:pPr>
-      <w:r>
-        <w:rPr>
-          <w:lang/>
-        </w:rPr>
-        <w:t xml:space="preserve">by </w:t>
+      </w:pPr>
+      <w:proofErr w:type="gramStart"/>
+      <w:r>
+        <w:t>by</w:t>
+      </w:r>
+      <w:proofErr w:type="gramEnd"/>
+      <w:r>
+        <w:t xml:space="preserve"> </w:t>
       </w:r>
     </w:p>
     <w:p>
@@ -3313,7 +4618,7 @@
         <w:ind w:left="0"/>
       </w:pPr>
       <w:r>
-        <w:t>Ondrej Ditrych and Luigi Scazzieri</w:t>
+        <w:t xml:space="preserve">Ondrej Ditrych </w:t>
       </w:r>
     </w:p>
     <w:p>
@@ -3328,216 +4633,311 @@
     <w:p>
       <w:pPr>
         <w:pStyle w:val="4body"/>
-      </w:pPr>
-      <w:r>
-        <w:t xml:space="preserve">The unique qualities of Ukraine’s defence industry are central to the success of its war effort. The industry will be key to maintain deterrence against Russia even once a sustained ceasefire is in place. Beyond security, it is also one of the most promising sectors for rebuilding Ukraine’s peacetime economy. </w:t>
+        <w:rPr>
+          <w:rFonts w:eastAsia="Calibri"/>
+          <w:lang w:val="cs-CZ"/>
+        </w:rPr>
+      </w:pPr>
+      <w:r>
+        <w:rPr>
+          <w:rFonts w:eastAsia="Calibri"/>
+        </w:rPr>
+        <w:t>Substantial private capital, as well as the participation of more risk-averse stakeholders, will be essential for Ukraine’s recovery and reconstruction</w:t>
+      </w:r>
+      <w:r>
+        <w:rPr>
+          <w:rFonts w:eastAsia="Calibri"/>
+          <w:lang w:val="cs-CZ"/>
+        </w:rPr>
+        <w:t xml:space="preserve">. Global investment is increasingly concentrated in developed economies and a limited number of sectors, particularly the digital economy, reflecting growing competition for scarce capital. At the same time, international project finance continues to in decline </w:t>
+      </w:r>
+      <w:r>
+        <w:fldChar w:fldCharType="begin"/>
+      </w:r>
+      <w:r>
+        <w:instrText>HYPERLINK "https://unctad.org/news/global-foreign-direct-investment-falls-second-consecutive-year-posing-acute-challenges" \h</w:instrText>
+      </w:r>
+      <w:r>
+        <w:fldChar w:fldCharType="separate"/>
+      </w:r>
+      <w:r>
+        <w:rPr>
+          <w:rStyle w:val="Hyperlink"/>
+          <w:rFonts w:eastAsia="Calibri"/>
+          <w:lang w:val="cs-CZ"/>
+        </w:rPr>
+        <w:t>according</w:t>
+      </w:r>
+      <w:r>
+        <w:fldChar w:fldCharType="end"/>
+      </w:r>
+      <w:r>
+        <w:rPr>
+          <w:rFonts w:eastAsia="Calibri"/>
+          <w:lang w:val="cs-CZ"/>
+        </w:rPr>
+        <w:t xml:space="preserve"> to UN Trade and Development (UNCTAD). In addition to helping Ukraine create an attractive environment for doing business, the EU should strengthen incentives for private investment. This will require a combination of domestic measures – expenditure-based incentives in particular – and more effective external de-risking instruments. A new </w:t>
+      </w:r>
+      <w:r>
+        <w:rPr>
+          <w:rFonts w:eastAsia="Calibri"/>
+        </w:rPr>
+        <w:t>‘Big on Board’ initiative could help focus the efforts of EU stakeholders towards achieving these goals.</w:t>
+      </w:r>
+    </w:p>
+    <w:p>
+      <w:pPr>
+        <w:pStyle w:val="43subsubheading"/>
+        <w:rPr>
+          <w:lang w:val="cs-CZ"/>
+        </w:rPr>
+      </w:pPr>
+      <w:r>
+        <w:rPr>
+          <w:lang w:val="en-GB"/>
+        </w:rPr>
+        <w:t>WH</w:t>
+      </w:r>
+      <w:r>
+        <w:rPr>
+          <w:lang w:val="cs-CZ"/>
+        </w:rPr>
+        <w:t>Y</w:t>
       </w:r>
     </w:p>
     <w:p>
       <w:pPr>
         <w:pStyle w:val="4body"/>
-      </w:pPr>
-      <w:r>
-        <w:t xml:space="preserve">The industry has transformed massively since 2022: it has undergone exponential growth while becoming a driver of innovation, in particular in uncrewed systems. However, Ukraine’s industry remains vulnerable to Russian attacks, and faces significant financing constraints. Moreover, a sustained ceasefire would create uncertainty over the future level of demand, which could lead to a contraction of the sector unless Ukraine develops export opportunities. </w:t>
+        <w:rPr>
+          <w:rFonts w:eastAsia="Calibri"/>
+        </w:rPr>
+      </w:pPr>
+      <w:r>
+        <w:rPr>
+          <w:rFonts w:eastAsia="Calibri"/>
+        </w:rPr>
+        <w:t xml:space="preserve">Mobilising large-scale private investment and attracting major companies is one of the biggest challenges in post-conflict reconstruction and international development. In Ukraine, the challenge is compounded by a range of factors: security and political risks, including corruption and still inadequate anti-corruption safeguards; the prospect of future instability; labour shortages; and the fact that reconstruction is taking place across a vast territory, with regions facing different levels of risk and different reconstruction timelines. However, substantial private capital and the implementation capacity of large foreign companies will be indispensable to the success of the reconstruction effort. They will be essential for ensuring sustainable recovery, building a modern industrial base, and integrating Ukraine more closely into global value chains. </w:t>
       </w:r>
     </w:p>
     <w:p>
       <w:pPr>
         <w:pStyle w:val="4body"/>
-      </w:pPr>
-      <w:r>
-        <w:t>The EU is already doing much to foster Ukraine’s integration into Europe’s defence base, notably by giving Ukraine access to its defence funding instruments. In parallel, a growing number of partnerships are emerging at the industrial level between Ukrainian and EU firms and governments. The EU should give further momentum to this process by expanding and revamping its support measures. This contribution focuses on one specific dimension of that agenda: how EU-based joint ventures between European and Ukrainian firms can give Ukraine greater production depth, and improve its access to technology, capital, and European procurement markets.</w:t>
+        <w:rPr>
+          <w:rFonts w:eastAsia="Calibri"/>
+        </w:rPr>
+      </w:pPr>
+      <w:r>
+        <w:rPr>
+          <w:rFonts w:eastAsia="Calibri"/>
+        </w:rPr>
+        <w:t>The allocation and coordination challenges associated with development finance can be addressed through an effective system for tracking and managing resources (link: OD Collector Pipeline chapter). But a well-designed incentive structure needs to be in place to nudge risk-averse stakeholders to engage in rebuilding Ukraine’s public services, especially in frontline regions like Kharkiv, Kherson or Odessa.</w:t>
       </w:r>
     </w:p>
     <w:p>
       <w:pPr>
         <w:pStyle w:val="43subsubheading"/>
-      </w:pPr>
-      <w:r>
-        <w:t>WHY</w:t>
+        <w:rPr>
+          <w:lang w:val="en-GB"/>
+        </w:rPr>
+      </w:pPr>
+      <w:r>
+        <w:rPr>
+          <w:lang w:val="en-GB"/>
+        </w:rPr>
+        <w:lastRenderedPageBreak/>
+        <w:t>WHAT</w:t>
       </w:r>
     </w:p>
     <w:p>
       <w:pPr>
         <w:pStyle w:val="4body"/>
-      </w:pPr>
-      <w:r>
-        <w:t>Ukraine’s defence industry, once a pillar of Ukraine’s Soviet-era econom</w:t>
-      </w:r>
-      <w:r>
-        <w:rPr>
+        <w:rPr>
+          <w:rFonts w:eastAsia="Calibri"/>
+        </w:rPr>
+      </w:pPr>
+      <w:r>
+        <w:rPr>
+          <w:rFonts w:eastAsia="Calibri"/>
+        </w:rPr>
+        <w:t>To ensure sufficient flows of private capital, Ukraine will need both security – meeting institutional investors’ fiduciary requirements for ‘peacetime’ investment – and a sound business environment. However, the EU should also put in place targeted incentives to support the privatisation of local state-owned enterprises engaged in large public infrastructure projects and services, the governance of which needs to be strengthened, including through the Peace and Prosperity Compact (link</w:t>
+      </w:r>
+      <w:r>
+        <w:rPr>
+          <w:rFonts w:eastAsia="Calibri"/>
           <w:lang w:val="cs-CZ"/>
         </w:rPr>
-        <w:t>y before falling into decades of decline,</w:t>
-      </w:r>
-      <w:r>
-        <w:t xml:space="preserve"> has undergone a remarkable revival since 2022. It is now one of the country’s most important wartime assets and could become a key driver of its peacetime economy. However, it faces two key vulnerabilities. First, production facilities in Ukraine remain exposed to Russian attacks. Second, a sustained ceasefire could lead to a fall in domestic procurement, leaving firms without sufficient demand and forcing them to downsize. This would result in a loss of production capacity, and make it more difficult to maintain the innovative edge that is Ukraine’s </w:t>
-      </w:r>
-      <w:r>
-        <w:lastRenderedPageBreak/>
-        <w:t xml:space="preserve">unique strength. The economic costs would be considerable. Ukraine is on course to generate more income from arms exports in 2026 than it did prior to Russia’s full-scale invasion, and its overall production capacity </w:t>
-      </w:r>
-      <w:hyperlink r:id="rId71">
+        <w:t>: OD+GS chapter</w:t>
+      </w:r>
+      <w:r>
+        <w:rPr>
+          <w:rFonts w:eastAsia="Calibri"/>
+        </w:rPr>
+        <w:t>). The EU should also encourage foreign companies capable of providing public services (such as utility companies) to enter the Ukrainian market.</w:t>
+      </w:r>
+    </w:p>
+    <w:p>
+      <w:pPr>
+        <w:pStyle w:val="4body"/>
+        <w:rPr>
+          <w:rFonts w:eastAsia="Calibri"/>
+        </w:rPr>
+      </w:pPr>
+      <w:r>
+        <w:rPr>
+          <w:rFonts w:eastAsia="Calibri"/>
+        </w:rPr>
+        <w:t>The ‘Big on Board’ initiative can help by focusing on two priorities within the EU’s broader support for Ukraine’s reform, reconstruction and recovery.</w:t>
+      </w:r>
+    </w:p>
+    <w:p>
+      <w:pPr>
+        <w:pStyle w:val="4body"/>
+        <w:rPr>
+          <w:rFonts w:eastAsia="Calibri"/>
+          <w:lang w:val="cs-CZ"/>
+        </w:rPr>
+      </w:pPr>
+      <w:r>
+        <w:rPr>
+          <w:rFonts w:eastAsia="Calibri"/>
+        </w:rPr>
+        <w:t xml:space="preserve">First, together with other stakeholders such as the Organisation for Economic Co-operation and Development (OECD), the EU can assist Ukraine in developing a set of domestic incentives to attract foreign direct investment (FDI) from advanced economies, once a sustained future ceasefire is in place, </w:t>
+      </w:r>
+      <w:r>
+        <w:rPr>
+          <w:rFonts w:eastAsia="Calibri"/>
+          <w:lang w:val="cs-CZ"/>
+        </w:rPr>
+        <w:t>while ensuring adequate protection for critical sectors (link: TR chapter)</w:t>
+      </w:r>
+      <w:r>
+        <w:rPr>
+          <w:rFonts w:eastAsia="Calibri"/>
+        </w:rPr>
+        <w:t xml:space="preserve">. These include expenditure-based incentives </w:t>
+      </w:r>
+      <w:hyperlink r:id="rId89">
         <w:r>
           <w:rPr>
             <w:rStyle w:val="Hyperlink"/>
+            <w:rFonts w:eastAsia="Calibri"/>
           </w:rPr>
-          <w:t>could</w:t>
+          <w:t>proposed by the OECD</w:t>
         </w:r>
       </w:hyperlink>
       <w:r>
-        <w:t xml:space="preserve"> expand to USD </w:t>
-      </w:r>
-      <w:r>
-        <w:rPr>
+        <w:rPr>
+          <w:rFonts w:eastAsia="Calibri"/>
+        </w:rPr>
+        <w:t xml:space="preserve"> (rather than current tax-based incentives) such as accelerated depreciation, capital expenditure allowances, green transition investments (aligned with Ukraine’s EU accession track), research and development grants, investment tax credits, matching schemes and investment-based subsidies. At the same time, Ukraine’s investment promotion agency, </w:t>
+      </w:r>
+      <w:proofErr w:type="spellStart"/>
+      <w:r>
+        <w:rPr>
+          <w:rFonts w:eastAsia="Calibri"/>
+        </w:rPr>
+        <w:t>UkraineInvest</w:t>
+      </w:r>
+      <w:proofErr w:type="spellEnd"/>
+      <w:r>
+        <w:rPr>
+          <w:rFonts w:eastAsia="Calibri"/>
+        </w:rPr>
+        <w:t>, should evolve into an entity that assists investors navigate licensing, tax registration and regulatory compliance more efficiently, thereby reducing barriers to investment.</w:t>
+      </w:r>
+    </w:p>
+    <w:p>
+      <w:pPr>
+        <w:pStyle w:val="4body"/>
+        <w:rPr>
+          <w:rFonts w:eastAsia="Calibri"/>
+        </w:rPr>
+      </w:pPr>
+      <w:r>
+        <w:rPr>
+          <w:rFonts w:eastAsia="Calibri"/>
+        </w:rPr>
+        <w:t xml:space="preserve">Second, the EU should give greater priority to de-risking measures when designing its instruments of assistance to Ukraine under the next Multiannual Financial Framework (MFF). The lessons learned from post-conflict reconstruction efforts worldwide suggest placing particular emphasis on blended finance, guarantees and consultations with local stakeholders. They also highlight the need for technical assistance and reliable data to support security and political risk </w:t>
+      </w:r>
+      <w:r>
+        <w:rPr>
+          <w:rFonts w:eastAsia="Calibri"/>
+        </w:rPr>
+        <w:t>assessment, due diligence, risk pricing and insurance for both loans and equity investments.</w:t>
+      </w:r>
+    </w:p>
+    <w:p>
+      <w:pPr>
+        <w:pStyle w:val="4body"/>
+        <w:rPr>
+          <w:rFonts w:eastAsia="Calibri"/>
           <w:lang w:val="cs-CZ"/>
         </w:rPr>
-        <w:t>50 billion by 2028.</w:t>
-      </w:r>
-      <w:r>
-        <w:t xml:space="preserve"> A contraction of the industry could therefore undercut Ukraine’s economic recovery. In addition, it could also undermine its long-term ability to deter future Russian aggression.</w:t>
+      </w:pPr>
+      <w:r>
+        <w:rPr>
+          <w:rFonts w:eastAsia="Calibri"/>
+        </w:rPr>
+        <w:t xml:space="preserve">The aim should be not to eliminate risk. From an investor’s perspective, Ukraine will remain a high-risk </w:t>
+      </w:r>
+      <w:proofErr w:type="spellStart"/>
+      <w:r>
+        <w:rPr>
+          <w:rFonts w:eastAsia="Calibri"/>
+        </w:rPr>
+        <w:t>territor</w:t>
+      </w:r>
+      <w:proofErr w:type="spellEnd"/>
+      <w:r>
+        <w:rPr>
+          <w:rFonts w:eastAsia="Calibri"/>
+          <w:lang w:val="cs-CZ"/>
+        </w:rPr>
+        <w:t>y for some time. Rather, the objective should be to reduce risk to a level that is acceptable both to investors willing to accept higher risks in return for potentially higher returns before the market fully stabilises – which may take years – and to more risk-averse providers of essential public services.  These include utility companies, power generation companies,  electricity, digital and communciation network operators, heating and waste management providers, and major infrastructure construction firms. The EU could support these investors through tailored de-risking packages combining blended finance, first loss risk insurance, and instruments to lower borrowing costs.</w:t>
+      </w:r>
+    </w:p>
+    <w:p>
+      <w:pPr>
+        <w:pStyle w:val="43subsubheading"/>
+        <w:rPr>
+          <w:lang w:val="cs-CZ"/>
+        </w:rPr>
+      </w:pPr>
+      <w:r>
+        <w:rPr>
+          <w:lang w:val="en-GB"/>
+        </w:rPr>
+        <w:t>HOW</w:t>
       </w:r>
     </w:p>
     <w:p>
       <w:pPr>
         <w:pStyle w:val="4body"/>
-      </w:pPr>
-      <w:r>
-        <w:t xml:space="preserve">This makes integration into the European Defence Technological and Industrial Base (EDTIB) strategically important to empower Ukraine. European production capacity can provide added depth in the short term. Enhanced access to European procurement systems could unlock a major new source of funding and create sustained demand even in the event of a ceasefire. Moreover, partnering with European companies can provide Ukrainian firms with specific technology and know-how. However, the form of cooperation matters. Relocating a part of Ukrainian production to Europe may improve resilience, but it does not automatically provide access to European funding, technology, certification or procurement markets. Beyond the industrial dimension, deeper defence industrial cooperation and integration will further facilitate the inclusion of Ukraine in the European </w:t>
-      </w:r>
-      <w:hyperlink r:id="rId72">
-        <w:r>
-          <w:rPr>
-            <w:rStyle w:val="Hyperlink"/>
-          </w:rPr>
-          <w:t>security community</w:t>
-        </w:r>
-      </w:hyperlink>
-      <w:r>
-        <w:t xml:space="preserve"> by fostering close collaboration in a sector that has traditionally remained highly nationalised.</w:t>
-      </w:r>
-    </w:p>
-    <w:p>
-      <w:pPr>
-        <w:pStyle w:val="43subsubheading"/>
-        <w:rPr>
-          <w:lang w:val="en-GB"/>
-        </w:rPr>
-      </w:pPr>
-      <w:r>
-        <w:rPr>
-          <w:lang w:val="en-GB"/>
-        </w:rPr>
-        <w:t>WHAT</w:t>
-      </w:r>
-    </w:p>
-    <w:p>
-      <w:pPr>
-        <w:pStyle w:val="4body"/>
-      </w:pPr>
-      <w:r>
-        <w:t>To sustain the impressive development of its defence industry and maintain its competitive edge, Ukraine needs access to four things that Europe can provide: capital, production depth, access to key technologies and assured future demand. Accelerating Ukraine’s EDTIB integration should therefore focus on several parallel lines of action: facilitating access to funding, encouraging European firms to work in Ukraine, supporting Ukrainian firms operating in Europe, and fostering genuine partnerships between the two sides.</w:t>
-      </w:r>
-    </w:p>
-    <w:p>
-      <w:pPr>
-        <w:pStyle w:val="4body"/>
-      </w:pPr>
-      <w:r>
-        <w:t xml:space="preserve">The EU should pursue integration along all these dimensions. Joint ventures (JVs) based in Europe, in which both European and Ukrainian companies contribute intellectual property or production know-how, can play a particularly important </w:t>
-      </w:r>
-      <w:r>
-        <w:t xml:space="preserve">role. They can deepen industrial partnerships while helping overcome key obstacles to cooperation. First, they offer a way around the reluctance of many European companies to establish production in Ukraine due to concerns about tech sharing, intellectual property and public procurement, as well as the risk posed to production facilities by Russian attacks. Producing more Ukrainian or Ukrainian-derived systems in Europe would help secure production, allow firms to draw on European industrial capacity, and attract greater European investment in Ukraine’ s defence industry. </w:t>
-      </w:r>
-    </w:p>
-    <w:p>
-      <w:pPr>
-        <w:pStyle w:val="4body"/>
-      </w:pPr>
-      <w:r>
-        <w:t xml:space="preserve">Second, despite its remarkable innovation, Ukraine still needs access to European technologies, components and systems-integration expertise in more complex capability areas such as air defence and deep strike. Joint ventures can bridge this gap by reducing the risks that often make European companies reluctant to share technology, particularly with partners based in Ukraine. </w:t>
-      </w:r>
-    </w:p>
-    <w:p>
-      <w:pPr>
-        <w:pStyle w:val="4body"/>
-      </w:pPr>
-      <w:r>
-        <w:t>Third, EU-based joint ventures can help Ukrainian companies gain access to European and NATO procurement markets, which are essential for their long-term survival. European governments are increasing defence spending and becoming more open to broadening procurement to new players. However, Ukrainian products are not automatically easy for European governments to procure, even if a company wants to sell and has government backing. Joint ventures with European firms used to navigating NATO-standard procurement systems can help Ukrainian companies secure contracts and a funding stream. The prospect of export earnings may also be a powerful inducement for Ukrainian firms to persuade the government to grant export licences under the mechanism introduced in June to attract greater international investment.</w:t>
-      </w:r>
-    </w:p>
-    <w:p>
-      <w:pPr>
-        <w:pStyle w:val="43subsubheading"/>
-        <w:rPr>
-          <w:lang w:val="en-GB"/>
-        </w:rPr>
-      </w:pPr>
-      <w:r>
-        <w:rPr>
-          <w:lang w:val="en-GB"/>
-        </w:rPr>
-        <w:t>HOW</w:t>
-      </w:r>
-    </w:p>
-    <w:p>
-      <w:pPr>
-        <w:pStyle w:val="4body"/>
-      </w:pPr>
-      <w:r>
-        <w:t xml:space="preserve">European firms are increasingly setting up operations in Ukraine, for example the successful Rheinmetall Ukrainian Defence Industry LLC. In parallel, Ukrainian companies like Firepoint are setting up production in Europe. Several EU governments, such as Denmark and the Netherlands, are actively encouraging partnerships with Ukrainian companies and production in Europe. Joint ventures are already </w:t>
-      </w:r>
-      <w:r>
+        <w:rPr>
+          <w:rFonts w:eastAsia="Calibri"/>
+        </w:rPr>
+      </w:pPr>
+      <w:r>
+        <w:rPr>
+          <w:rFonts w:eastAsia="Calibri"/>
+        </w:rPr>
+        <w:t>The EU can start implementing the ‘Big on Board’ initiative in three ways. First, following consultations with other international stakeholders, particularly donors and international financial institutions (IFIs), the EU could incorporate expenditure</w:t>
+      </w:r>
+      <w:r>
+        <w:rPr>
+          <w:rFonts w:eastAsia="Calibri"/>
+          <w:lang w:val="cs-CZ"/>
+        </w:rPr>
+        <w:t xml:space="preserve">-based investment incentives into the next update of the Ukraine Plan or any subsequent framework setting out the conditions for the disbursement of EU aid. The current emphasis on tax breaks is likely to have limited impact and may face constraints imposed by the global minimum tax (GMT) regime. Secondly, the EU should upgrade the Ukraine Investment Framework (UIF), the second pillar of the Ukraine Facility and its main financing instrument for Ukraine, so that it can mobilise more public and private capital, particularly for major public infrastructure and service projects. Finally, the EU should offer technical assistance to help Ukraine implement the measures included in the Ukraine Plan. This should include putting in place conditions for (partial) privatisation of state-owned enterprises (SOEs), and strengthening domestic investment incentives, including by transforming UkraineInvest into a one-stop shop for foreign investors. These new initiatives should be streamlined with parallel efforts by the European Bank for Reconstruction and Development (EBRD), the European Investment Bank (EIB) and other IFIs to maximise their impact.  In particular, the EBRD's wartime </w:t>
+      </w:r>
+      <w:r>
+        <w:rPr>
+          <w:rFonts w:eastAsia="Calibri"/>
+          <w:lang w:val="cs-CZ"/>
+        </w:rPr>
         <w:lastRenderedPageBreak/>
-        <w:t>an important element of this cooperation architecture. For example, Auterion Airlogix, which combines Ukrainian and German expertise in AI, illustrates how such ventures can link Ukrainian firms with partners that bring capital, facilitate certification and systems integration and provide access to procurement opportunities.</w:t>
-      </w:r>
-    </w:p>
-    <w:p>
-      <w:pPr>
-        <w:pStyle w:val="4body"/>
-      </w:pPr>
-      <w:r>
-        <w:t xml:space="preserve">To encourage the wider use of joint ventures and make them more efficient, the EU could adapt its funding instruments to incentivise their creation. Currently, an EU-headquartered joint venture that combines European and Ukrainian technology to facilitate technology sharing, manage export controls and access the EU market is classified simply as a ‘European’ company and receives no particular support from the EU.  Future EU defence-industrial funding instruments could give greater weight to projects in which Ukrainian firms contribute core intellectual property or production know-how through European-incorporated joint ventures.  </w:t>
-      </w:r>
-    </w:p>
-    <w:p>
-      <w:pPr>
-        <w:pStyle w:val="4body"/>
-      </w:pPr>
-      <w:r>
-        <w:t>Beyond adjusting its instruments, the EU could help assemble funding packages for joint ventures. Past examples including Denmark’s €</w:t>
-      </w:r>
-      <w:r>
-        <w:rPr>
-          <w:lang w:val="cs-CZ"/>
-        </w:rPr>
-        <w:t xml:space="preserve">67 million envelope show that establishing production facilities requires substantial public funding, as well as government backing to secure the necessary permits. The EU could help coordinate packages combining </w:t>
-      </w:r>
-      <w:r>
-        <w:t>host-state funding, EU financing, EIB finance for eligible dual-use elements and private capital. Moreover, the next Multiannual Financial Framework (MFF) could also include a dedicated EU defence-industrial budget line to encourage the creation of joint ventures.</w:t>
-      </w:r>
-      <w:r>
-        <w:rPr>
-          <w:lang w:val="cs-CZ"/>
-        </w:rPr>
-        <w:t xml:space="preserve"> </w:t>
-      </w:r>
-    </w:p>
-    <w:p>
-      <w:pPr>
-        <w:pStyle w:val="4body"/>
-      </w:pPr>
-      <w:r>
-        <w:t>Public support should also include clear demand signals. To help joint ventures scale up production, Member States should consider framework contracts and advance purchase commitments that would give firms the certainty needed to increase production capacity and attract private capital. To facilitate testing and certification, Member States should provide Ukrainian firms and Ukrainian-European partnerships, including EU-based joint ventures, with access to testing facilities.</w:t>
-      </w:r>
-    </w:p>
-    <w:p>
-      <w:pPr>
-        <w:pStyle w:val="4body"/>
-        <w:rPr>
-          <w:lang w:val="cs-CZ"/>
-        </w:rPr>
-      </w:pPr>
+        <w:t>risk insurance scheme, the Recovery and Reconstruction Guarantee Facility, should be scaled up.</w:t>
+      </w:r>
     </w:p>
     <w:p>
       <w:pPr>
@@ -3551,6 +4951,7 @@
       <w:pPr>
         <w:pStyle w:val="4body"/>
         <w:sectPr>
+          <w:headerReference w:type="first" r:id="rId90"/>
           <w:footnotePr>
             <w:numFmt w:val="chicago"/>
           </w:footnotePr>
@@ -3559,7 +4960,6 @@
           </w:endnotePr>
           <w:pgSz w:w="11906" w:h="16838" w:code="9"/>
           <w:pgMar w:top="1134" w:right="1134" w:bottom="1134" w:left="1134" w:header="425" w:footer="350" w:gutter="0"/>
-          <w:pgNumType w:start="1"/>
           <w:cols w:num="2" w:space="708"/>
           <w:titlePg/>
           <w:docGrid w:linePitch="360"/>
@@ -3578,7 +4978,7 @@
           <w:lang w:val="en-GB"/>
         </w:rPr>
         <w:lastRenderedPageBreak/>
-        <w:t>‘Big on Board’</w:t>
+        <w:t>Smart fences</w:t>
       </w:r>
     </w:p>
     <w:p>
@@ -3592,7 +4992,7 @@
         <w:rPr>
           <w:lang w:val="en-GB"/>
         </w:rPr>
-        <w:t>Mobilising big business to rebuild Ukraine</w:t>
+        <w:t>Calibrating China’s role in Ukraine’s reconstruction</w:t>
       </w:r>
     </w:p>
     <w:p>
@@ -3600,15 +5000,14 @@
         <w:pStyle w:val="31by"/>
         <w:framePr w:hSpace="0" w:wrap="auto" w:vAnchor="margin" w:hAnchor="text" w:xAlign="left" w:yAlign="inline"/>
         <w:ind w:left="0"/>
-        <w:rPr>
-          <w:lang/>
-        </w:rPr>
-      </w:pPr>
-      <w:r>
-        <w:rPr>
-          <w:lang/>
-        </w:rPr>
-        <w:t xml:space="preserve">by </w:t>
+      </w:pPr>
+      <w:proofErr w:type="gramStart"/>
+      <w:r>
+        <w:t>by</w:t>
+      </w:r>
+      <w:proofErr w:type="gramEnd"/>
+      <w:r>
+        <w:t xml:space="preserve"> </w:t>
       </w:r>
     </w:p>
     <w:p>
@@ -3618,7 +5017,7 @@
         <w:ind w:left="0"/>
       </w:pPr>
       <w:r>
-        <w:t xml:space="preserve">Ondrej Ditrych </w:t>
+        <w:t>Tim Rühlig</w:t>
       </w:r>
     </w:p>
     <w:p>
@@ -3627,7 +5026,6 @@
         <w:jc w:val="both"/>
         <w:rPr>
           <w:rFonts w:ascii="Calibri" w:eastAsia="Calibri" w:hAnsi="Calibri" w:cs="Calibri"/>
-          <w:lang/>
         </w:rPr>
       </w:pPr>
     </w:p>
@@ -3636,364 +5034,6 @@
         <w:pStyle w:val="4body"/>
         <w:rPr>
           <w:rFonts w:eastAsia="Calibri"/>
-          <w:lang w:val="cs-CZ"/>
-        </w:rPr>
-      </w:pPr>
-      <w:r>
-        <w:rPr>
-          <w:rFonts w:eastAsia="Calibri"/>
-        </w:rPr>
-        <w:t>Substantial private capital, as well as the participation of more risk-averse stakeholders, will be essential for Ukraine’s recovery and reconstruction</w:t>
-      </w:r>
-      <w:r>
-        <w:rPr>
-          <w:rFonts w:eastAsia="Calibri"/>
-          <w:lang w:val="cs-CZ"/>
-        </w:rPr>
-        <w:t xml:space="preserve">. Global investment is increasingly concentrated in developed economies and a limited number of sectors, particularly the digital economy, reflecting growing competition for scarce capital. At the same time, international project finance continues to in decline </w:t>
-      </w:r>
-      <w:hyperlink r:id="rId73">
-        <w:r>
-          <w:rPr>
-            <w:rStyle w:val="Hyperlink"/>
-            <w:rFonts w:eastAsia="Calibri"/>
-            <w:lang w:val="cs-CZ"/>
-          </w:rPr>
-          <w:t>according</w:t>
-        </w:r>
-      </w:hyperlink>
-      <w:r>
-        <w:rPr>
-          <w:rFonts w:eastAsia="Calibri"/>
-          <w:lang w:val="cs-CZ"/>
-        </w:rPr>
-        <w:t xml:space="preserve"> to UN Trade and Development (UNCTAD). In addition to helping Ukraine create an attractive environment for doing business, the EU should strengthen incentives for private investment. This will require a combination of domestic measures – expenditure-based incentives in particular – and more effective external de-risking instruments. A new </w:t>
-      </w:r>
-      <w:r>
-        <w:rPr>
-          <w:rFonts w:eastAsia="Calibri"/>
-        </w:rPr>
-        <w:t>‘Big on Board’ initiative could help focus the efforts of EU stakeholders towards achieving these goals.</w:t>
-      </w:r>
-    </w:p>
-    <w:p>
-      <w:pPr>
-        <w:pStyle w:val="43subsubheading"/>
-        <w:rPr>
-          <w:lang w:val="cs-CZ"/>
-        </w:rPr>
-      </w:pPr>
-      <w:r>
-        <w:t>WH</w:t>
-      </w:r>
-      <w:r>
-        <w:rPr>
-          <w:lang w:val="cs-CZ"/>
-        </w:rPr>
-        <w:t>Y</w:t>
-      </w:r>
-    </w:p>
-    <w:p>
-      <w:pPr>
-        <w:pStyle w:val="4body"/>
-        <w:rPr>
-          <w:rFonts w:eastAsia="Calibri"/>
-        </w:rPr>
-      </w:pPr>
-      <w:r>
-        <w:rPr>
-          <w:rFonts w:eastAsia="Calibri"/>
-        </w:rPr>
-        <w:t xml:space="preserve">Mobilising large-scale private investment and attracting major companies is one of the biggest challenges in post-conflict reconstruction and international development. In Ukraine, the challenge is compounded by a range of factors: security and political risks, including corruption and still inadequate anti-corruption safeguards; the prospect of future instability; labour shortages; and the fact that reconstruction is taking place across a vast territory, with regions facing different levels of risk and different reconstruction timelines. However, substantial private capital and the implementation capacity of large foreign companies will be indispensable to the success of the reconstruction effort. They will be essential for ensuring sustainable recovery, building a modern industrial base, and integrating Ukraine more closely into global value chains. </w:t>
-      </w:r>
-    </w:p>
-    <w:p>
-      <w:pPr>
-        <w:pStyle w:val="4body"/>
-        <w:rPr>
-          <w:rFonts w:eastAsia="Calibri"/>
-        </w:rPr>
-      </w:pPr>
-      <w:r>
-        <w:rPr>
-          <w:rFonts w:eastAsia="Calibri"/>
-        </w:rPr>
-        <w:t>The allocation and coordination challenges associated with development finance can be addressed through an effective system for tracking and managing resources (link: OD Collector Pipeline chapter). But a well-designed incentive structure needs to be in place to nudge risk-averse stakeholders to engage in rebuilding Ukraine’s public services, especially in frontline regions like Kharkiv, Kherson or Odessa.</w:t>
-      </w:r>
-    </w:p>
-    <w:p>
-      <w:pPr>
-        <w:pStyle w:val="43subsubheading"/>
-      </w:pPr>
-      <w:r>
-        <w:lastRenderedPageBreak/>
-        <w:t>WHAT</w:t>
-      </w:r>
-    </w:p>
-    <w:p>
-      <w:pPr>
-        <w:pStyle w:val="4body"/>
-        <w:rPr>
-          <w:rFonts w:eastAsia="Calibri"/>
-        </w:rPr>
-      </w:pPr>
-      <w:r>
-        <w:rPr>
-          <w:rFonts w:eastAsia="Calibri"/>
-        </w:rPr>
-        <w:t>To ensure sufficient flows of private capital, Ukraine will need both security – meeting institutional investors’ fiduciary requirements for ‘peacetime’ investment – and a sound business environment. However, the EU should also put in place targeted incentives to support the privatisation of local state-owned enterprises engaged in large public infrastructure projects and services, the governance of which needs to be strengthened, including through the Peace and Prosperity Compact (link</w:t>
-      </w:r>
-      <w:r>
-        <w:rPr>
-          <w:rFonts w:eastAsia="Calibri"/>
-          <w:lang w:val="cs-CZ"/>
-        </w:rPr>
-        <w:t>: OD+GS chapter</w:t>
-      </w:r>
-      <w:r>
-        <w:rPr>
-          <w:rFonts w:eastAsia="Calibri"/>
-        </w:rPr>
-        <w:t>). The EU should also encourage foreign companies capable of providing public services (such as utility companies) to enter the Ukrainian market.</w:t>
-      </w:r>
-    </w:p>
-    <w:p>
-      <w:pPr>
-        <w:pStyle w:val="4body"/>
-        <w:rPr>
-          <w:rFonts w:eastAsia="Calibri"/>
-        </w:rPr>
-      </w:pPr>
-      <w:r>
-        <w:rPr>
-          <w:rFonts w:eastAsia="Calibri"/>
-        </w:rPr>
-        <w:t>The ‘Big on Board’ initiative can help by focusing on two priorities within the EU’s broader support for Ukraine’s reform, reconstruction and recovery.</w:t>
-      </w:r>
-    </w:p>
-    <w:p>
-      <w:pPr>
-        <w:pStyle w:val="4body"/>
-        <w:rPr>
-          <w:rFonts w:eastAsia="Calibri"/>
-          <w:lang w:val="cs-CZ"/>
-        </w:rPr>
-      </w:pPr>
-      <w:r>
-        <w:rPr>
-          <w:rFonts w:eastAsia="Calibri"/>
-        </w:rPr>
-        <w:t xml:space="preserve">First, together with other stakeholders such as the Organisation for Economic Co-operation and Development (OECD), the EU can assist Ukraine in developing a set of domestic incentives to attract foreign direct investment (FDI) from advanced economies, once a sustained future ceasefire is in place, </w:t>
-      </w:r>
-      <w:r>
-        <w:rPr>
-          <w:rFonts w:eastAsia="Calibri"/>
-          <w:lang w:val="cs-CZ"/>
-        </w:rPr>
-        <w:t>while ensuring adequate protection for critical sectors (link: TR chapter)</w:t>
-      </w:r>
-      <w:r>
-        <w:rPr>
-          <w:rFonts w:eastAsia="Calibri"/>
-        </w:rPr>
-        <w:t xml:space="preserve">. These include expenditure-based incentives </w:t>
-      </w:r>
-      <w:hyperlink r:id="rId74">
-        <w:r>
-          <w:rPr>
-            <w:rStyle w:val="Hyperlink"/>
-            <w:rFonts w:eastAsia="Calibri"/>
-          </w:rPr>
-          <w:t>proposed by the OECD</w:t>
-        </w:r>
-      </w:hyperlink>
-      <w:r>
-        <w:rPr>
-          <w:rFonts w:eastAsia="Calibri"/>
-        </w:rPr>
-        <w:t xml:space="preserve"> (rather than current tax-based incentives) such as accelerated depreciation, capital expenditure allowances, green transition investments (aligned with Ukraine’s EU accession track), research and development grants, investment tax credits, matching schemes and investment-based subsidies. At the same time, Ukraine’s investment promotion agency, UkraineInvest, should evolve into an entity that assists investors navigate licensing, tax registration and regulatory compliance more efficiently, thereby reducing barriers to investment.</w:t>
-      </w:r>
-    </w:p>
-    <w:p>
-      <w:pPr>
-        <w:pStyle w:val="4body"/>
-        <w:rPr>
-          <w:rFonts w:eastAsia="Calibri"/>
-        </w:rPr>
-      </w:pPr>
-      <w:r>
-        <w:rPr>
-          <w:rFonts w:eastAsia="Calibri"/>
-        </w:rPr>
-        <w:t xml:space="preserve">Second, the EU should give greater priority to de-risking measures when designing its instruments of assistance to Ukraine under the next Multiannual Financial Framework (MFF). The lessons learned from post-conflict reconstruction efforts worldwide suggest placing particular emphasis on blended finance, guarantees and consultations with local stakeholders. They also highlight the need for technical assistance and reliable data to support security and political risk </w:t>
-      </w:r>
-      <w:r>
-        <w:rPr>
-          <w:rFonts w:eastAsia="Calibri"/>
-        </w:rPr>
-        <w:t>assessment, due diligence, risk pricing and insurance for both loans and equity investments.</w:t>
-      </w:r>
-    </w:p>
-    <w:p>
-      <w:pPr>
-        <w:pStyle w:val="4body"/>
-        <w:rPr>
-          <w:rFonts w:eastAsia="Calibri"/>
-          <w:lang w:val="cs-CZ"/>
-        </w:rPr>
-      </w:pPr>
-      <w:r>
-        <w:rPr>
-          <w:rFonts w:eastAsia="Calibri"/>
-        </w:rPr>
-        <w:t>The aim should be not to eliminate risk. From an investor’s perspective, Ukraine will remain a high-risk territor</w:t>
-      </w:r>
-      <w:r>
-        <w:rPr>
-          <w:rFonts w:eastAsia="Calibri"/>
-          <w:lang w:val="cs-CZ"/>
-        </w:rPr>
-        <w:t>y for some time. Rather, the objective should be to reduce risk to a level that is acceptable both to investors willing to accept higher risks in return for potentially higher returns before the market fully stabilises – which may take years – and to more risk-averse providers of essential public services.  These include utility companies, power generation companies,  electricity, digital and communciation network operators, heating and waste management providers, and major infrastructure construction firms. The EU could support these investors through tailored de-risking packages combining blended finance, first loss risk insurance, and instruments to lower borrowing costs.</w:t>
-      </w:r>
-    </w:p>
-    <w:p>
-      <w:pPr>
-        <w:pStyle w:val="43subsubheading"/>
-        <w:rPr>
-          <w:lang w:val="cs-CZ"/>
-        </w:rPr>
-      </w:pPr>
-      <w:r>
-        <w:t>HOW</w:t>
-      </w:r>
-    </w:p>
-    <w:p>
-      <w:pPr>
-        <w:pStyle w:val="4body"/>
-        <w:rPr>
-          <w:rFonts w:eastAsia="Calibri"/>
-          <w:lang/>
-        </w:rPr>
-      </w:pPr>
-      <w:r>
-        <w:rPr>
-          <w:rFonts w:eastAsia="Calibri"/>
-        </w:rPr>
-        <w:t>The EU can start implementing the ‘Big on Board’ initiative in three ways. First, following consultations with other international stakeholders, particularly donors and international financial institutions (IFIs), the EU could incorporate expenditure</w:t>
-      </w:r>
-      <w:r>
-        <w:rPr>
-          <w:rFonts w:eastAsia="Calibri"/>
-          <w:lang w:val="cs-CZ"/>
-        </w:rPr>
-        <w:t xml:space="preserve">-based investment incentives into the next update of the Ukraine Plan or any subsequent framework setting out the conditions for the disbursement of EU aid. The current emphasis on tax breaks is likely to have limited impact and may face constraints imposed by the global minimum tax (GMT) regime. Secondly, the EU should upgrade the Ukraine Investment Framework (UIF), the second pillar of the Ukraine Facility and its main financing instrument for Ukraine, so that it can mobilise more public and private capital, particularly for major public infrastructure and service projects. Finally, the EU should offer technical assistance to help Ukraine implement the measures included in the Ukraine Plan. This should include putting in place conditions for (partial) privatisation of state-owned enterprises (SOEs), and strengthening domestic investment incentives, including by transforming UkraineInvest into a one-stop shop for foreign investors. These new initiatives should be streamlined with parallel efforts by the European Bank for Reconstruction and Development (EBRD), the European Investment Bank (EIB) and other IFIs to </w:t>
-      </w:r>
-      <w:r>
-        <w:rPr>
-          <w:rFonts w:eastAsia="Calibri"/>
-          <w:lang w:val="cs-CZ"/>
-        </w:rPr>
-        <w:lastRenderedPageBreak/>
-        <w:t>maximise their impact.  In particular, the EBRD's wartime risk insurance scheme, the Recovery and Reconstruction Guarantee Facility, should be scaled up.</w:t>
-      </w:r>
-    </w:p>
-    <w:p>
-      <w:pPr>
-        <w:pStyle w:val="4body"/>
-        <w:rPr>
-          <w:lang w:val="cs-CZ"/>
-        </w:rPr>
-      </w:pPr>
-    </w:p>
-    <w:p>
-      <w:pPr>
-        <w:pStyle w:val="4body"/>
-        <w:sectPr>
-          <w:footnotePr>
-            <w:numFmt w:val="chicago"/>
-          </w:footnotePr>
-          <w:endnotePr>
-            <w:numFmt w:val="decimal"/>
-          </w:endnotePr>
-          <w:pgSz w:w="11906" w:h="16838" w:code="9"/>
-          <w:pgMar w:top="1134" w:right="1134" w:bottom="1134" w:left="1134" w:header="425" w:footer="350" w:gutter="0"/>
-          <w:pgNumType w:start="1"/>
-          <w:cols w:num="2" w:space="708"/>
-          <w:titlePg/>
-          <w:docGrid w:linePitch="360"/>
-        </w:sectPr>
-      </w:pPr>
-    </w:p>
-    <w:p>
-      <w:pPr>
-        <w:pStyle w:val="41mainheading"/>
-        <w:rPr>
-          <w:lang w:val="en-GB"/>
-        </w:rPr>
-      </w:pPr>
-      <w:r>
-        <w:rPr>
-          <w:lang w:val="en-GB"/>
-        </w:rPr>
-        <w:lastRenderedPageBreak/>
-        <w:t>Smart fences</w:t>
-      </w:r>
-    </w:p>
-    <w:p>
-      <w:pPr>
-        <w:pStyle w:val="42subheading"/>
-        <w:rPr>
-          <w:lang w:val="en-GB"/>
-        </w:rPr>
-      </w:pPr>
-      <w:r>
-        <w:rPr>
-          <w:lang w:val="en-GB"/>
-        </w:rPr>
-        <w:t>Calibrating China’s role in Ukraine’s reconstruction</w:t>
-      </w:r>
-    </w:p>
-    <w:p>
-      <w:pPr>
-        <w:pStyle w:val="31by"/>
-        <w:framePr w:hSpace="0" w:wrap="auto" w:vAnchor="margin" w:hAnchor="text" w:xAlign="left" w:yAlign="inline"/>
-        <w:ind w:left="0"/>
-        <w:rPr>
-          <w:lang/>
-        </w:rPr>
-      </w:pPr>
-      <w:r>
-        <w:rPr>
-          <w:lang/>
-        </w:rPr>
-        <w:t xml:space="preserve">by </w:t>
-      </w:r>
-    </w:p>
-    <w:p>
-      <w:pPr>
-        <w:pStyle w:val="32author"/>
-        <w:framePr w:hSpace="0" w:wrap="auto" w:vAnchor="margin" w:hAnchor="text" w:xAlign="left" w:yAlign="inline"/>
-        <w:ind w:left="0"/>
-      </w:pPr>
-      <w:r>
-        <w:t>Tim Rühlig</w:t>
-      </w:r>
-    </w:p>
-    <w:p>
-      <w:pPr>
-        <w:spacing w:line="276" w:lineRule="auto"/>
-        <w:jc w:val="both"/>
-        <w:rPr>
-          <w:rFonts w:ascii="Calibri" w:eastAsia="Calibri" w:hAnsi="Calibri" w:cs="Calibri"/>
-          <w:lang/>
-        </w:rPr>
-      </w:pPr>
-    </w:p>
-    <w:p>
-      <w:pPr>
-        <w:pStyle w:val="4body"/>
-        <w:rPr>
-          <w:rFonts w:eastAsia="Calibri"/>
         </w:rPr>
       </w:pPr>
       <w:r>
@@ -4002,7 +5042,7 @@
         </w:rPr>
         <w:t xml:space="preserve">Ukraine’s reconstruction bill </w:t>
       </w:r>
-      <w:hyperlink r:id="rId75">
+      <w:hyperlink r:id="rId91">
         <w:r>
           <w:rPr>
             <w:rStyle w:val="Hyperlink"/>
@@ -4030,7 +5070,7 @@
         </w:rPr>
         <w:t xml:space="preserve">). This financing gap creates an opening for China. Beijing has the industrial capacity, the capital, and the appetite: it has </w:t>
       </w:r>
-      <w:hyperlink r:id="rId76">
+      <w:hyperlink r:id="rId92">
         <w:r>
           <w:rPr>
             <w:rStyle w:val="Hyperlink"/>
@@ -4045,7 +5085,7 @@
         </w:rPr>
         <w:t xml:space="preserve"> and </w:t>
       </w:r>
-      <w:hyperlink r:id="rId77">
+      <w:hyperlink r:id="rId93">
         <w:r>
           <w:rPr>
             <w:rStyle w:val="Hyperlink"/>
@@ -4072,20 +5112,26 @@
         <w:rPr>
           <w:rFonts w:eastAsia="Calibri"/>
         </w:rPr>
-        <w:t xml:space="preserve">But Chinese involvement in rebuilding Ukraine’s critical infrastructure carries serious political and security risks. The EU should act now: equipping Ukraine with a robust toolkit of regulatory </w:t>
-      </w:r>
-      <w:r>
-        <w:rPr>
-          <w:rFonts w:eastAsia="Calibri"/>
-        </w:rPr>
-        <w:t>instruments and risk-limitation expertise so that reconstruction does not become a vector for dependency, espionage or sabotage. The goal should be to calibrate – not prohibit – China’s involvement in Ukraine’s reconstruction.</w:t>
+        <w:t xml:space="preserve">But Chinese involvement in rebuilding Ukraine’s critical infrastructure carries serious political and security risks. The EU should act now: equipping Ukraine with a robust toolkit of regulatory instruments and risk-limitation expertise so that </w:t>
+      </w:r>
+      <w:r>
+        <w:rPr>
+          <w:rFonts w:eastAsia="Calibri"/>
+        </w:rPr>
+        <w:t>reconstruction does not become a vector for dependency, espionage or sabotage. The goal should be to calibrate – not prohibit – China’s involvement in Ukraine’s reconstruction.</w:t>
       </w:r>
     </w:p>
     <w:p>
       <w:pPr>
         <w:pStyle w:val="43subsubheading"/>
-      </w:pPr>
-      <w:r>
+        <w:rPr>
+          <w:lang w:val="en-GB"/>
+        </w:rPr>
+      </w:pPr>
+      <w:r>
+        <w:rPr>
+          <w:lang w:val="en-GB"/>
+        </w:rPr>
         <w:t>WHY</w:t>
       </w:r>
     </w:p>
@@ -4116,7 +5162,7 @@
         </w:rPr>
         <w:t xml:space="preserve">China’s interest in Ukraine’s reconstruction is not incidental. Beijing has developed a </w:t>
       </w:r>
-      <w:hyperlink r:id="rId78">
+      <w:hyperlink r:id="rId94">
         <w:r>
           <w:rPr>
             <w:rStyle w:val="Hyperlink"/>
@@ -4129,14 +5175,14 @@
         <w:rPr>
           <w:rFonts w:eastAsia="Calibri"/>
         </w:rPr>
-        <w:t xml:space="preserve"> with a recognisable track record that spans Iraq, South Sudan, Syria, Afghanistan and Ethiopia. In each case, involvement in reconstruction has provided Beijing with commercial footholds, political leverage and strategic influence. For example, in Ethiopia China was among the first to back reconstruction after the Tigray War, resuming the Exim Bank–financed Mekelle City Water Supply Project; in Iraq, its 2019 ‘oil-for-projects’ deal traded twenty years of guaranteed oil supply for concessional credit earmarked for the country's infrastructure development. China’s proclivity for mixing commercial and state interests has also sparked security concerns in the EU and is likely </w:t>
+        <w:t xml:space="preserve"> with a recognisable track record that spans Iraq, South Sudan, Syria, Afghanistan and Ethiopia. In each case, involvement in reconstruction has provided Beijing with commercial footholds, political leverage and strategic influence. For example, in Ethiopia China was among the first to back reconstruction after the Tigray War, resuming the Exim Bank–financed Mekelle City Water Supply Project; in Iraq, its 2019 ‘oil-for-projects’ deal traded twenty years of guaranteed oil supply for concessional credit earmarked for the country's infrastructure development. China’s proclivity for mixing commercial and state interests has also sparked security concerns in the EU and is likely to </w:t>
       </w:r>
       <w:r>
         <w:rPr>
           <w:rFonts w:eastAsia="Calibri"/>
         </w:rPr>
         <w:lastRenderedPageBreak/>
-        <w:t>to generate similar concerns in Ukraine. The risks cluster around three distinct but related threats.</w:t>
+        <w:t>generate similar concerns in Ukraine. The risks cluster around three distinct but related threats.</w:t>
       </w:r>
     </w:p>
     <w:p>
@@ -4152,7 +5198,7 @@
         </w:rPr>
         <w:t xml:space="preserve">The first risk is espionage. Chinese companies operate under a domestic legal framework, most prominently </w:t>
       </w:r>
-      <w:hyperlink r:id="rId79">
+      <w:hyperlink r:id="rId95">
         <w:r>
           <w:rPr>
             <w:rStyle w:val="Hyperlink"/>
@@ -4195,7 +5241,7 @@
         </w:rPr>
         <w:t xml:space="preserve">The third risk is that Chinese-led reconstruction will lock Ukraine into lasting dependencies. The adoption of Chinese technical standards would create long-term reliance on Chinese suppliers, since Chinese technologies and components cannot easily be replaced or serviced by European providers. Once embedded, </w:t>
       </w:r>
-      <w:hyperlink r:id="rId80" w:anchor="!/Publikation/1334">
+      <w:hyperlink r:id="rId96" w:anchor="!/Publikation/1334">
         <w:r>
           <w:rPr>
             <w:rStyle w:val="Hyperlink"/>
@@ -4208,8 +5254,14 @@
     <w:p>
       <w:pPr>
         <w:pStyle w:val="43subsubheading"/>
-      </w:pPr>
-      <w:r>
+        <w:rPr>
+          <w:lang w:val="en-GB"/>
+        </w:rPr>
+      </w:pPr>
+      <w:r>
+        <w:rPr>
+          <w:lang w:val="en-GB"/>
+        </w:rPr>
         <w:t>WHAT</w:t>
       </w:r>
     </w:p>
@@ -4246,7 +5298,7 @@
         </w:rPr>
         <w:t xml:space="preserve">The EU should share lessons learned from its own risk-assessment activities with Ukraine and discuss the criteria and thresholds it has put in place, both in its 2023 Economic Security Strategy and the </w:t>
       </w:r>
-      <w:hyperlink r:id="rId81">
+      <w:hyperlink r:id="rId97">
         <w:r>
           <w:rPr>
             <w:rStyle w:val="Hyperlink"/>
@@ -4265,8 +5317,14 @@
     <w:p>
       <w:pPr>
         <w:pStyle w:val="43subsubheading"/>
-      </w:pPr>
-      <w:r>
+        <w:rPr>
+          <w:lang w:val="en-GB"/>
+        </w:rPr>
+      </w:pPr>
+      <w:r>
+        <w:rPr>
+          <w:lang w:val="en-GB"/>
+        </w:rPr>
         <w:t>HOW</w:t>
       </w:r>
     </w:p>
@@ -4281,9 +5339,23 @@
         <w:rPr>
           <w:rFonts w:eastAsia="Calibri"/>
         </w:rPr>
-        <w:t xml:space="preserve">The EU has in place a cooperation mechanism on investment screening through which Member States and the Commission exchange information on foreign direct investment (FDI) in sensitive sectors. It is therefore in a position to support Ukraine develop its own instruments by sharing lessons learned and institutional experience from both national screening regimes and the EU-level screening mechanism. While the EU cannot share confidential information exchanged through its investment-screening mechanism with Ukraine, it can provide guidance on screening methodologies and implementation. Currently, the EU is </w:t>
-      </w:r>
-      <w:hyperlink r:id="rId82">
+        <w:t xml:space="preserve">The EU has in place a cooperation mechanism on investment screening through which Member States and the Commission exchange information on foreign direct investment (FDI) in sensitive sectors. It </w:t>
+      </w:r>
+      <w:proofErr w:type="gramStart"/>
+      <w:r>
+        <w:rPr>
+          <w:rFonts w:eastAsia="Calibri"/>
+        </w:rPr>
+        <w:t>is therefore in a position to</w:t>
+      </w:r>
+      <w:proofErr w:type="gramEnd"/>
+      <w:r>
+        <w:rPr>
+          <w:rFonts w:eastAsia="Calibri"/>
+        </w:rPr>
+        <w:t xml:space="preserve"> support Ukraine develop its own instruments by sharing lessons learned and institutional experience from both national screening regimes and the EU-level screening mechanism. While the EU cannot share confidential information exchanged through its investment-screening mechanism with Ukraine, it can provide guidance on screening methodologies and implementation. Currently, the EU is </w:t>
+      </w:r>
+      <w:hyperlink r:id="rId98">
         <w:r>
           <w:rPr>
             <w:rStyle w:val="Hyperlink"/>
@@ -4312,7 +5384,7 @@
         </w:rPr>
         <w:t xml:space="preserve">In the area of public procurement and state-subsidised competition, the </w:t>
       </w:r>
-      <w:hyperlink r:id="rId83">
+      <w:hyperlink r:id="rId99">
         <w:r>
           <w:rPr>
             <w:rStyle w:val="Hyperlink"/>
@@ -4325,16 +5397,16 @@
         <w:rPr>
           <w:rFonts w:eastAsia="Calibri"/>
         </w:rPr>
-        <w:t xml:space="preserve"> empowers the European Commission to investigate distortions caused by non-EU state </w:t>
+        <w:t xml:space="preserve"> empowers the European Commission to investigate distortions caused by non-EU state subsidies in mergers and public procurement above specified thresholds. A similar mechanism is </w:t>
       </w:r>
       <w:r>
         <w:rPr>
           <w:rFonts w:eastAsia="Calibri"/>
         </w:rPr>
         <w:lastRenderedPageBreak/>
-        <w:t xml:space="preserve">subsidies in mergers and public procurement above specified thresholds. A similar mechanism is needed in Ukraine to scrutinise Chinese state-backed bids for reconstruction contracts. The </w:t>
-      </w:r>
-      <w:hyperlink r:id="rId84">
+        <w:t xml:space="preserve">needed in Ukraine to scrutinise Chinese state-backed bids for reconstruction contracts. The </w:t>
+      </w:r>
+      <w:hyperlink r:id="rId100">
         <w:r>
           <w:rPr>
             <w:rStyle w:val="Hyperlink"/>
@@ -4349,7 +5421,7 @@
         </w:rPr>
         <w:t xml:space="preserve"> for firms from countries that do not offer reciprocal market access. Meanwhile, the </w:t>
       </w:r>
-      <w:hyperlink r:id="rId85">
+      <w:hyperlink r:id="rId101">
         <w:r>
           <w:rPr>
             <w:rStyle w:val="Hyperlink"/>
@@ -4378,7 +5450,7 @@
         </w:rPr>
         <w:t xml:space="preserve">In the field of cybersecurity and critical infrastructure, the EU’s </w:t>
       </w:r>
-      <w:hyperlink r:id="rId86">
+      <w:hyperlink r:id="rId102">
         <w:r>
           <w:rPr>
             <w:rStyle w:val="Hyperlink"/>
@@ -4393,7 +5465,7 @@
         </w:rPr>
         <w:t xml:space="preserve"> established the ‘high-risk supplier’ concept that has underpinned Member State decisions to restrict or exclude Huawei and ZTE. The Commission’s </w:t>
       </w:r>
-      <w:hyperlink r:id="rId87">
+      <w:hyperlink r:id="rId103">
         <w:r>
           <w:rPr>
             <w:rStyle w:val="Hyperlink"/>
@@ -4408,7 +5480,7 @@
         </w:rPr>
         <w:t xml:space="preserve"> would translate the Toolbox into binding obligations and extend its logic to fibre-optic and other critical telecommunications infrastructure. Such measures could provide a blueprint for Ukraine’s own approach to vendor risk assessment and the exclusion of high-risk suppliers. Drawing on the </w:t>
       </w:r>
-      <w:hyperlink r:id="rId88">
+      <w:hyperlink r:id="rId104">
         <w:r>
           <w:rPr>
             <w:rStyle w:val="Hyperlink"/>
@@ -4423,7 +5495,7 @@
         </w:rPr>
         <w:t xml:space="preserve">, Kyiv could harmonise cybersecurity obligations across 18 critical sectors and complement this with measures modelled on the </w:t>
       </w:r>
-      <w:hyperlink r:id="rId89">
+      <w:hyperlink r:id="rId105">
         <w:r>
           <w:rPr>
             <w:rStyle w:val="Hyperlink"/>
@@ -4491,13 +5563,7 @@
         <w:rPr>
           <w:rFonts w:eastAsia="Calibri"/>
         </w:rPr>
-        <w:t xml:space="preserve">The costs of building this architecture are modest compared to the cost of inaction: a compromised port, a sabotaged grid, or a decade-long technical dependency on Chinese suppliers would far </w:t>
-      </w:r>
-      <w:r>
-        <w:rPr>
-          <w:rFonts w:eastAsia="Calibri"/>
-        </w:rPr>
-        <w:t>outweigh any short-term procurement savings, especially once Ukraine has become a member of the EU.</w:t>
+        <w:t>The costs of building this architecture are modest compared to the cost of inaction: a compromised port, a sabotaged grid, or a decade-long technical dependency on Chinese suppliers would far outweigh any short-term procurement savings, especially once Ukraine has become a member of the EU.</w:t>
       </w:r>
     </w:p>
     <w:p>
@@ -4509,6 +5575,7 @@
       </w:pPr>
     </w:p>
     <w:sectPr>
+      <w:headerReference w:type="first" r:id="rId106"/>
       <w:footnotePr>
         <w:numFmt w:val="chicago"/>
       </w:footnotePr>
@@ -4517,105 +5584,12 @@
       </w:endnotePr>
       <w:pgSz w:w="11906" w:h="16838" w:code="9"/>
       <w:pgMar w:top="1134" w:right="1134" w:bottom="1134" w:left="1134" w:header="425" w:footer="350" w:gutter="0"/>
-      <w:pgNumType w:start="1"/>
       <w:cols w:num="2" w:space="708"/>
       <w:titlePg/>
       <w:docGrid w:linePitch="360"/>
     </w:sectPr>
   </w:body>
 </w:document>
-</file>
-
-<file path=word/comments.xml><?xml version="1.0" encoding="utf-8"?>
-<w:comments xmlns:wpc="http://schemas.microsoft.com/office/word/2010/wordprocessingCanvas" xmlns:cx="http://schemas.microsoft.com/office/drawing/2014/chartex" xmlns:cx1="http://schemas.microsoft.com/office/drawing/2015/9/8/chartex" xmlns:cx2="http://schemas.microsoft.com/office/drawing/2015/10/21/chartex" xmlns:cx3="http://schemas.microsoft.com/office/drawing/2016/5/9/chartex" xmlns:cx4="http://schemas.microsoft.com/office/drawing/2016/5/10/chartex" xmlns:cx5="http://schemas.microsoft.com/office/drawing/2016/5/11/chartex" xmlns:cx6="http://schemas.microsoft.com/office/drawing/2016/5/12/chartex" xmlns:cx7="http://schemas.microsoft.com/office/drawing/2016/5/13/chartex" xmlns:cx8="http://schemas.microsoft.com/office/drawing/2016/5/14/chartex" xmlns:mc="http://schemas.openxmlformats.org/markup-compatibility/2006" xmlns:aink="http://schemas.microsoft.com/office/drawing/2016/ink" xmlns:am3d="http://schemas.microsoft.com/office/drawing/2017/model3d" xmlns:o="urn:schemas-microsoft-com:office:office" xmlns:oel="http://schemas.microsoft.com/office/2019/extlst" xmlns:r="http://schemas.openxmlformats.org/officeDocument/2006/relationships" xmlns:m="http://schemas.openxmlformats.org/officeDocument/2006/math" xmlns:v="urn:schemas-microsoft-com:vml" xmlns:wp14="http://schemas.microsoft.com/office/word/2010/wordprocessingDrawing" xmlns:wp="http://schemas.openxmlformats.org/drawingml/2006/wordprocessingDrawing" xmlns:w10="urn:schemas-microsoft-com:office:word" xmlns:w="http://schemas.openxmlformats.org/wordprocessingml/2006/main" xmlns:w14="http://schemas.microsoft.com/office/word/2010/wordml" xmlns:w15="http://schemas.microsoft.com/office/word/2012/wordml" xmlns:w16cex="http://schemas.microsoft.com/office/word/2018/wordml/cex" xmlns:w16cid="http://schemas.microsoft.com/office/word/2016/wordml/cid" xmlns:w16="http://schemas.microsoft.com/office/word/2018/wordml" xmlns:w16du="http://schemas.microsoft.com/office/word/2023/wordml/word16du" xmlns:w16sdtdh="http://schemas.microsoft.com/office/word/2020/wordml/sdtdatahash" xmlns:w16sdtfl="http://schemas.microsoft.com/office/word/2024/wordml/sdtformatlock" xmlns:w16se="http://schemas.microsoft.com/office/word/2015/wordml/symex" xmlns:wpg="http://schemas.microsoft.com/office/word/2010/wordprocessingGroup" xmlns:wpi="http://schemas.microsoft.com/office/word/2010/wordprocessingInk" xmlns:wne="http://schemas.microsoft.com/office/word/2006/wordml" xmlns:wps="http://schemas.microsoft.com/office/word/2010/wordprocessingShape" mc:Ignorable="w14 w15 w16se w16cid w16 w16cex w16sdtdh w16sdtfl w16du wp14">
-  <w:comment w:id="1" w:author="Giuseppe Spatafora" w:date="2026-07-09T11:23:00Z" w:initials="GS">
-    <w:p>
-      <w:pPr>
-        <w:pStyle w:val="CommentText"/>
-      </w:pPr>
-      <w:r>
-        <w:rPr>
-          <w:rStyle w:val="CommentReference"/>
-        </w:rPr>
-        <w:annotationRef/>
-      </w:r>
-      <w:r>
-        <w:t>Insert link to GS+OD chapter here</w:t>
-      </w:r>
-    </w:p>
-  </w:comment>
-  <w:comment w:id="2" w:author="Giuseppe Spatafora" w:date="2026-07-09T11:23:00Z" w:initials="GS">
-    <w:p>
-      <w:pPr>
-        <w:pStyle w:val="CommentText"/>
-      </w:pPr>
-      <w:r>
-        <w:rPr>
-          <w:rStyle w:val="CommentReference"/>
-        </w:rPr>
-        <w:annotationRef/>
-      </w:r>
-      <w:r>
-        <w:t>Insert link to LS+OD chapter here</w:t>
-      </w:r>
-    </w:p>
-  </w:comment>
-  <w:comment w:id="3" w:author="Ondrej Ditrych" w:date="2026-06-22T10:31:00Z" w:initials="OD">
-    <w:p>
-      <w:pPr>
-        <w:pStyle w:val="CommentText"/>
-      </w:pPr>
-      <w:r>
-        <w:rPr>
-          <w:rStyle w:val="CommentReference"/>
-        </w:rPr>
-        <w:annotationRef/>
-      </w:r>
-      <w:r>
-        <w:rPr>
-          <w:lang w:val="cs-CZ"/>
-        </w:rPr>
-        <w:t>Would it not make sense to integrate it with the paragraph above now ending with „components“?</w:t>
-      </w:r>
-    </w:p>
-  </w:comment>
-</w:comments>
-</file>
-
-<file path=word/commentsExtended.xml><?xml version="1.0" encoding="utf-8"?>
-<w15:commentsEx xmlns:wpc="http://schemas.microsoft.com/office/word/2010/wordprocessingCanvas" xmlns:cx="http://schemas.microsoft.com/office/drawing/2014/chartex" xmlns:cx1="http://schemas.microsoft.com/office/drawing/2015/9/8/chartex" xmlns:cx2="http://schemas.microsoft.com/office/drawing/2015/10/21/chartex" xmlns:cx3="http://schemas.microsoft.com/office/drawing/2016/5/9/chartex" xmlns:cx4="http://schemas.microsoft.com/office/drawing/2016/5/10/chartex" xmlns:cx5="http://schemas.microsoft.com/office/drawing/2016/5/11/chartex" xmlns:cx6="http://schemas.microsoft.com/office/drawing/2016/5/12/chartex" xmlns:cx7="http://schemas.microsoft.com/office/drawing/2016/5/13/chartex" xmlns:cx8="http://schemas.microsoft.com/office/drawing/2016/5/14/chartex" xmlns:mc="http://schemas.openxmlformats.org/markup-compatibility/2006" xmlns:aink="http://schemas.microsoft.com/office/drawing/2016/ink" xmlns:am3d="http://schemas.microsoft.com/office/drawing/2017/model3d" xmlns:o="urn:schemas-microsoft-com:office:office" xmlns:oel="http://schemas.microsoft.com/office/2019/extlst" xmlns:r="http://schemas.openxmlformats.org/officeDocument/2006/relationships" xmlns:m="http://schemas.openxmlformats.org/officeDocument/2006/math" xmlns:v="urn:schemas-microsoft-com:vml" xmlns:wp14="http://schemas.microsoft.com/office/word/2010/wordprocessingDrawing" xmlns:wp="http://schemas.openxmlformats.org/drawingml/2006/wordprocessingDrawing" xmlns:w10="urn:schemas-microsoft-com:office:word" xmlns:w="http://schemas.openxmlformats.org/wordprocessingml/2006/main" xmlns:w14="http://schemas.microsoft.com/office/word/2010/wordml" xmlns:w15="http://schemas.microsoft.com/office/word/2012/wordml" xmlns:w16cex="http://schemas.microsoft.com/office/word/2018/wordml/cex" xmlns:w16cid="http://schemas.microsoft.com/office/word/2016/wordml/cid" xmlns:w16="http://schemas.microsoft.com/office/word/2018/wordml" xmlns:w16du="http://schemas.microsoft.com/office/word/2023/wordml/word16du" xmlns:w16sdtdh="http://schemas.microsoft.com/office/word/2020/wordml/sdtdatahash" xmlns:w16sdtfl="http://schemas.microsoft.com/office/word/2024/wordml/sdtformatlock" xmlns:w16se="http://schemas.microsoft.com/office/word/2015/wordml/symex" xmlns:wpg="http://schemas.microsoft.com/office/word/2010/wordprocessingGroup" xmlns:wpi="http://schemas.microsoft.com/office/word/2010/wordprocessingInk" xmlns:wne="http://schemas.microsoft.com/office/word/2006/wordml" xmlns:wps="http://schemas.microsoft.com/office/word/2010/wordprocessingShape" mc:Ignorable="w14 w15 w16se w16cid w16 w16cex w16sdtdh w16sdtfl w16du wp14">
-  <w15:commentEx w15:paraId="22C35D76" w15:done="0"/>
-  <w15:commentEx w15:paraId="3BE544F8" w15:done="0"/>
-  <w15:commentEx w15:paraId="6593B469" w15:done="1"/>
-</w15:commentsEx>
-</file>
-
-<file path=word/commentsExtensible.xml><?xml version="1.0" encoding="utf-8"?>
-<w16cex:commentsExtensible xmlns:wpc="http://schemas.microsoft.com/office/word/2010/wordprocessingCanvas" xmlns:cx="http://schemas.microsoft.com/office/drawing/2014/chartex" xmlns:cx1="http://schemas.microsoft.com/office/drawing/2015/9/8/chartex" xmlns:cx2="http://schemas.microsoft.com/office/drawing/2015/10/21/chartex" xmlns:cx3="http://schemas.microsoft.com/office/drawing/2016/5/9/chartex" xmlns:cx4="http://schemas.microsoft.com/office/drawing/2016/5/10/chartex" xmlns:cx5="http://schemas.microsoft.com/office/drawing/2016/5/11/chartex" xmlns:cx6="http://schemas.microsoft.com/office/drawing/2016/5/12/chartex" xmlns:cx7="http://schemas.microsoft.com/office/drawing/2016/5/13/chartex" xmlns:cx8="http://schemas.microsoft.com/office/drawing/2016/5/14/chartex" xmlns:cr="http://schemas.microsoft.com/office/comments/2020/reactions" xmlns:mc="http://schemas.openxmlformats.org/markup-compatibility/2006" xmlns:aink="http://schemas.microsoft.com/office/drawing/2016/ink" xmlns:am3d="http://schemas.microsoft.com/office/drawing/2017/model3d" xmlns:o="urn:schemas-microsoft-com:office:office" xmlns:oel="http://schemas.microsoft.com/office/2019/extlst" xmlns:r="http://schemas.openxmlformats.org/officeDocument/2006/relationships" xmlns:m="http://schemas.openxmlformats.org/officeDocument/2006/math" xmlns:v="urn:schemas-microsoft-com:vml" xmlns:wp14="http://schemas.microsoft.com/office/word/2010/wordprocessingDrawing" xmlns:wp="http://schemas.openxmlformats.org/drawingml/2006/wordprocessingDrawing" xmlns:w10="urn:schemas-microsoft-com:office:word" xmlns:w="http://schemas.openxmlformats.org/wordprocessingml/2006/main" xmlns:w14="http://schemas.microsoft.com/office/word/2010/wordml" xmlns:w15="http://schemas.microsoft.com/office/word/2012/wordml" xmlns:w16cex="http://schemas.microsoft.com/office/word/2018/wordml/cex" xmlns:w16cid="http://schemas.microsoft.com/office/word/2016/wordml/cid" xmlns:w16="http://schemas.microsoft.com/office/word/2018/wordml" xmlns:w16du="http://schemas.microsoft.com/office/word/2023/wordml/word16du" xmlns:w16sdtdh="http://schemas.microsoft.com/office/word/2020/wordml/sdtdatahash" xmlns:w16sdtfl="http://schemas.microsoft.com/office/word/2024/wordml/sdtformatlock" xmlns:w16se="http://schemas.microsoft.com/office/word/2015/wordml/symex" xmlns:wpg="http://schemas.microsoft.com/office/word/2010/wordprocessingGroup" xmlns:wpi="http://schemas.microsoft.com/office/word/2010/wordprocessingInk" xmlns:wne="http://schemas.microsoft.com/office/word/2006/wordml" xmlns:wps="http://schemas.microsoft.com/office/word/2010/wordprocessingShape" mc:Ignorable="w14 w15 w16se w16cid w16 w16cex w16sdtdh w16sdtfl cr w16du wp14">
-  <w16cex:commentExtensible w16cex:durableId="14B1A162" w16cex:dateUtc="2026-07-09T09:23:00Z"/>
-  <w16cex:commentExtensible w16cex:durableId="60DA29E1" w16cex:dateUtc="2026-07-09T09:23:00Z"/>
-  <w16cex:commentExtensible w16cex:durableId="64CFF39D" w16cex:dateUtc="2026-06-22T08:31:00Z">
-    <w16cex:extLst>
-      <w16:ext w16:uri="{CE6994B0-6A32-4C9F-8C6B-6E91EDA988CE}">
-        <cr:reactions xmlns:cr="http://schemas.microsoft.com/office/comments/2020/reactions">
-          <cr:reaction reactionType="1">
-            <cr:reactionInfo dateUtc="2026-06-22T08:42:21Z">
-              <cr:user userId="S::Giuseppe.Spatafora@iss.europa.eu::bf546678-48ac-4212-bd75-58491b45fc89" userProvider="AD" userName="Giuseppe Spatafora"/>
-            </cr:reactionInfo>
-          </cr:reaction>
-        </cr:reactions>
-      </w16:ext>
-    </w16cex:extLst>
-  </w16cex:commentExtensible>
-</w16cex:commentsExtensible>
-</file>
-
-<file path=word/commentsIds.xml><?xml version="1.0" encoding="utf-8"?>
-<w16cid:commentsIds xmlns:wpc="http://schemas.microsoft.com/office/word/2010/wordprocessingCanvas" xmlns:cx="http://schemas.microsoft.com/office/drawing/2014/chartex" xmlns:cx1="http://schemas.microsoft.com/office/drawing/2015/9/8/chartex" xmlns:cx2="http://schemas.microsoft.com/office/drawing/2015/10/21/chartex" xmlns:cx3="http://schemas.microsoft.com/office/drawing/2016/5/9/chartex" xmlns:cx4="http://schemas.microsoft.com/office/drawing/2016/5/10/chartex" xmlns:cx5="http://schemas.microsoft.com/office/drawing/2016/5/11/chartex" xmlns:cx6="http://schemas.microsoft.com/office/drawing/2016/5/12/chartex" xmlns:cx7="http://schemas.microsoft.com/office/drawing/2016/5/13/chartex" xmlns:cx8="http://schemas.microsoft.com/office/drawing/2016/5/14/chartex" xmlns:mc="http://schemas.openxmlformats.org/markup-compatibility/2006" xmlns:aink="http://schemas.microsoft.com/office/drawing/2016/ink" xmlns:am3d="http://schemas.microsoft.com/office/drawing/2017/model3d" xmlns:o="urn:schemas-microsoft-com:office:office" xmlns:oel="http://schemas.microsoft.com/office/2019/extlst" xmlns:r="http://schemas.openxmlformats.org/officeDocument/2006/relationships" xmlns:m="http://schemas.openxmlformats.org/officeDocument/2006/math" xmlns:v="urn:schemas-microsoft-com:vml" xmlns:wp14="http://schemas.microsoft.com/office/word/2010/wordprocessingDrawing" xmlns:wp="http://schemas.openxmlformats.org/drawingml/2006/wordprocessingDrawing" xmlns:w10="urn:schemas-microsoft-com:office:word" xmlns:w="http://schemas.openxmlformats.org/wordprocessingml/2006/main" xmlns:w14="http://schemas.microsoft.com/office/word/2010/wordml" xmlns:w15="http://schemas.microsoft.com/office/word/2012/wordml" xmlns:w16cex="http://schemas.microsoft.com/office/word/2018/wordml/cex" xmlns:w16cid="http://schemas.microsoft.com/office/word/2016/wordml/cid" xmlns:w16="http://schemas.microsoft.com/office/word/2018/wordml" xmlns:w16du="http://schemas.microsoft.com/office/word/2023/wordml/word16du" xmlns:w16sdtdh="http://schemas.microsoft.com/office/word/2020/wordml/sdtdatahash" xmlns:w16sdtfl="http://schemas.microsoft.com/office/word/2024/wordml/sdtformatlock" xmlns:w16se="http://schemas.microsoft.com/office/word/2015/wordml/symex" xmlns:wpg="http://schemas.microsoft.com/office/word/2010/wordprocessingGroup" xmlns:wpi="http://schemas.microsoft.com/office/word/2010/wordprocessingInk" xmlns:wne="http://schemas.microsoft.com/office/word/2006/wordml" xmlns:wps="http://schemas.microsoft.com/office/word/2010/wordprocessingShape" mc:Ignorable="w14 w15 w16se w16cid w16 w16cex w16sdtdh w16sdtfl w16du wp14">
-  <w16cid:commentId w16cid:paraId="22C35D76" w16cid:durableId="14B1A162"/>
-  <w16cid:commentId w16cid:paraId="3BE544F8" w16cid:durableId="60DA29E1"/>
-  <w16cid:commentId w16cid:paraId="6593B469" w16cid:durableId="64CFF39D"/>
-</w16cid:commentsIds>
 </file>
 
 <file path=word/endnotes.xml><?xml version="1.0" encoding="utf-8"?>
@@ -4647,6 +5621,16 @@
 </file>
 
 <file path=word/footer1.xml><?xml version="1.0" encoding="utf-8"?>
+<w:ftr xmlns:wpc="http://schemas.microsoft.com/office/word/2010/wordprocessingCanvas" xmlns:cx="http://schemas.microsoft.com/office/drawing/2014/chartex" xmlns:cx1="http://schemas.microsoft.com/office/drawing/2015/9/8/chartex" xmlns:cx2="http://schemas.microsoft.com/office/drawing/2015/10/21/chartex" xmlns:cx3="http://schemas.microsoft.com/office/drawing/2016/5/9/chartex" xmlns:cx4="http://schemas.microsoft.com/office/drawing/2016/5/10/chartex" xmlns:cx5="http://schemas.microsoft.com/office/drawing/2016/5/11/chartex" xmlns:cx6="http://schemas.microsoft.com/office/drawing/2016/5/12/chartex" xmlns:cx7="http://schemas.microsoft.com/office/drawing/2016/5/13/chartex" xmlns:cx8="http://schemas.microsoft.com/office/drawing/2016/5/14/chartex" xmlns:mc="http://schemas.openxmlformats.org/markup-compatibility/2006" xmlns:aink="http://schemas.microsoft.com/office/drawing/2016/ink" xmlns:am3d="http://schemas.microsoft.com/office/drawing/2017/model3d" xmlns:o="urn:schemas-microsoft-com:office:office" xmlns:oel="http://schemas.microsoft.com/office/2019/extlst" xmlns:r="http://schemas.openxmlformats.org/officeDocument/2006/relationships" xmlns:m="http://schemas.openxmlformats.org/officeDocument/2006/math" xmlns:v="urn:schemas-microsoft-com:vml" xmlns:wp14="http://schemas.microsoft.com/office/word/2010/wordprocessingDrawing" xmlns:wp="http://schemas.openxmlformats.org/drawingml/2006/wordprocessingDrawing" xmlns:w10="urn:schemas-microsoft-com:office:word" xmlns:w="http://schemas.openxmlformats.org/wordprocessingml/2006/main" xmlns:w14="http://schemas.microsoft.com/office/word/2010/wordml" xmlns:w15="http://schemas.microsoft.com/office/word/2012/wordml" xmlns:w16cex="http://schemas.microsoft.com/office/word/2018/wordml/cex" xmlns:w16cid="http://schemas.microsoft.com/office/word/2016/wordml/cid" xmlns:w16="http://schemas.microsoft.com/office/word/2018/wordml" xmlns:w16du="http://schemas.microsoft.com/office/word/2023/wordml/word16du" xmlns:w16sdtdh="http://schemas.microsoft.com/office/word/2020/wordml/sdtdatahash" xmlns:w16sdtfl="http://schemas.microsoft.com/office/word/2024/wordml/sdtformatlock" xmlns:w16se="http://schemas.microsoft.com/office/word/2015/wordml/symex" xmlns:wpg="http://schemas.microsoft.com/office/word/2010/wordprocessingGroup" xmlns:wpi="http://schemas.microsoft.com/office/word/2010/wordprocessingInk" xmlns:wne="http://schemas.microsoft.com/office/word/2006/wordml" xmlns:wps="http://schemas.microsoft.com/office/word/2010/wordprocessingShape" mc:Ignorable="w14 w15 w16se w16cid w16 w16cex w16sdtdh w16sdtfl w16du wp14">
+  <w:p>
+    <w:pPr>
+      <w:pStyle w:val="Footer"/>
+    </w:pPr>
+  </w:p>
+</w:ftr>
+</file>
+
+<file path=word/footer2.xml><?xml version="1.0" encoding="utf-8"?>
 <w:ftr xmlns:wpc="http://schemas.microsoft.com/office/word/2010/wordprocessingCanvas" xmlns:cx="http://schemas.microsoft.com/office/drawing/2014/chartex" xmlns:cx1="http://schemas.microsoft.com/office/drawing/2015/9/8/chartex" xmlns:cx2="http://schemas.microsoft.com/office/drawing/2015/10/21/chartex" xmlns:cx3="http://schemas.microsoft.com/office/drawing/2016/5/9/chartex" xmlns:cx4="http://schemas.microsoft.com/office/drawing/2016/5/10/chartex" xmlns:cx5="http://schemas.microsoft.com/office/drawing/2016/5/11/chartex" xmlns:cx6="http://schemas.microsoft.com/office/drawing/2016/5/12/chartex" xmlns:cx7="http://schemas.microsoft.com/office/drawing/2016/5/13/chartex" xmlns:cx8="http://schemas.microsoft.com/office/drawing/2016/5/14/chartex" xmlns:mc="http://schemas.openxmlformats.org/markup-compatibility/2006" xmlns:aink="http://schemas.microsoft.com/office/drawing/2016/ink" xmlns:am3d="http://schemas.microsoft.com/office/drawing/2017/model3d" xmlns:o="urn:schemas-microsoft-com:office:office" xmlns:oel="http://schemas.microsoft.com/office/2019/extlst" xmlns:r="http://schemas.openxmlformats.org/officeDocument/2006/relationships" xmlns:m="http://schemas.openxmlformats.org/officeDocument/2006/math" xmlns:v="urn:schemas-microsoft-com:vml" xmlns:wp14="http://schemas.microsoft.com/office/word/2010/wordprocessingDrawing" xmlns:wp="http://schemas.openxmlformats.org/drawingml/2006/wordprocessingDrawing" xmlns:w10="urn:schemas-microsoft-com:office:word" xmlns:w="http://schemas.openxmlformats.org/wordprocessingml/2006/main" xmlns:w14="http://schemas.microsoft.com/office/word/2010/wordml" xmlns:w15="http://schemas.microsoft.com/office/word/2012/wordml" xmlns:w16cex="http://schemas.microsoft.com/office/word/2018/wordml/cex" xmlns:w16cid="http://schemas.microsoft.com/office/word/2016/wordml/cid" xmlns:w16="http://schemas.microsoft.com/office/word/2018/wordml" xmlns:w16du="http://schemas.microsoft.com/office/word/2023/wordml/word16du" xmlns:w16sdtdh="http://schemas.microsoft.com/office/word/2020/wordml/sdtdatahash" xmlns:w16sdtfl="http://schemas.microsoft.com/office/word/2024/wordml/sdtformatlock" xmlns:w16se="http://schemas.microsoft.com/office/word/2015/wordml/symex" xmlns:wpg="http://schemas.microsoft.com/office/word/2010/wordprocessingGroup" xmlns:wpi="http://schemas.microsoft.com/office/word/2010/wordprocessingInk" xmlns:wne="http://schemas.microsoft.com/office/word/2006/wordml" xmlns:wps="http://schemas.microsoft.com/office/word/2010/wordprocessingShape" mc:Ignorable="w14 w15 w16se w16cid w16 w16cex w16sdtdh w16sdtfl w16du wp14">
   <w:p>
     <w:pPr>
@@ -4692,16 +5676,7 @@
       <w:sdtEndPr/>
       <w:sdtContent>
         <w:r>
-          <w:t xml:space="preserve">The </w:t>
-        </w:r>
-        <w:r>
-          <w:t>Foreign Policy-First</w:t>
-        </w:r>
-        <w:r>
-          <w:t xml:space="preserve"> </w:t>
-        </w:r>
-        <w:r>
-          <w:t>President?</w:t>
+          <w:t>Empowering Ukraine</w:t>
         </w:r>
       </w:sdtContent>
     </w:sdt>
@@ -4709,7 +5684,7 @@
 </w:ftr>
 </file>
 
-<file path=word/footer2.xml><?xml version="1.0" encoding="utf-8"?>
+<file path=word/footer3.xml><?xml version="1.0" encoding="utf-8"?>
 <w:ftr xmlns:wpc="http://schemas.microsoft.com/office/word/2010/wordprocessingCanvas" xmlns:cx="http://schemas.microsoft.com/office/drawing/2014/chartex" xmlns:cx1="http://schemas.microsoft.com/office/drawing/2015/9/8/chartex" xmlns:cx2="http://schemas.microsoft.com/office/drawing/2015/10/21/chartex" xmlns:cx3="http://schemas.microsoft.com/office/drawing/2016/5/9/chartex" xmlns:cx4="http://schemas.microsoft.com/office/drawing/2016/5/10/chartex" xmlns:cx5="http://schemas.microsoft.com/office/drawing/2016/5/11/chartex" xmlns:cx6="http://schemas.microsoft.com/office/drawing/2016/5/12/chartex" xmlns:cx7="http://schemas.microsoft.com/office/drawing/2016/5/13/chartex" xmlns:cx8="http://schemas.microsoft.com/office/drawing/2016/5/14/chartex" xmlns:mc="http://schemas.openxmlformats.org/markup-compatibility/2006" xmlns:aink="http://schemas.microsoft.com/office/drawing/2016/ink" xmlns:am3d="http://schemas.microsoft.com/office/drawing/2017/model3d" xmlns:o="urn:schemas-microsoft-com:office:office" xmlns:oel="http://schemas.microsoft.com/office/2019/extlst" xmlns:r="http://schemas.openxmlformats.org/officeDocument/2006/relationships" xmlns:m="http://schemas.openxmlformats.org/officeDocument/2006/math" xmlns:v="urn:schemas-microsoft-com:vml" xmlns:wp14="http://schemas.microsoft.com/office/word/2010/wordprocessingDrawing" xmlns:wp="http://schemas.openxmlformats.org/drawingml/2006/wordprocessingDrawing" xmlns:w10="urn:schemas-microsoft-com:office:word" xmlns:w="http://schemas.openxmlformats.org/wordprocessingml/2006/main" xmlns:w14="http://schemas.microsoft.com/office/word/2010/wordml" xmlns:w15="http://schemas.microsoft.com/office/word/2012/wordml" xmlns:w16cex="http://schemas.microsoft.com/office/word/2018/wordml/cex" xmlns:w16cid="http://schemas.microsoft.com/office/word/2016/wordml/cid" xmlns:w16="http://schemas.microsoft.com/office/word/2018/wordml" xmlns:w16du="http://schemas.microsoft.com/office/word/2023/wordml/word16du" xmlns:w16sdtdh="http://schemas.microsoft.com/office/word/2020/wordml/sdtdatahash" xmlns:w16sdtfl="http://schemas.microsoft.com/office/word/2024/wordml/sdtformatlock" xmlns:w16se="http://schemas.microsoft.com/office/word/2015/wordml/symex" xmlns:wpg="http://schemas.microsoft.com/office/word/2010/wordprocessingGroup" xmlns:wpi="http://schemas.microsoft.com/office/word/2010/wordprocessingInk" xmlns:wne="http://schemas.microsoft.com/office/word/2006/wordml" xmlns:wps="http://schemas.microsoft.com/office/word/2010/wordprocessingShape" mc:Ignorable="w14 w15 w16se w16cid w16 w16cex w16sdtdh w16sdtfl w16du wp14">
   <w:p>
     <w:pPr>
@@ -4793,7 +5768,85 @@
 </w:ftr>
 </file>
 
-<file path=word/footer3.xml><?xml version="1.0" encoding="utf-8"?>
+<file path=word/footer4.xml><?xml version="1.0" encoding="utf-8"?>
+<w:ftr xmlns:wpc="http://schemas.microsoft.com/office/word/2010/wordprocessingCanvas" xmlns:cx="http://schemas.microsoft.com/office/drawing/2014/chartex" xmlns:cx1="http://schemas.microsoft.com/office/drawing/2015/9/8/chartex" xmlns:cx2="http://schemas.microsoft.com/office/drawing/2015/10/21/chartex" xmlns:cx3="http://schemas.microsoft.com/office/drawing/2016/5/9/chartex" xmlns:cx4="http://schemas.microsoft.com/office/drawing/2016/5/10/chartex" xmlns:cx5="http://schemas.microsoft.com/office/drawing/2016/5/11/chartex" xmlns:cx6="http://schemas.microsoft.com/office/drawing/2016/5/12/chartex" xmlns:cx7="http://schemas.microsoft.com/office/drawing/2016/5/13/chartex" xmlns:cx8="http://schemas.microsoft.com/office/drawing/2016/5/14/chartex" xmlns:mc="http://schemas.openxmlformats.org/markup-compatibility/2006" xmlns:aink="http://schemas.microsoft.com/office/drawing/2016/ink" xmlns:am3d="http://schemas.microsoft.com/office/drawing/2017/model3d" xmlns:o="urn:schemas-microsoft-com:office:office" xmlns:oel="http://schemas.microsoft.com/office/2019/extlst" xmlns:r="http://schemas.openxmlformats.org/officeDocument/2006/relationships" xmlns:m="http://schemas.openxmlformats.org/officeDocument/2006/math" xmlns:v="urn:schemas-microsoft-com:vml" xmlns:wp14="http://schemas.microsoft.com/office/word/2010/wordprocessingDrawing" xmlns:wp="http://schemas.openxmlformats.org/drawingml/2006/wordprocessingDrawing" xmlns:w10="urn:schemas-microsoft-com:office:word" xmlns:w="http://schemas.openxmlformats.org/wordprocessingml/2006/main" xmlns:w14="http://schemas.microsoft.com/office/word/2010/wordml" xmlns:w15="http://schemas.microsoft.com/office/word/2012/wordml" xmlns:w16cex="http://schemas.microsoft.com/office/word/2018/wordml/cex" xmlns:w16cid="http://schemas.microsoft.com/office/word/2016/wordml/cid" xmlns:w16="http://schemas.microsoft.com/office/word/2018/wordml" xmlns:w16du="http://schemas.microsoft.com/office/word/2023/wordml/word16du" xmlns:w16sdtdh="http://schemas.microsoft.com/office/word/2020/wordml/sdtdatahash" xmlns:w16sdtfl="http://schemas.microsoft.com/office/word/2024/wordml/sdtformatlock" xmlns:w16se="http://schemas.microsoft.com/office/word/2015/wordml/symex" xmlns:wpg="http://schemas.microsoft.com/office/word/2010/wordprocessingGroup" xmlns:wpi="http://schemas.microsoft.com/office/word/2010/wordprocessingInk" xmlns:wne="http://schemas.microsoft.com/office/word/2006/wordml" xmlns:wps="http://schemas.microsoft.com/office/word/2010/wordprocessingShape" mc:Ignorable="w14 w15 w16se w16cid w16 w16cex w16sdtdh w16sdtfl w16du wp14">
+  <w:p>
+    <w:pPr>
+      <w:pStyle w:val="Footer"/>
+    </w:pPr>
+    <w:r>
+      <w:fldChar w:fldCharType="begin"/>
+    </w:r>
+    <w:r>
+      <w:instrText xml:space="preserve"> PAGE   \* MERGEFORMAT </w:instrText>
+    </w:r>
+    <w:r>
+      <w:fldChar w:fldCharType="separate"/>
+    </w:r>
+    <w:r>
+      <w:t>1</w:t>
+    </w:r>
+    <w:r>
+      <w:fldChar w:fldCharType="end"/>
+    </w:r>
+  </w:p>
+</w:ftr>
+</file>
+
+<file path=word/footer5.xml><?xml version="1.0" encoding="utf-8"?>
+<w:ftr xmlns:wpc="http://schemas.microsoft.com/office/word/2010/wordprocessingCanvas" xmlns:cx="http://schemas.microsoft.com/office/drawing/2014/chartex" xmlns:cx1="http://schemas.microsoft.com/office/drawing/2015/9/8/chartex" xmlns:cx2="http://schemas.microsoft.com/office/drawing/2015/10/21/chartex" xmlns:cx3="http://schemas.microsoft.com/office/drawing/2016/5/9/chartex" xmlns:cx4="http://schemas.microsoft.com/office/drawing/2016/5/10/chartex" xmlns:cx5="http://schemas.microsoft.com/office/drawing/2016/5/11/chartex" xmlns:cx6="http://schemas.microsoft.com/office/drawing/2016/5/12/chartex" xmlns:cx7="http://schemas.microsoft.com/office/drawing/2016/5/13/chartex" xmlns:cx8="http://schemas.microsoft.com/office/drawing/2016/5/14/chartex" xmlns:mc="http://schemas.openxmlformats.org/markup-compatibility/2006" xmlns:aink="http://schemas.microsoft.com/office/drawing/2016/ink" xmlns:am3d="http://schemas.microsoft.com/office/drawing/2017/model3d" xmlns:o="urn:schemas-microsoft-com:office:office" xmlns:oel="http://schemas.microsoft.com/office/2019/extlst" xmlns:r="http://schemas.openxmlformats.org/officeDocument/2006/relationships" xmlns:m="http://schemas.openxmlformats.org/officeDocument/2006/math" xmlns:v="urn:schemas-microsoft-com:vml" xmlns:wp14="http://schemas.microsoft.com/office/word/2010/wordprocessingDrawing" xmlns:wp="http://schemas.openxmlformats.org/drawingml/2006/wordprocessingDrawing" xmlns:w10="urn:schemas-microsoft-com:office:word" xmlns:w="http://schemas.openxmlformats.org/wordprocessingml/2006/main" xmlns:w14="http://schemas.microsoft.com/office/word/2010/wordml" xmlns:w15="http://schemas.microsoft.com/office/word/2012/wordml" xmlns:w16cex="http://schemas.microsoft.com/office/word/2018/wordml/cex" xmlns:w16cid="http://schemas.microsoft.com/office/word/2016/wordml/cid" xmlns:w16="http://schemas.microsoft.com/office/word/2018/wordml" xmlns:w16du="http://schemas.microsoft.com/office/word/2023/wordml/word16du" xmlns:w16sdtdh="http://schemas.microsoft.com/office/word/2020/wordml/sdtdatahash" xmlns:w16sdtfl="http://schemas.microsoft.com/office/word/2024/wordml/sdtformatlock" xmlns:w16se="http://schemas.microsoft.com/office/word/2015/wordml/symex" xmlns:wpg="http://schemas.microsoft.com/office/word/2010/wordprocessingGroup" xmlns:wpi="http://schemas.microsoft.com/office/word/2010/wordprocessingInk" xmlns:wne="http://schemas.microsoft.com/office/word/2006/wordml" xmlns:wps="http://schemas.microsoft.com/office/word/2010/wordprocessingShape" mc:Ignorable="w14 w15 w16se w16cid w16 w16cex w16sdtdh w16sdtfl w16du wp14">
+  <w:p>
+    <w:pPr>
+      <w:pStyle w:val="Footer"/>
+      <w:pBdr>
+        <w:top w:val="single" w:sz="4" w:space="1" w:color="9D9D9C" w:themeColor="text2"/>
+      </w:pBdr>
+      <w:tabs>
+        <w:tab w:val="clear" w:pos="5216"/>
+        <w:tab w:val="right" w:pos="6804"/>
+      </w:tabs>
+      <w:jc w:val="right"/>
+    </w:pPr>
+    <w:r>
+      <w:fldChar w:fldCharType="begin"/>
+    </w:r>
+    <w:r>
+      <w:instrText xml:space="preserve"> PAGE   \* MERGEFORMAT </w:instrText>
+    </w:r>
+    <w:r>
+      <w:fldChar w:fldCharType="separate"/>
+    </w:r>
+    <w:r>
+      <w:t>1</w:t>
+    </w:r>
+    <w:r>
+      <w:fldChar w:fldCharType="end"/>
+    </w:r>
+    <w:r>
+      <w:tab/>
+    </w:r>
+    <w:r>
+      <w:tab/>
+    </w:r>
+    <w:sdt>
+      <w:sdtPr>
+        <w:alias w:val="Title"/>
+        <w:tag w:val=""/>
+        <w:id w:val="313910235"/>
+        <w:dataBinding w:prefixMappings="xmlns:ns0='http://purl.org/dc/elements/1.1/' xmlns:ns1='http://schemas.openxmlformats.org/package/2006/metadata/core-properties' " w:xpath="/ns1:coreProperties[1]/ns0:title[1]" w:storeItemID="{6C3C8BC8-F283-45AE-878A-BAB7291924A1}"/>
+        <w:text/>
+      </w:sdtPr>
+      <w:sdtContent>
+        <w:r>
+          <w:t>Empowering Ukraine</w:t>
+        </w:r>
+      </w:sdtContent>
+    </w:sdt>
+  </w:p>
+</w:ftr>
+</file>
+
+<file path=word/footer6.xml><?xml version="1.0" encoding="utf-8"?>
 <w:ftr xmlns:wpc="http://schemas.microsoft.com/office/word/2010/wordprocessingCanvas" xmlns:cx="http://schemas.microsoft.com/office/drawing/2014/chartex" xmlns:cx1="http://schemas.microsoft.com/office/drawing/2015/9/8/chartex" xmlns:cx2="http://schemas.microsoft.com/office/drawing/2015/10/21/chartex" xmlns:cx3="http://schemas.microsoft.com/office/drawing/2016/5/9/chartex" xmlns:cx4="http://schemas.microsoft.com/office/drawing/2016/5/10/chartex" xmlns:cx5="http://schemas.microsoft.com/office/drawing/2016/5/11/chartex" xmlns:cx6="http://schemas.microsoft.com/office/drawing/2016/5/12/chartex" xmlns:cx7="http://schemas.microsoft.com/office/drawing/2016/5/13/chartex" xmlns:cx8="http://schemas.microsoft.com/office/drawing/2016/5/14/chartex" xmlns:mc="http://schemas.openxmlformats.org/markup-compatibility/2006" xmlns:aink="http://schemas.microsoft.com/office/drawing/2016/ink" xmlns:am3d="http://schemas.microsoft.com/office/drawing/2017/model3d" xmlns:o="urn:schemas-microsoft-com:office:office" xmlns:oel="http://schemas.microsoft.com/office/2019/extlst" xmlns:r="http://schemas.openxmlformats.org/officeDocument/2006/relationships" xmlns:m="http://schemas.openxmlformats.org/officeDocument/2006/math" xmlns:v="urn:schemas-microsoft-com:vml" xmlns:wp14="http://schemas.microsoft.com/office/word/2010/wordprocessingDrawing" xmlns:wp="http://schemas.openxmlformats.org/drawingml/2006/wordprocessingDrawing" xmlns:w10="urn:schemas-microsoft-com:office:word" xmlns:w="http://schemas.openxmlformats.org/wordprocessingml/2006/main" xmlns:w14="http://schemas.microsoft.com/office/word/2010/wordml" xmlns:w15="http://schemas.microsoft.com/office/word/2012/wordml" xmlns:w16cex="http://schemas.microsoft.com/office/word/2018/wordml/cex" xmlns:w16cid="http://schemas.microsoft.com/office/word/2016/wordml/cid" xmlns:w16="http://schemas.microsoft.com/office/word/2018/wordml" xmlns:w16du="http://schemas.microsoft.com/office/word/2023/wordml/word16du" xmlns:w16sdtdh="http://schemas.microsoft.com/office/word/2020/wordml/sdtdatahash" xmlns:w16sdtfl="http://schemas.microsoft.com/office/word/2024/wordml/sdtformatlock" xmlns:w16se="http://schemas.microsoft.com/office/word/2015/wordml/symex" xmlns:wpg="http://schemas.microsoft.com/office/word/2010/wordprocessingGroup" xmlns:wpi="http://schemas.microsoft.com/office/word/2010/wordprocessingInk" xmlns:wne="http://schemas.microsoft.com/office/word/2006/wordml" xmlns:wps="http://schemas.microsoft.com/office/word/2010/wordprocessingShape" mc:Ignorable="w14 w15 w16se w16cid w16 w16cex w16sdtdh w16sdtfl w16du wp14">
   <w:p>
     <w:pPr>
@@ -4847,6 +5900,166 @@
 </file>
 
 <file path=word/header1.xml><?xml version="1.0" encoding="utf-8"?>
+<w:hdr xmlns:wpc="http://schemas.microsoft.com/office/word/2010/wordprocessingCanvas" xmlns:cx="http://schemas.microsoft.com/office/drawing/2014/chartex" xmlns:cx1="http://schemas.microsoft.com/office/drawing/2015/9/8/chartex" xmlns:cx2="http://schemas.microsoft.com/office/drawing/2015/10/21/chartex" xmlns:cx3="http://schemas.microsoft.com/office/drawing/2016/5/9/chartex" xmlns:cx4="http://schemas.microsoft.com/office/drawing/2016/5/10/chartex" xmlns:cx5="http://schemas.microsoft.com/office/drawing/2016/5/11/chartex" xmlns:cx6="http://schemas.microsoft.com/office/drawing/2016/5/12/chartex" xmlns:cx7="http://schemas.microsoft.com/office/drawing/2016/5/13/chartex" xmlns:cx8="http://schemas.microsoft.com/office/drawing/2016/5/14/chartex" xmlns:mc="http://schemas.openxmlformats.org/markup-compatibility/2006" xmlns:aink="http://schemas.microsoft.com/office/drawing/2016/ink" xmlns:am3d="http://schemas.microsoft.com/office/drawing/2017/model3d" xmlns:o="urn:schemas-microsoft-com:office:office" xmlns:oel="http://schemas.microsoft.com/office/2019/extlst" xmlns:r="http://schemas.openxmlformats.org/officeDocument/2006/relationships" xmlns:m="http://schemas.openxmlformats.org/officeDocument/2006/math" xmlns:v="urn:schemas-microsoft-com:vml" xmlns:wp14="http://schemas.microsoft.com/office/word/2010/wordprocessingDrawing" xmlns:wp="http://schemas.openxmlformats.org/drawingml/2006/wordprocessingDrawing" xmlns:w10="urn:schemas-microsoft-com:office:word" xmlns:w="http://schemas.openxmlformats.org/wordprocessingml/2006/main" xmlns:w14="http://schemas.microsoft.com/office/word/2010/wordml" xmlns:w15="http://schemas.microsoft.com/office/word/2012/wordml" xmlns:w16cex="http://schemas.microsoft.com/office/word/2018/wordml/cex" xmlns:w16cid="http://schemas.microsoft.com/office/word/2016/wordml/cid" xmlns:w16="http://schemas.microsoft.com/office/word/2018/wordml" xmlns:w16du="http://schemas.microsoft.com/office/word/2023/wordml/word16du" xmlns:w16sdtdh="http://schemas.microsoft.com/office/word/2020/wordml/sdtdatahash" xmlns:w16sdtfl="http://schemas.microsoft.com/office/word/2024/wordml/sdtformatlock" xmlns:w16se="http://schemas.microsoft.com/office/word/2015/wordml/symex" xmlns:wpg="http://schemas.microsoft.com/office/word/2010/wordprocessingGroup" xmlns:wpi="http://schemas.microsoft.com/office/word/2010/wordprocessingInk" xmlns:wne="http://schemas.microsoft.com/office/word/2006/wordml" xmlns:wps="http://schemas.microsoft.com/office/word/2010/wordprocessingShape" mc:Ignorable="w14 w15 w16se w16cid w16 w16cex w16sdtdh w16sdtfl w16du wp14">
+  <w:p>
+    <w:pPr>
+      <w:pStyle w:val="Header"/>
+    </w:pPr>
+  </w:p>
+</w:hdr>
+</file>
+
+<file path=word/header10.xml><?xml version="1.0" encoding="utf-8"?>
+<w:hdr xmlns:wpc="http://schemas.microsoft.com/office/word/2010/wordprocessingCanvas" xmlns:cx="http://schemas.microsoft.com/office/drawing/2014/chartex" xmlns:cx1="http://schemas.microsoft.com/office/drawing/2015/9/8/chartex" xmlns:cx2="http://schemas.microsoft.com/office/drawing/2015/10/21/chartex" xmlns:cx3="http://schemas.microsoft.com/office/drawing/2016/5/9/chartex" xmlns:cx4="http://schemas.microsoft.com/office/drawing/2016/5/10/chartex" xmlns:cx5="http://schemas.microsoft.com/office/drawing/2016/5/11/chartex" xmlns:cx6="http://schemas.microsoft.com/office/drawing/2016/5/12/chartex" xmlns:cx7="http://schemas.microsoft.com/office/drawing/2016/5/13/chartex" xmlns:cx8="http://schemas.microsoft.com/office/drawing/2016/5/14/chartex" xmlns:mc="http://schemas.openxmlformats.org/markup-compatibility/2006" xmlns:aink="http://schemas.microsoft.com/office/drawing/2016/ink" xmlns:am3d="http://schemas.microsoft.com/office/drawing/2017/model3d" xmlns:o="urn:schemas-microsoft-com:office:office" xmlns:oel="http://schemas.microsoft.com/office/2019/extlst" xmlns:r="http://schemas.openxmlformats.org/officeDocument/2006/relationships" xmlns:m="http://schemas.openxmlformats.org/officeDocument/2006/math" xmlns:v="urn:schemas-microsoft-com:vml" xmlns:wp14="http://schemas.microsoft.com/office/word/2010/wordprocessingDrawing" xmlns:wp="http://schemas.openxmlformats.org/drawingml/2006/wordprocessingDrawing" xmlns:w10="urn:schemas-microsoft-com:office:word" xmlns:w="http://schemas.openxmlformats.org/wordprocessingml/2006/main" xmlns:w14="http://schemas.microsoft.com/office/word/2010/wordml" xmlns:w15="http://schemas.microsoft.com/office/word/2012/wordml" xmlns:w16cex="http://schemas.microsoft.com/office/word/2018/wordml/cex" xmlns:w16cid="http://schemas.microsoft.com/office/word/2016/wordml/cid" xmlns:w16="http://schemas.microsoft.com/office/word/2018/wordml" xmlns:w16du="http://schemas.microsoft.com/office/word/2023/wordml/word16du" xmlns:w16sdtdh="http://schemas.microsoft.com/office/word/2020/wordml/sdtdatahash" xmlns:w16sdtfl="http://schemas.microsoft.com/office/word/2024/wordml/sdtformatlock" xmlns:w16se="http://schemas.microsoft.com/office/word/2015/wordml/symex" xmlns:wpg="http://schemas.microsoft.com/office/word/2010/wordprocessingGroup" xmlns:wpi="http://schemas.microsoft.com/office/word/2010/wordprocessingInk" xmlns:wne="http://schemas.microsoft.com/office/word/2006/wordml" xmlns:wps="http://schemas.microsoft.com/office/word/2010/wordprocessingShape" mc:Ignorable="w14 w15 w16se w16cid w16 w16cex w16sdtdh w16sdtfl w16du wp14">
+  <w:p>
+    <w:pPr>
+      <w:pStyle w:val="Header"/>
+    </w:pPr>
+    <w:r>
+      <w:rPr>
+        <w:noProof/>
+      </w:rPr>
+      <w:drawing>
+        <wp:anchor distT="0" distB="0" distL="114300" distR="114300" simplePos="0" relativeHeight="251672577" behindDoc="0" locked="0" layoutInCell="1" allowOverlap="1" wp14:anchorId="4D95A000" wp14:editId="15E09E04">
+          <wp:simplePos x="0" y="0"/>
+          <wp:positionH relativeFrom="margin">
+            <wp:align>center</wp:align>
+          </wp:positionH>
+          <wp:positionV relativeFrom="page">
+            <wp:align>top</wp:align>
+          </wp:positionV>
+          <wp:extent cx="7559995" cy="4254219"/>
+          <wp:effectExtent l="0" t="0" r="3175" b="0"/>
+          <wp:wrapSquare wrapText="bothSides"/>
+          <wp:docPr id="456531786" name="Picture 5"/>
+          <wp:cNvGraphicFramePr>
+            <a:graphicFrameLocks xmlns:a="http://schemas.openxmlformats.org/drawingml/2006/main" noChangeAspect="1"/>
+          </wp:cNvGraphicFramePr>
+          <a:graphic xmlns:a="http://schemas.openxmlformats.org/drawingml/2006/main">
+            <a:graphicData uri="http://schemas.openxmlformats.org/drawingml/2006/picture">
+              <pic:pic xmlns:pic="http://schemas.openxmlformats.org/drawingml/2006/picture">
+                <pic:nvPicPr>
+                  <pic:cNvPr id="456531786" name="Picture 5"/>
+                  <pic:cNvPicPr>
+                    <a:picLocks noChangeAspect="1" noChangeArrowheads="1"/>
+                  </pic:cNvPicPr>
+                </pic:nvPicPr>
+                <pic:blipFill>
+                  <a:blip r:embed="rId1"/>
+                  <a:stretch>
+                    <a:fillRect/>
+                  </a:stretch>
+                </pic:blipFill>
+                <pic:spPr bwMode="auto">
+                  <a:xfrm>
+                    <a:off x="0" y="0"/>
+                    <a:ext cx="7559995" cy="4254219"/>
+                  </a:xfrm>
+                  <a:prstGeom prst="rect">
+                    <a:avLst/>
+                  </a:prstGeom>
+                  <a:noFill/>
+                  <a:ln>
+                    <a:noFill/>
+                  </a:ln>
+                </pic:spPr>
+              </pic:pic>
+            </a:graphicData>
+          </a:graphic>
+          <wp14:sizeRelH relativeFrom="margin">
+            <wp14:pctWidth>0</wp14:pctWidth>
+          </wp14:sizeRelH>
+          <wp14:sizeRelV relativeFrom="margin">
+            <wp14:pctHeight>0</wp14:pctHeight>
+          </wp14:sizeRelV>
+        </wp:anchor>
+      </w:drawing>
+    </w:r>
+  </w:p>
+</w:hdr>
+</file>
+
+<file path=word/header11.xml><?xml version="1.0" encoding="utf-8"?>
+<w:hdr xmlns:wpc="http://schemas.microsoft.com/office/word/2010/wordprocessingCanvas" xmlns:cx="http://schemas.microsoft.com/office/drawing/2014/chartex" xmlns:cx1="http://schemas.microsoft.com/office/drawing/2015/9/8/chartex" xmlns:cx2="http://schemas.microsoft.com/office/drawing/2015/10/21/chartex" xmlns:cx3="http://schemas.microsoft.com/office/drawing/2016/5/9/chartex" xmlns:cx4="http://schemas.microsoft.com/office/drawing/2016/5/10/chartex" xmlns:cx5="http://schemas.microsoft.com/office/drawing/2016/5/11/chartex" xmlns:cx6="http://schemas.microsoft.com/office/drawing/2016/5/12/chartex" xmlns:cx7="http://schemas.microsoft.com/office/drawing/2016/5/13/chartex" xmlns:cx8="http://schemas.microsoft.com/office/drawing/2016/5/14/chartex" xmlns:mc="http://schemas.openxmlformats.org/markup-compatibility/2006" xmlns:aink="http://schemas.microsoft.com/office/drawing/2016/ink" xmlns:am3d="http://schemas.microsoft.com/office/drawing/2017/model3d" xmlns:o="urn:schemas-microsoft-com:office:office" xmlns:oel="http://schemas.microsoft.com/office/2019/extlst" xmlns:r="http://schemas.openxmlformats.org/officeDocument/2006/relationships" xmlns:m="http://schemas.openxmlformats.org/officeDocument/2006/math" xmlns:v="urn:schemas-microsoft-com:vml" xmlns:wp14="http://schemas.microsoft.com/office/word/2010/wordprocessingDrawing" xmlns:wp="http://schemas.openxmlformats.org/drawingml/2006/wordprocessingDrawing" xmlns:w10="urn:schemas-microsoft-com:office:word" xmlns:w="http://schemas.openxmlformats.org/wordprocessingml/2006/main" xmlns:w14="http://schemas.microsoft.com/office/word/2010/wordml" xmlns:w15="http://schemas.microsoft.com/office/word/2012/wordml" xmlns:w16cex="http://schemas.microsoft.com/office/word/2018/wordml/cex" xmlns:w16cid="http://schemas.microsoft.com/office/word/2016/wordml/cid" xmlns:w16="http://schemas.microsoft.com/office/word/2018/wordml" xmlns:w16du="http://schemas.microsoft.com/office/word/2023/wordml/word16du" xmlns:w16sdtdh="http://schemas.microsoft.com/office/word/2020/wordml/sdtdatahash" xmlns:w16sdtfl="http://schemas.microsoft.com/office/word/2024/wordml/sdtformatlock" xmlns:w16se="http://schemas.microsoft.com/office/word/2015/wordml/symex" xmlns:wpg="http://schemas.microsoft.com/office/word/2010/wordprocessingGroup" xmlns:wpi="http://schemas.microsoft.com/office/word/2010/wordprocessingInk" xmlns:wne="http://schemas.microsoft.com/office/word/2006/wordml" xmlns:wps="http://schemas.microsoft.com/office/word/2010/wordprocessingShape" mc:Ignorable="w14 w15 w16se w16cid w16 w16cex w16sdtdh w16sdtfl w16du wp14">
+  <w:p>
+    <w:pPr>
+      <w:pStyle w:val="Header"/>
+    </w:pPr>
+    <w:r>
+      <w:rPr>
+        <w:noProof/>
+      </w:rPr>
+      <w:drawing>
+        <wp:anchor distT="0" distB="0" distL="114300" distR="114300" simplePos="0" relativeHeight="251674625" behindDoc="0" locked="0" layoutInCell="1" allowOverlap="1" wp14:anchorId="7DB55C3A" wp14:editId="664EA8E2">
+          <wp:simplePos x="0" y="0"/>
+          <wp:positionH relativeFrom="margin">
+            <wp:align>center</wp:align>
+          </wp:positionH>
+          <wp:positionV relativeFrom="page">
+            <wp:align>top</wp:align>
+          </wp:positionV>
+          <wp:extent cx="7559995" cy="4254218"/>
+          <wp:effectExtent l="0" t="0" r="3175" b="0"/>
+          <wp:wrapSquare wrapText="bothSides"/>
+          <wp:docPr id="1497942152" name="Picture 5"/>
+          <wp:cNvGraphicFramePr>
+            <a:graphicFrameLocks xmlns:a="http://schemas.openxmlformats.org/drawingml/2006/main" noChangeAspect="1"/>
+          </wp:cNvGraphicFramePr>
+          <a:graphic xmlns:a="http://schemas.openxmlformats.org/drawingml/2006/main">
+            <a:graphicData uri="http://schemas.openxmlformats.org/drawingml/2006/picture">
+              <pic:pic xmlns:pic="http://schemas.openxmlformats.org/drawingml/2006/picture">
+                <pic:nvPicPr>
+                  <pic:cNvPr id="1497942152" name="Picture 5"/>
+                  <pic:cNvPicPr>
+                    <a:picLocks noChangeAspect="1" noChangeArrowheads="1"/>
+                  </pic:cNvPicPr>
+                </pic:nvPicPr>
+                <pic:blipFill>
+                  <a:blip r:embed="rId1"/>
+                  <a:stretch>
+                    <a:fillRect/>
+                  </a:stretch>
+                </pic:blipFill>
+                <pic:spPr bwMode="auto">
+                  <a:xfrm>
+                    <a:off x="0" y="0"/>
+                    <a:ext cx="7559995" cy="4254218"/>
+                  </a:xfrm>
+                  <a:prstGeom prst="rect">
+                    <a:avLst/>
+                  </a:prstGeom>
+                  <a:noFill/>
+                  <a:ln>
+                    <a:noFill/>
+                  </a:ln>
+                </pic:spPr>
+              </pic:pic>
+            </a:graphicData>
+          </a:graphic>
+          <wp14:sizeRelH relativeFrom="margin">
+            <wp14:pctWidth>0</wp14:pctWidth>
+          </wp14:sizeRelH>
+          <wp14:sizeRelV relativeFrom="margin">
+            <wp14:pctHeight>0</wp14:pctHeight>
+          </wp14:sizeRelV>
+        </wp:anchor>
+      </w:drawing>
+    </w:r>
+  </w:p>
+</w:hdr>
+</file>
+
+<file path=word/header2.xml><?xml version="1.0" encoding="utf-8"?>
+<w:hdr xmlns:wpc="http://schemas.microsoft.com/office/word/2010/wordprocessingCanvas" xmlns:cx="http://schemas.microsoft.com/office/drawing/2014/chartex" xmlns:cx1="http://schemas.microsoft.com/office/drawing/2015/9/8/chartex" xmlns:cx2="http://schemas.microsoft.com/office/drawing/2015/10/21/chartex" xmlns:cx3="http://schemas.microsoft.com/office/drawing/2016/5/9/chartex" xmlns:cx4="http://schemas.microsoft.com/office/drawing/2016/5/10/chartex" xmlns:cx5="http://schemas.microsoft.com/office/drawing/2016/5/11/chartex" xmlns:cx6="http://schemas.microsoft.com/office/drawing/2016/5/12/chartex" xmlns:cx7="http://schemas.microsoft.com/office/drawing/2016/5/13/chartex" xmlns:cx8="http://schemas.microsoft.com/office/drawing/2016/5/14/chartex" xmlns:mc="http://schemas.openxmlformats.org/markup-compatibility/2006" xmlns:aink="http://schemas.microsoft.com/office/drawing/2016/ink" xmlns:am3d="http://schemas.microsoft.com/office/drawing/2017/model3d" xmlns:o="urn:schemas-microsoft-com:office:office" xmlns:oel="http://schemas.microsoft.com/office/2019/extlst" xmlns:r="http://schemas.openxmlformats.org/officeDocument/2006/relationships" xmlns:m="http://schemas.openxmlformats.org/officeDocument/2006/math" xmlns:v="urn:schemas-microsoft-com:vml" xmlns:wp14="http://schemas.microsoft.com/office/word/2010/wordprocessingDrawing" xmlns:wp="http://schemas.openxmlformats.org/drawingml/2006/wordprocessingDrawing" xmlns:w10="urn:schemas-microsoft-com:office:word" xmlns:w="http://schemas.openxmlformats.org/wordprocessingml/2006/main" xmlns:w14="http://schemas.microsoft.com/office/word/2010/wordml" xmlns:w15="http://schemas.microsoft.com/office/word/2012/wordml" xmlns:w16cex="http://schemas.microsoft.com/office/word/2018/wordml/cex" xmlns:w16cid="http://schemas.microsoft.com/office/word/2016/wordml/cid" xmlns:w16="http://schemas.microsoft.com/office/word/2018/wordml" xmlns:w16du="http://schemas.microsoft.com/office/word/2023/wordml/word16du" xmlns:w16sdtdh="http://schemas.microsoft.com/office/word/2020/wordml/sdtdatahash" xmlns:w16sdtfl="http://schemas.microsoft.com/office/word/2024/wordml/sdtformatlock" xmlns:w16se="http://schemas.microsoft.com/office/word/2015/wordml/symex" xmlns:wpg="http://schemas.microsoft.com/office/word/2010/wordprocessingGroup" xmlns:wpi="http://schemas.microsoft.com/office/word/2010/wordprocessingInk" xmlns:wne="http://schemas.microsoft.com/office/word/2006/wordml" xmlns:wps="http://schemas.microsoft.com/office/word/2010/wordprocessingShape" mc:Ignorable="w14 w15 w16se w16cid w16 w16cex w16sdtdh w16sdtfl w16du wp14">
+  <w:p>
+    <w:pPr>
+      <w:pStyle w:val="Header"/>
+    </w:pPr>
+  </w:p>
+</w:hdr>
+</file>
+
+<file path=word/header3.xml><?xml version="1.0" encoding="utf-8"?>
 <w:hdr xmlns:wpc="http://schemas.microsoft.com/office/word/2010/wordprocessingCanvas" xmlns:cx="http://schemas.microsoft.com/office/drawing/2014/chartex" xmlns:cx1="http://schemas.microsoft.com/office/drawing/2015/9/8/chartex" xmlns:cx2="http://schemas.microsoft.com/office/drawing/2015/10/21/chartex" xmlns:cx3="http://schemas.microsoft.com/office/drawing/2016/5/9/chartex" xmlns:cx4="http://schemas.microsoft.com/office/drawing/2016/5/10/chartex" xmlns:cx5="http://schemas.microsoft.com/office/drawing/2016/5/11/chartex" xmlns:cx6="http://schemas.microsoft.com/office/drawing/2016/5/12/chartex" xmlns:cx7="http://schemas.microsoft.com/office/drawing/2016/5/13/chartex" xmlns:cx8="http://schemas.microsoft.com/office/drawing/2016/5/14/chartex" xmlns:mc="http://schemas.openxmlformats.org/markup-compatibility/2006" xmlns:aink="http://schemas.microsoft.com/office/drawing/2016/ink" xmlns:am3d="http://schemas.microsoft.com/office/drawing/2017/model3d" xmlns:o="urn:schemas-microsoft-com:office:office" xmlns:oel="http://schemas.microsoft.com/office/2019/extlst" xmlns:r="http://schemas.openxmlformats.org/officeDocument/2006/relationships" xmlns:m="http://schemas.openxmlformats.org/officeDocument/2006/math" xmlns:v="urn:schemas-microsoft-com:vml" xmlns:wp14="http://schemas.microsoft.com/office/word/2010/wordprocessingDrawing" xmlns:wp="http://schemas.openxmlformats.org/drawingml/2006/wordprocessingDrawing" xmlns:w10="urn:schemas-microsoft-com:office:word" xmlns:w="http://schemas.openxmlformats.org/wordprocessingml/2006/main" xmlns:w14="http://schemas.microsoft.com/office/word/2010/wordml" xmlns:w15="http://schemas.microsoft.com/office/word/2012/wordml" xmlns:w16cex="http://schemas.microsoft.com/office/word/2018/wordml/cex" xmlns:w16cid="http://schemas.microsoft.com/office/word/2016/wordml/cid" xmlns:w16="http://schemas.microsoft.com/office/word/2018/wordml" xmlns:w16du="http://schemas.microsoft.com/office/word/2023/wordml/word16du" xmlns:w16sdtdh="http://schemas.microsoft.com/office/word/2020/wordml/sdtdatahash" xmlns:w16sdtfl="http://schemas.microsoft.com/office/word/2024/wordml/sdtformatlock" xmlns:w16se="http://schemas.microsoft.com/office/word/2015/wordml/symex" xmlns:wpg="http://schemas.microsoft.com/office/word/2010/wordprocessingGroup" xmlns:wpi="http://schemas.microsoft.com/office/word/2010/wordprocessingInk" xmlns:wne="http://schemas.microsoft.com/office/word/2006/wordml" xmlns:wps="http://schemas.microsoft.com/office/word/2010/wordprocessingShape" mc:Ignorable="w14 w15 w16se w16cid w16 w16cex w16sdtdh w16sdtfl w16du wp14">
   <w:p>
     <w:pPr>
@@ -4919,7 +6132,17 @@
 </w:hdr>
 </file>
 
-<file path=word/header2.xml><?xml version="1.0" encoding="utf-8"?>
+<file path=word/header4.xml><?xml version="1.0" encoding="utf-8"?>
+<w:hdr xmlns:wpc="http://schemas.microsoft.com/office/word/2010/wordprocessingCanvas" xmlns:cx="http://schemas.microsoft.com/office/drawing/2014/chartex" xmlns:cx1="http://schemas.microsoft.com/office/drawing/2015/9/8/chartex" xmlns:cx2="http://schemas.microsoft.com/office/drawing/2015/10/21/chartex" xmlns:cx3="http://schemas.microsoft.com/office/drawing/2016/5/9/chartex" xmlns:cx4="http://schemas.microsoft.com/office/drawing/2016/5/10/chartex" xmlns:cx5="http://schemas.microsoft.com/office/drawing/2016/5/11/chartex" xmlns:cx6="http://schemas.microsoft.com/office/drawing/2016/5/12/chartex" xmlns:cx7="http://schemas.microsoft.com/office/drawing/2016/5/13/chartex" xmlns:cx8="http://schemas.microsoft.com/office/drawing/2016/5/14/chartex" xmlns:mc="http://schemas.openxmlformats.org/markup-compatibility/2006" xmlns:aink="http://schemas.microsoft.com/office/drawing/2016/ink" xmlns:am3d="http://schemas.microsoft.com/office/drawing/2017/model3d" xmlns:o="urn:schemas-microsoft-com:office:office" xmlns:oel="http://schemas.microsoft.com/office/2019/extlst" xmlns:r="http://schemas.openxmlformats.org/officeDocument/2006/relationships" xmlns:m="http://schemas.openxmlformats.org/officeDocument/2006/math" xmlns:v="urn:schemas-microsoft-com:vml" xmlns:wp14="http://schemas.microsoft.com/office/word/2010/wordprocessingDrawing" xmlns:wp="http://schemas.openxmlformats.org/drawingml/2006/wordprocessingDrawing" xmlns:w10="urn:schemas-microsoft-com:office:word" xmlns:w="http://schemas.openxmlformats.org/wordprocessingml/2006/main" xmlns:w14="http://schemas.microsoft.com/office/word/2010/wordml" xmlns:w15="http://schemas.microsoft.com/office/word/2012/wordml" xmlns:w16cex="http://schemas.microsoft.com/office/word/2018/wordml/cex" xmlns:w16cid="http://schemas.microsoft.com/office/word/2016/wordml/cid" xmlns:w16="http://schemas.microsoft.com/office/word/2018/wordml" xmlns:w16du="http://schemas.microsoft.com/office/word/2023/wordml/word16du" xmlns:w16sdtdh="http://schemas.microsoft.com/office/word/2020/wordml/sdtdatahash" xmlns:w16sdtfl="http://schemas.microsoft.com/office/word/2024/wordml/sdtformatlock" xmlns:w16se="http://schemas.microsoft.com/office/word/2015/wordml/symex" xmlns:wpg="http://schemas.microsoft.com/office/word/2010/wordprocessingGroup" xmlns:wpi="http://schemas.microsoft.com/office/word/2010/wordprocessingInk" xmlns:wne="http://schemas.microsoft.com/office/word/2006/wordml" xmlns:wps="http://schemas.microsoft.com/office/word/2010/wordprocessingShape" mc:Ignorable="w14 w15 w16se w16cid w16 w16cex w16sdtdh w16sdtfl w16du wp14">
+  <w:p>
+    <w:pPr>
+      <w:pStyle w:val="Header"/>
+    </w:pPr>
+  </w:p>
+</w:hdr>
+</file>
+
+<file path=word/header5.xml><?xml version="1.0" encoding="utf-8"?>
 <w:hdr xmlns:wpc="http://schemas.microsoft.com/office/word/2010/wordprocessingCanvas" xmlns:cx="http://schemas.microsoft.com/office/drawing/2014/chartex" xmlns:cx1="http://schemas.microsoft.com/office/drawing/2015/9/8/chartex" xmlns:cx2="http://schemas.microsoft.com/office/drawing/2015/10/21/chartex" xmlns:cx3="http://schemas.microsoft.com/office/drawing/2016/5/9/chartex" xmlns:cx4="http://schemas.microsoft.com/office/drawing/2016/5/10/chartex" xmlns:cx5="http://schemas.microsoft.com/office/drawing/2016/5/11/chartex" xmlns:cx6="http://schemas.microsoft.com/office/drawing/2016/5/12/chartex" xmlns:cx7="http://schemas.microsoft.com/office/drawing/2016/5/13/chartex" xmlns:cx8="http://schemas.microsoft.com/office/drawing/2016/5/14/chartex" xmlns:mc="http://schemas.openxmlformats.org/markup-compatibility/2006" xmlns:aink="http://schemas.microsoft.com/office/drawing/2016/ink" xmlns:am3d="http://schemas.microsoft.com/office/drawing/2017/model3d" xmlns:o="urn:schemas-microsoft-com:office:office" xmlns:oel="http://schemas.microsoft.com/office/2019/extlst" xmlns:r="http://schemas.openxmlformats.org/officeDocument/2006/relationships" xmlns:m="http://schemas.openxmlformats.org/officeDocument/2006/math" xmlns:v="urn:schemas-microsoft-com:vml" xmlns:wp14="http://schemas.microsoft.com/office/word/2010/wordprocessingDrawing" xmlns:wp="http://schemas.openxmlformats.org/drawingml/2006/wordprocessingDrawing" xmlns:w10="urn:schemas-microsoft-com:office:word" xmlns:w="http://schemas.openxmlformats.org/wordprocessingml/2006/main" xmlns:w14="http://schemas.microsoft.com/office/word/2010/wordml" xmlns:w15="http://schemas.microsoft.com/office/word/2012/wordml" xmlns:w16cex="http://schemas.microsoft.com/office/word/2018/wordml/cex" xmlns:w16cid="http://schemas.microsoft.com/office/word/2016/wordml/cid" xmlns:w16="http://schemas.microsoft.com/office/word/2018/wordml" xmlns:w16du="http://schemas.microsoft.com/office/word/2023/wordml/word16du" xmlns:w16sdtdh="http://schemas.microsoft.com/office/word/2020/wordml/sdtdatahash" xmlns:w16sdtfl="http://schemas.microsoft.com/office/word/2024/wordml/sdtformatlock" xmlns:w16se="http://schemas.microsoft.com/office/word/2015/wordml/symex" xmlns:wpg="http://schemas.microsoft.com/office/word/2010/wordprocessingGroup" xmlns:wpi="http://schemas.microsoft.com/office/word/2010/wordprocessingInk" xmlns:wne="http://schemas.microsoft.com/office/word/2006/wordml" xmlns:wps="http://schemas.microsoft.com/office/word/2010/wordprocessingShape" mc:Ignorable="w14 w15 w16se w16cid w16 w16cex w16sdtdh w16sdtfl w16du wp14">
   <w:p>
     <w:pPr>
@@ -4930,7 +6153,7 @@
         <w:noProof/>
       </w:rPr>
       <w:drawing>
-        <wp:anchor distT="0" distB="0" distL="114300" distR="114300" simplePos="0" relativeHeight="251660289" behindDoc="0" locked="0" layoutInCell="1" allowOverlap="1" wp14:anchorId="6D1BCA8C" wp14:editId="5FF5E147">
+        <wp:anchor distT="0" distB="0" distL="114300" distR="114300" simplePos="0" relativeHeight="251662337" behindDoc="0" locked="0" layoutInCell="1" allowOverlap="1" wp14:anchorId="0084434D" wp14:editId="526ACD9D">
           <wp:simplePos x="0" y="0"/>
           <wp:positionH relativeFrom="margin">
             <wp:align>center</wp:align>
@@ -4938,10 +6161,10 @@
           <wp:positionV relativeFrom="page">
             <wp:align>top</wp:align>
           </wp:positionV>
-          <wp:extent cx="7560000" cy="4254221"/>
+          <wp:extent cx="7559998" cy="4254221"/>
           <wp:effectExtent l="0" t="0" r="3175" b="0"/>
           <wp:wrapSquare wrapText="bothSides"/>
-          <wp:docPr id="745170853" name="Picture 5"/>
+          <wp:docPr id="708366131" name="Picture 5"/>
           <wp:cNvGraphicFramePr>
             <a:graphicFrameLocks xmlns:a="http://schemas.openxmlformats.org/drawingml/2006/main" noChangeAspect="1"/>
           </wp:cNvGraphicFramePr>
@@ -4949,7 +6172,7 @@
             <a:graphicData uri="http://schemas.openxmlformats.org/drawingml/2006/picture">
               <pic:pic xmlns:pic="http://schemas.openxmlformats.org/drawingml/2006/picture">
                 <pic:nvPicPr>
-                  <pic:cNvPr id="745170853" name="Picture 5"/>
+                  <pic:cNvPr id="890169947" name="Picture 5"/>
                   <pic:cNvPicPr>
                     <a:picLocks noChangeAspect="1" noChangeArrowheads="1"/>
                   </pic:cNvPicPr>
@@ -4963,7 +6186,287 @@
                 <pic:spPr bwMode="auto">
                   <a:xfrm>
                     <a:off x="0" y="0"/>
-                    <a:ext cx="7560000" cy="4254221"/>
+                    <a:ext cx="7559998" cy="4254221"/>
+                  </a:xfrm>
+                  <a:prstGeom prst="rect">
+                    <a:avLst/>
+                  </a:prstGeom>
+                  <a:noFill/>
+                  <a:ln>
+                    <a:noFill/>
+                  </a:ln>
+                </pic:spPr>
+              </pic:pic>
+            </a:graphicData>
+          </a:graphic>
+          <wp14:sizeRelH relativeFrom="margin">
+            <wp14:pctWidth>0</wp14:pctWidth>
+          </wp14:sizeRelH>
+          <wp14:sizeRelV relativeFrom="margin">
+            <wp14:pctHeight>0</wp14:pctHeight>
+          </wp14:sizeRelV>
+        </wp:anchor>
+      </w:drawing>
+    </w:r>
+  </w:p>
+</w:hdr>
+</file>
+
+<file path=word/header6.xml><?xml version="1.0" encoding="utf-8"?>
+<w:hdr xmlns:wpc="http://schemas.microsoft.com/office/word/2010/wordprocessingCanvas" xmlns:cx="http://schemas.microsoft.com/office/drawing/2014/chartex" xmlns:cx1="http://schemas.microsoft.com/office/drawing/2015/9/8/chartex" xmlns:cx2="http://schemas.microsoft.com/office/drawing/2015/10/21/chartex" xmlns:cx3="http://schemas.microsoft.com/office/drawing/2016/5/9/chartex" xmlns:cx4="http://schemas.microsoft.com/office/drawing/2016/5/10/chartex" xmlns:cx5="http://schemas.microsoft.com/office/drawing/2016/5/11/chartex" xmlns:cx6="http://schemas.microsoft.com/office/drawing/2016/5/12/chartex" xmlns:cx7="http://schemas.microsoft.com/office/drawing/2016/5/13/chartex" xmlns:cx8="http://schemas.microsoft.com/office/drawing/2016/5/14/chartex" xmlns:mc="http://schemas.openxmlformats.org/markup-compatibility/2006" xmlns:aink="http://schemas.microsoft.com/office/drawing/2016/ink" xmlns:am3d="http://schemas.microsoft.com/office/drawing/2017/model3d" xmlns:o="urn:schemas-microsoft-com:office:office" xmlns:oel="http://schemas.microsoft.com/office/2019/extlst" xmlns:r="http://schemas.openxmlformats.org/officeDocument/2006/relationships" xmlns:m="http://schemas.openxmlformats.org/officeDocument/2006/math" xmlns:v="urn:schemas-microsoft-com:vml" xmlns:wp14="http://schemas.microsoft.com/office/word/2010/wordprocessingDrawing" xmlns:wp="http://schemas.openxmlformats.org/drawingml/2006/wordprocessingDrawing" xmlns:w10="urn:schemas-microsoft-com:office:word" xmlns:w="http://schemas.openxmlformats.org/wordprocessingml/2006/main" xmlns:w14="http://schemas.microsoft.com/office/word/2010/wordml" xmlns:w15="http://schemas.microsoft.com/office/word/2012/wordml" xmlns:w16cex="http://schemas.microsoft.com/office/word/2018/wordml/cex" xmlns:w16cid="http://schemas.microsoft.com/office/word/2016/wordml/cid" xmlns:w16="http://schemas.microsoft.com/office/word/2018/wordml" xmlns:w16du="http://schemas.microsoft.com/office/word/2023/wordml/word16du" xmlns:w16sdtdh="http://schemas.microsoft.com/office/word/2020/wordml/sdtdatahash" xmlns:w16sdtfl="http://schemas.microsoft.com/office/word/2024/wordml/sdtformatlock" xmlns:w16se="http://schemas.microsoft.com/office/word/2015/wordml/symex" xmlns:wpg="http://schemas.microsoft.com/office/word/2010/wordprocessingGroup" xmlns:wpi="http://schemas.microsoft.com/office/word/2010/wordprocessingInk" xmlns:wne="http://schemas.microsoft.com/office/word/2006/wordml" xmlns:wps="http://schemas.microsoft.com/office/word/2010/wordprocessingShape" mc:Ignorable="w14 w15 w16se w16cid w16 w16cex w16sdtdh w16sdtfl w16du wp14">
+  <w:p>
+    <w:pPr>
+      <w:pStyle w:val="Header"/>
+    </w:pPr>
+    <w:r>
+      <w:rPr>
+        <w:noProof/>
+      </w:rPr>
+      <w:drawing>
+        <wp:anchor distT="0" distB="0" distL="114300" distR="114300" simplePos="0" relativeHeight="251664385" behindDoc="0" locked="0" layoutInCell="1" allowOverlap="1" wp14:anchorId="5C538E7E" wp14:editId="0F0690B2">
+          <wp:simplePos x="0" y="0"/>
+          <wp:positionH relativeFrom="margin">
+            <wp:align>center</wp:align>
+          </wp:positionH>
+          <wp:positionV relativeFrom="page">
+            <wp:align>top</wp:align>
+          </wp:positionV>
+          <wp:extent cx="7559998" cy="4254221"/>
+          <wp:effectExtent l="0" t="0" r="3175" b="0"/>
+          <wp:wrapSquare wrapText="bothSides"/>
+          <wp:docPr id="2130751393" name="Picture 5"/>
+          <wp:cNvGraphicFramePr>
+            <a:graphicFrameLocks xmlns:a="http://schemas.openxmlformats.org/drawingml/2006/main" noChangeAspect="1"/>
+          </wp:cNvGraphicFramePr>
+          <a:graphic xmlns:a="http://schemas.openxmlformats.org/drawingml/2006/main">
+            <a:graphicData uri="http://schemas.openxmlformats.org/drawingml/2006/picture">
+              <pic:pic xmlns:pic="http://schemas.openxmlformats.org/drawingml/2006/picture">
+                <pic:nvPicPr>
+                  <pic:cNvPr id="2130751393" name="Picture 5"/>
+                  <pic:cNvPicPr>
+                    <a:picLocks noChangeAspect="1" noChangeArrowheads="1"/>
+                  </pic:cNvPicPr>
+                </pic:nvPicPr>
+                <pic:blipFill>
+                  <a:blip r:embed="rId1"/>
+                  <a:stretch>
+                    <a:fillRect/>
+                  </a:stretch>
+                </pic:blipFill>
+                <pic:spPr bwMode="auto">
+                  <a:xfrm>
+                    <a:off x="0" y="0"/>
+                    <a:ext cx="7559998" cy="4254221"/>
+                  </a:xfrm>
+                  <a:prstGeom prst="rect">
+                    <a:avLst/>
+                  </a:prstGeom>
+                  <a:noFill/>
+                  <a:ln>
+                    <a:noFill/>
+                  </a:ln>
+                </pic:spPr>
+              </pic:pic>
+            </a:graphicData>
+          </a:graphic>
+          <wp14:sizeRelH relativeFrom="margin">
+            <wp14:pctWidth>0</wp14:pctWidth>
+          </wp14:sizeRelH>
+          <wp14:sizeRelV relativeFrom="margin">
+            <wp14:pctHeight>0</wp14:pctHeight>
+          </wp14:sizeRelV>
+        </wp:anchor>
+      </w:drawing>
+    </w:r>
+  </w:p>
+</w:hdr>
+</file>
+
+<file path=word/header7.xml><?xml version="1.0" encoding="utf-8"?>
+<w:hdr xmlns:wpc="http://schemas.microsoft.com/office/word/2010/wordprocessingCanvas" xmlns:cx="http://schemas.microsoft.com/office/drawing/2014/chartex" xmlns:cx1="http://schemas.microsoft.com/office/drawing/2015/9/8/chartex" xmlns:cx2="http://schemas.microsoft.com/office/drawing/2015/10/21/chartex" xmlns:cx3="http://schemas.microsoft.com/office/drawing/2016/5/9/chartex" xmlns:cx4="http://schemas.microsoft.com/office/drawing/2016/5/10/chartex" xmlns:cx5="http://schemas.microsoft.com/office/drawing/2016/5/11/chartex" xmlns:cx6="http://schemas.microsoft.com/office/drawing/2016/5/12/chartex" xmlns:cx7="http://schemas.microsoft.com/office/drawing/2016/5/13/chartex" xmlns:cx8="http://schemas.microsoft.com/office/drawing/2016/5/14/chartex" xmlns:mc="http://schemas.openxmlformats.org/markup-compatibility/2006" xmlns:aink="http://schemas.microsoft.com/office/drawing/2016/ink" xmlns:am3d="http://schemas.microsoft.com/office/drawing/2017/model3d" xmlns:o="urn:schemas-microsoft-com:office:office" xmlns:oel="http://schemas.microsoft.com/office/2019/extlst" xmlns:r="http://schemas.openxmlformats.org/officeDocument/2006/relationships" xmlns:m="http://schemas.openxmlformats.org/officeDocument/2006/math" xmlns:v="urn:schemas-microsoft-com:vml" xmlns:wp14="http://schemas.microsoft.com/office/word/2010/wordprocessingDrawing" xmlns:wp="http://schemas.openxmlformats.org/drawingml/2006/wordprocessingDrawing" xmlns:w10="urn:schemas-microsoft-com:office:word" xmlns:w="http://schemas.openxmlformats.org/wordprocessingml/2006/main" xmlns:w14="http://schemas.microsoft.com/office/word/2010/wordml" xmlns:w15="http://schemas.microsoft.com/office/word/2012/wordml" xmlns:w16cex="http://schemas.microsoft.com/office/word/2018/wordml/cex" xmlns:w16cid="http://schemas.microsoft.com/office/word/2016/wordml/cid" xmlns:w16="http://schemas.microsoft.com/office/word/2018/wordml" xmlns:w16du="http://schemas.microsoft.com/office/word/2023/wordml/word16du" xmlns:w16sdtdh="http://schemas.microsoft.com/office/word/2020/wordml/sdtdatahash" xmlns:w16sdtfl="http://schemas.microsoft.com/office/word/2024/wordml/sdtformatlock" xmlns:w16se="http://schemas.microsoft.com/office/word/2015/wordml/symex" xmlns:wpg="http://schemas.microsoft.com/office/word/2010/wordprocessingGroup" xmlns:wpi="http://schemas.microsoft.com/office/word/2010/wordprocessingInk" xmlns:wne="http://schemas.microsoft.com/office/word/2006/wordml" xmlns:wps="http://schemas.microsoft.com/office/word/2010/wordprocessingShape" mc:Ignorable="w14 w15 w16se w16cid w16 w16cex w16sdtdh w16sdtfl w16du wp14">
+  <w:p>
+    <w:pPr>
+      <w:pStyle w:val="Header"/>
+    </w:pPr>
+    <w:r>
+      <w:rPr>
+        <w:noProof/>
+      </w:rPr>
+      <w:drawing>
+        <wp:anchor distT="0" distB="0" distL="114300" distR="114300" simplePos="0" relativeHeight="251666433" behindDoc="0" locked="0" layoutInCell="1" allowOverlap="1" wp14:anchorId="1AFB4811" wp14:editId="0CDA0864">
+          <wp:simplePos x="0" y="0"/>
+          <wp:positionH relativeFrom="margin">
+            <wp:align>center</wp:align>
+          </wp:positionH>
+          <wp:positionV relativeFrom="page">
+            <wp:align>top</wp:align>
+          </wp:positionV>
+          <wp:extent cx="7559998" cy="4254220"/>
+          <wp:effectExtent l="0" t="0" r="3175" b="0"/>
+          <wp:wrapSquare wrapText="bothSides"/>
+          <wp:docPr id="2024310617" name="Picture 5"/>
+          <wp:cNvGraphicFramePr>
+            <a:graphicFrameLocks xmlns:a="http://schemas.openxmlformats.org/drawingml/2006/main" noChangeAspect="1"/>
+          </wp:cNvGraphicFramePr>
+          <a:graphic xmlns:a="http://schemas.openxmlformats.org/drawingml/2006/main">
+            <a:graphicData uri="http://schemas.openxmlformats.org/drawingml/2006/picture">
+              <pic:pic xmlns:pic="http://schemas.openxmlformats.org/drawingml/2006/picture">
+                <pic:nvPicPr>
+                  <pic:cNvPr id="2024310617" name="Picture 5"/>
+                  <pic:cNvPicPr>
+                    <a:picLocks noChangeAspect="1" noChangeArrowheads="1"/>
+                  </pic:cNvPicPr>
+                </pic:nvPicPr>
+                <pic:blipFill>
+                  <a:blip r:embed="rId1"/>
+                  <a:stretch>
+                    <a:fillRect/>
+                  </a:stretch>
+                </pic:blipFill>
+                <pic:spPr bwMode="auto">
+                  <a:xfrm>
+                    <a:off x="0" y="0"/>
+                    <a:ext cx="7559998" cy="4254220"/>
+                  </a:xfrm>
+                  <a:prstGeom prst="rect">
+                    <a:avLst/>
+                  </a:prstGeom>
+                  <a:noFill/>
+                  <a:ln>
+                    <a:noFill/>
+                  </a:ln>
+                </pic:spPr>
+              </pic:pic>
+            </a:graphicData>
+          </a:graphic>
+          <wp14:sizeRelH relativeFrom="margin">
+            <wp14:pctWidth>0</wp14:pctWidth>
+          </wp14:sizeRelH>
+          <wp14:sizeRelV relativeFrom="margin">
+            <wp14:pctHeight>0</wp14:pctHeight>
+          </wp14:sizeRelV>
+        </wp:anchor>
+      </w:drawing>
+    </w:r>
+  </w:p>
+</w:hdr>
+</file>
+
+<file path=word/header8.xml><?xml version="1.0" encoding="utf-8"?>
+<w:hdr xmlns:wpc="http://schemas.microsoft.com/office/word/2010/wordprocessingCanvas" xmlns:cx="http://schemas.microsoft.com/office/drawing/2014/chartex" xmlns:cx1="http://schemas.microsoft.com/office/drawing/2015/9/8/chartex" xmlns:cx2="http://schemas.microsoft.com/office/drawing/2015/10/21/chartex" xmlns:cx3="http://schemas.microsoft.com/office/drawing/2016/5/9/chartex" xmlns:cx4="http://schemas.microsoft.com/office/drawing/2016/5/10/chartex" xmlns:cx5="http://schemas.microsoft.com/office/drawing/2016/5/11/chartex" xmlns:cx6="http://schemas.microsoft.com/office/drawing/2016/5/12/chartex" xmlns:cx7="http://schemas.microsoft.com/office/drawing/2016/5/13/chartex" xmlns:cx8="http://schemas.microsoft.com/office/drawing/2016/5/14/chartex" xmlns:mc="http://schemas.openxmlformats.org/markup-compatibility/2006" xmlns:aink="http://schemas.microsoft.com/office/drawing/2016/ink" xmlns:am3d="http://schemas.microsoft.com/office/drawing/2017/model3d" xmlns:o="urn:schemas-microsoft-com:office:office" xmlns:oel="http://schemas.microsoft.com/office/2019/extlst" xmlns:r="http://schemas.openxmlformats.org/officeDocument/2006/relationships" xmlns:m="http://schemas.openxmlformats.org/officeDocument/2006/math" xmlns:v="urn:schemas-microsoft-com:vml" xmlns:wp14="http://schemas.microsoft.com/office/word/2010/wordprocessingDrawing" xmlns:wp="http://schemas.openxmlformats.org/drawingml/2006/wordprocessingDrawing" xmlns:w10="urn:schemas-microsoft-com:office:word" xmlns:w="http://schemas.openxmlformats.org/wordprocessingml/2006/main" xmlns:w14="http://schemas.microsoft.com/office/word/2010/wordml" xmlns:w15="http://schemas.microsoft.com/office/word/2012/wordml" xmlns:w16cex="http://schemas.microsoft.com/office/word/2018/wordml/cex" xmlns:w16cid="http://schemas.microsoft.com/office/word/2016/wordml/cid" xmlns:w16="http://schemas.microsoft.com/office/word/2018/wordml" xmlns:w16du="http://schemas.microsoft.com/office/word/2023/wordml/word16du" xmlns:w16sdtdh="http://schemas.microsoft.com/office/word/2020/wordml/sdtdatahash" xmlns:w16sdtfl="http://schemas.microsoft.com/office/word/2024/wordml/sdtformatlock" xmlns:w16se="http://schemas.microsoft.com/office/word/2015/wordml/symex" xmlns:wpg="http://schemas.microsoft.com/office/word/2010/wordprocessingGroup" xmlns:wpi="http://schemas.microsoft.com/office/word/2010/wordprocessingInk" xmlns:wne="http://schemas.microsoft.com/office/word/2006/wordml" xmlns:wps="http://schemas.microsoft.com/office/word/2010/wordprocessingShape" mc:Ignorable="w14 w15 w16se w16cid w16 w16cex w16sdtdh w16sdtfl w16du wp14">
+  <w:p>
+    <w:pPr>
+      <w:pStyle w:val="Header"/>
+    </w:pPr>
+    <w:r>
+      <w:rPr>
+        <w:noProof/>
+      </w:rPr>
+      <w:drawing>
+        <wp:anchor distT="0" distB="0" distL="114300" distR="114300" simplePos="0" relativeHeight="251668481" behindDoc="0" locked="0" layoutInCell="1" allowOverlap="1" wp14:anchorId="493CB4ED" wp14:editId="78572781">
+          <wp:simplePos x="0" y="0"/>
+          <wp:positionH relativeFrom="margin">
+            <wp:align>center</wp:align>
+          </wp:positionH>
+          <wp:positionV relativeFrom="page">
+            <wp:align>top</wp:align>
+          </wp:positionV>
+          <wp:extent cx="7559996" cy="4254220"/>
+          <wp:effectExtent l="0" t="0" r="3175" b="0"/>
+          <wp:wrapSquare wrapText="bothSides"/>
+          <wp:docPr id="1959797522" name="Picture 5"/>
+          <wp:cNvGraphicFramePr>
+            <a:graphicFrameLocks xmlns:a="http://schemas.openxmlformats.org/drawingml/2006/main" noChangeAspect="1"/>
+          </wp:cNvGraphicFramePr>
+          <a:graphic xmlns:a="http://schemas.openxmlformats.org/drawingml/2006/main">
+            <a:graphicData uri="http://schemas.openxmlformats.org/drawingml/2006/picture">
+              <pic:pic xmlns:pic="http://schemas.openxmlformats.org/drawingml/2006/picture">
+                <pic:nvPicPr>
+                  <pic:cNvPr id="1959797522" name="Picture 5"/>
+                  <pic:cNvPicPr>
+                    <a:picLocks noChangeAspect="1" noChangeArrowheads="1"/>
+                  </pic:cNvPicPr>
+                </pic:nvPicPr>
+                <pic:blipFill>
+                  <a:blip r:embed="rId1"/>
+                  <a:stretch>
+                    <a:fillRect/>
+                  </a:stretch>
+                </pic:blipFill>
+                <pic:spPr bwMode="auto">
+                  <a:xfrm>
+                    <a:off x="0" y="0"/>
+                    <a:ext cx="7559996" cy="4254220"/>
+                  </a:xfrm>
+                  <a:prstGeom prst="rect">
+                    <a:avLst/>
+                  </a:prstGeom>
+                  <a:noFill/>
+                  <a:ln>
+                    <a:noFill/>
+                  </a:ln>
+                </pic:spPr>
+              </pic:pic>
+            </a:graphicData>
+          </a:graphic>
+          <wp14:sizeRelH relativeFrom="margin">
+            <wp14:pctWidth>0</wp14:pctWidth>
+          </wp14:sizeRelH>
+          <wp14:sizeRelV relativeFrom="margin">
+            <wp14:pctHeight>0</wp14:pctHeight>
+          </wp14:sizeRelV>
+        </wp:anchor>
+      </w:drawing>
+    </w:r>
+  </w:p>
+</w:hdr>
+</file>
+
+<file path=word/header9.xml><?xml version="1.0" encoding="utf-8"?>
+<w:hdr xmlns:wpc="http://schemas.microsoft.com/office/word/2010/wordprocessingCanvas" xmlns:cx="http://schemas.microsoft.com/office/drawing/2014/chartex" xmlns:cx1="http://schemas.microsoft.com/office/drawing/2015/9/8/chartex" xmlns:cx2="http://schemas.microsoft.com/office/drawing/2015/10/21/chartex" xmlns:cx3="http://schemas.microsoft.com/office/drawing/2016/5/9/chartex" xmlns:cx4="http://schemas.microsoft.com/office/drawing/2016/5/10/chartex" xmlns:cx5="http://schemas.microsoft.com/office/drawing/2016/5/11/chartex" xmlns:cx6="http://schemas.microsoft.com/office/drawing/2016/5/12/chartex" xmlns:cx7="http://schemas.microsoft.com/office/drawing/2016/5/13/chartex" xmlns:cx8="http://schemas.microsoft.com/office/drawing/2016/5/14/chartex" xmlns:mc="http://schemas.openxmlformats.org/markup-compatibility/2006" xmlns:aink="http://schemas.microsoft.com/office/drawing/2016/ink" xmlns:am3d="http://schemas.microsoft.com/office/drawing/2017/model3d" xmlns:o="urn:schemas-microsoft-com:office:office" xmlns:oel="http://schemas.microsoft.com/office/2019/extlst" xmlns:r="http://schemas.openxmlformats.org/officeDocument/2006/relationships" xmlns:m="http://schemas.openxmlformats.org/officeDocument/2006/math" xmlns:v="urn:schemas-microsoft-com:vml" xmlns:wp14="http://schemas.microsoft.com/office/word/2010/wordprocessingDrawing" xmlns:wp="http://schemas.openxmlformats.org/drawingml/2006/wordprocessingDrawing" xmlns:w10="urn:schemas-microsoft-com:office:word" xmlns:w="http://schemas.openxmlformats.org/wordprocessingml/2006/main" xmlns:w14="http://schemas.microsoft.com/office/word/2010/wordml" xmlns:w15="http://schemas.microsoft.com/office/word/2012/wordml" xmlns:w16cex="http://schemas.microsoft.com/office/word/2018/wordml/cex" xmlns:w16cid="http://schemas.microsoft.com/office/word/2016/wordml/cid" xmlns:w16="http://schemas.microsoft.com/office/word/2018/wordml" xmlns:w16du="http://schemas.microsoft.com/office/word/2023/wordml/word16du" xmlns:w16sdtdh="http://schemas.microsoft.com/office/word/2020/wordml/sdtdatahash" xmlns:w16sdtfl="http://schemas.microsoft.com/office/word/2024/wordml/sdtformatlock" xmlns:w16se="http://schemas.microsoft.com/office/word/2015/wordml/symex" xmlns:wpg="http://schemas.microsoft.com/office/word/2010/wordprocessingGroup" xmlns:wpi="http://schemas.microsoft.com/office/word/2010/wordprocessingInk" xmlns:wne="http://schemas.microsoft.com/office/word/2006/wordml" xmlns:wps="http://schemas.microsoft.com/office/word/2010/wordprocessingShape" mc:Ignorable="w14 w15 w16se w16cid w16 w16cex w16sdtdh w16sdtfl w16du wp14">
+  <w:p>
+    <w:pPr>
+      <w:pStyle w:val="Header"/>
+    </w:pPr>
+    <w:r>
+      <w:rPr>
+        <w:noProof/>
+      </w:rPr>
+      <w:drawing>
+        <wp:anchor distT="0" distB="0" distL="114300" distR="114300" simplePos="0" relativeHeight="251670529" behindDoc="0" locked="0" layoutInCell="1" allowOverlap="1" wp14:anchorId="77198175" wp14:editId="53C59204">
+          <wp:simplePos x="0" y="0"/>
+          <wp:positionH relativeFrom="margin">
+            <wp:align>center</wp:align>
+          </wp:positionH>
+          <wp:positionV relativeFrom="page">
+            <wp:align>top</wp:align>
+          </wp:positionV>
+          <wp:extent cx="7559996" cy="4254219"/>
+          <wp:effectExtent l="0" t="0" r="3175" b="0"/>
+          <wp:wrapSquare wrapText="bothSides"/>
+          <wp:docPr id="2111721661" name="Picture 5"/>
+          <wp:cNvGraphicFramePr>
+            <a:graphicFrameLocks xmlns:a="http://schemas.openxmlformats.org/drawingml/2006/main" noChangeAspect="1"/>
+          </wp:cNvGraphicFramePr>
+          <a:graphic xmlns:a="http://schemas.openxmlformats.org/drawingml/2006/main">
+            <a:graphicData uri="http://schemas.openxmlformats.org/drawingml/2006/picture">
+              <pic:pic xmlns:pic="http://schemas.openxmlformats.org/drawingml/2006/picture">
+                <pic:nvPicPr>
+                  <pic:cNvPr id="2111721661" name="Picture 5"/>
+                  <pic:cNvPicPr>
+                    <a:picLocks noChangeAspect="1" noChangeArrowheads="1"/>
+                  </pic:cNvPicPr>
+                </pic:nvPicPr>
+                <pic:blipFill>
+                  <a:blip r:embed="rId1"/>
+                  <a:stretch>
+                    <a:fillRect/>
+                  </a:stretch>
+                </pic:blipFill>
+                <pic:spPr bwMode="auto">
+                  <a:xfrm>
+                    <a:off x="0" y="0"/>
+                    <a:ext cx="7559996" cy="4254219"/>
                   </a:xfrm>
                   <a:prstGeom prst="rect">
                     <a:avLst/>
@@ -9829,17 +11332,6 @@
   </w:num>
   <w:numIdMacAtCleanup w:val="25"/>
 </w:numbering>
-</file>
-
-<file path=word/people.xml><?xml version="1.0" encoding="utf-8"?>
-<w15:people xmlns:wpc="http://schemas.microsoft.com/office/word/2010/wordprocessingCanvas" xmlns:cx="http://schemas.microsoft.com/office/drawing/2014/chartex" xmlns:cx1="http://schemas.microsoft.com/office/drawing/2015/9/8/chartex" xmlns:cx2="http://schemas.microsoft.com/office/drawing/2015/10/21/chartex" xmlns:cx3="http://schemas.microsoft.com/office/drawing/2016/5/9/chartex" xmlns:cx4="http://schemas.microsoft.com/office/drawing/2016/5/10/chartex" xmlns:cx5="http://schemas.microsoft.com/office/drawing/2016/5/11/chartex" xmlns:cx6="http://schemas.microsoft.com/office/drawing/2016/5/12/chartex" xmlns:cx7="http://schemas.microsoft.com/office/drawing/2016/5/13/chartex" xmlns:cx8="http://schemas.microsoft.com/office/drawing/2016/5/14/chartex" xmlns:mc="http://schemas.openxmlformats.org/markup-compatibility/2006" xmlns:aink="http://schemas.microsoft.com/office/drawing/2016/ink" xmlns:am3d="http://schemas.microsoft.com/office/drawing/2017/model3d" xmlns:o="urn:schemas-microsoft-com:office:office" xmlns:oel="http://schemas.microsoft.com/office/2019/extlst" xmlns:r="http://schemas.openxmlformats.org/officeDocument/2006/relationships" xmlns:m="http://schemas.openxmlformats.org/officeDocument/2006/math" xmlns:v="urn:schemas-microsoft-com:vml" xmlns:wp14="http://schemas.microsoft.com/office/word/2010/wordprocessingDrawing" xmlns:wp="http://schemas.openxmlformats.org/drawingml/2006/wordprocessingDrawing" xmlns:w10="urn:schemas-microsoft-com:office:word" xmlns:w="http://schemas.openxmlformats.org/wordprocessingml/2006/main" xmlns:w14="http://schemas.microsoft.com/office/word/2010/wordml" xmlns:w15="http://schemas.microsoft.com/office/word/2012/wordml" xmlns:w16cex="http://schemas.microsoft.com/office/word/2018/wordml/cex" xmlns:w16cid="http://schemas.microsoft.com/office/word/2016/wordml/cid" xmlns:w16="http://schemas.microsoft.com/office/word/2018/wordml" xmlns:w16du="http://schemas.microsoft.com/office/word/2023/wordml/word16du" xmlns:w16sdtdh="http://schemas.microsoft.com/office/word/2020/wordml/sdtdatahash" xmlns:w16sdtfl="http://schemas.microsoft.com/office/word/2024/wordml/sdtformatlock" xmlns:w16se="http://schemas.microsoft.com/office/word/2015/wordml/symex" xmlns:wpg="http://schemas.microsoft.com/office/word/2010/wordprocessingGroup" xmlns:wpi="http://schemas.microsoft.com/office/word/2010/wordprocessingInk" xmlns:wne="http://schemas.microsoft.com/office/word/2006/wordml" xmlns:wps="http://schemas.microsoft.com/office/word/2010/wordprocessingShape" mc:Ignorable="w14 w15 w16se w16cid w16 w16cex w16sdtdh w16sdtfl w16du wp14">
-  <w15:person w15:author="Giuseppe Spatafora">
-    <w15:presenceInfo w15:providerId="AD" w15:userId="S::Giuseppe.Spatafora@iss.europa.eu::bf546678-48ac-4212-bd75-58491b45fc89"/>
-  </w15:person>
-  <w15:person w15:author="Ondrej Ditrych">
-    <w15:presenceInfo w15:providerId="AD" w15:userId="S::Ondrej.Ditrych@iss.europa.eu::95df4ee5-4a39-44bc-a3dc-bb4bc921d917"/>
-  </w15:person>
-</w15:people>
 </file>
 
 <file path=word/styles.xml><?xml version="1.0" encoding="utf-8"?>
@@ -12683,6 +14175,15 @@
 </file>
 
 <file path=customXml/item1.xml><?xml version="1.0" encoding="utf-8"?>
+<?mso-contentType ?>
+<FormTemplates xmlns="http://schemas.microsoft.com/sharepoint/v3/contenttype/forms">
+  <Display>DocumentLibraryForm</Display>
+  <Edit>DocumentLibraryForm</Edit>
+  <New>DocumentLibraryForm</New>
+</FormTemplates>
+</file>
+
+<file path=customXml/item2.xml><?xml version="1.0" encoding="utf-8"?>
 <p:properties xmlns:p="http://schemas.microsoft.com/office/2006/metadata/properties" xmlns:xsi="http://www.w3.org/2001/XMLSchema-instance" xmlns:pc="http://schemas.microsoft.com/office/infopath/2007/PartnerControls">
   <documentManagement>
     <lcf76f155ced4ddcb4097134ff3c332f xmlns="bff3e208-3f5f-40e8-bf99-89cd38c6e74b">
@@ -12693,20 +14194,7 @@
 </p:properties>
 </file>
 
-<file path=customXml/item2.xml><?xml version="1.0" encoding="utf-8"?>
-<b:Sources xmlns:b="http://schemas.openxmlformats.org/officeDocument/2006/bibliography" xmlns="http://schemas.openxmlformats.org/officeDocument/2006/bibliography" SelectedStyle="\APA.XSL" StyleName="APA"/>
-</file>
-
 <file path=customXml/item3.xml><?xml version="1.0" encoding="utf-8"?>
-<?mso-contentType ?>
-<FormTemplates xmlns="http://schemas.microsoft.com/sharepoint/v3/contenttype/forms">
-  <Display>DocumentLibraryForm</Display>
-  <Edit>DocumentLibraryForm</Edit>
-  <New>DocumentLibraryForm</New>
-</FormTemplates>
-</file>
-
-<file path=customXml/item4.xml><?xml version="1.0" encoding="utf-8"?>
 <ct:contentTypeSchema xmlns:ct="http://schemas.microsoft.com/office/2006/metadata/contentType" xmlns:ma="http://schemas.microsoft.com/office/2006/metadata/properties/metaAttributes" ct:_="" ma:_="" ma:contentTypeName="Document" ma:contentTypeID="0x010100762062A063B982499056F0DEDE3A7269" ma:contentTypeVersion="18" ma:contentTypeDescription="Create a new document." ma:contentTypeScope="" ma:versionID="278dbb192f29594e9d018d4505145fae">
   <xsd:schema xmlns:xsd="http://www.w3.org/2001/XMLSchema" xmlns:xs="http://www.w3.org/2001/XMLSchema" xmlns:p="http://schemas.microsoft.com/office/2006/metadata/properties" xmlns:ns2="bff3e208-3f5f-40e8-bf99-89cd38c6e74b" xmlns:ns3="893a535f-c272-4de5-af6a-c38c1ae2fe1d" targetNamespace="http://schemas.microsoft.com/office/2006/metadata/properties" ma:root="true" ma:fieldsID="f9449c12c35f00d3d9b20d2db49594a2" ns2:_="" ns3:_="">
     <xsd:import namespace="bff3e208-3f5f-40e8-bf99-89cd38c6e74b"/>
@@ -12961,7 +14449,19 @@
 </ct:contentTypeSchema>
 </file>
 
+<file path=customXml/item4.xml><?xml version="1.0" encoding="utf-8"?>
+<b:Sources xmlns:b="http://schemas.openxmlformats.org/officeDocument/2006/bibliography" xmlns="http://schemas.openxmlformats.org/officeDocument/2006/bibliography" SelectedStyle="\APA.XSL" StyleName="APA"/>
+</file>
+
 <file path=customXml/itemProps1.xml><?xml version="1.0" encoding="utf-8"?>
+<ds:datastoreItem xmlns:ds="http://schemas.openxmlformats.org/officeDocument/2006/customXml" ds:itemID="{ED9BA4AF-458F-46FC-82B5-5D1AE80205CE}">
+  <ds:schemaRefs>
+    <ds:schemaRef ds:uri="http://schemas.microsoft.com/sharepoint/v3/contenttype/forms"/>
+  </ds:schemaRefs>
+</ds:datastoreItem>
+</file>
+
+<file path=customXml/itemProps2.xml><?xml version="1.0" encoding="utf-8"?>
 <ds:datastoreItem xmlns:ds="http://schemas.openxmlformats.org/officeDocument/2006/customXml" ds:itemID="{68FA45F4-95C1-4F00-A5B6-39F6822EB011}">
   <ds:schemaRefs>
     <ds:schemaRef ds:uri="http://schemas.microsoft.com/office/2006/metadata/properties"/>
@@ -12972,23 +14472,7 @@
 </ds:datastoreItem>
 </file>
 
-<file path=customXml/itemProps2.xml><?xml version="1.0" encoding="utf-8"?>
-<ds:datastoreItem xmlns:ds="http://schemas.openxmlformats.org/officeDocument/2006/customXml" ds:itemID="{B474A8C9-05E9-470E-8396-9CD91BC742B5}">
-  <ds:schemaRefs>
-    <ds:schemaRef ds:uri="http://schemas.openxmlformats.org/officeDocument/2006/bibliography"/>
-  </ds:schemaRefs>
-</ds:datastoreItem>
-</file>
-
 <file path=customXml/itemProps3.xml><?xml version="1.0" encoding="utf-8"?>
-<ds:datastoreItem xmlns:ds="http://schemas.openxmlformats.org/officeDocument/2006/customXml" ds:itemID="{ED9BA4AF-458F-46FC-82B5-5D1AE80205CE}">
-  <ds:schemaRefs>
-    <ds:schemaRef ds:uri="http://schemas.microsoft.com/sharepoint/v3/contenttype/forms"/>
-  </ds:schemaRefs>
-</ds:datastoreItem>
-</file>
-
-<file path=customXml/itemProps4.xml><?xml version="1.0" encoding="utf-8"?>
 <ds:datastoreItem xmlns:ds="http://schemas.openxmlformats.org/officeDocument/2006/customXml" ds:itemID="{8855245D-69AD-4C91-AC64-98469687211A}">
   <ds:schemaRefs>
     <ds:schemaRef ds:uri="http://schemas.microsoft.com/office/2006/metadata/contentType"/>
@@ -13005,4 +14489,12 @@
     <ds:schemaRef ds:uri="http://schemas.microsoft.com/internal/obd"/>
   </ds:schemaRefs>
 </ds:datastoreItem>
+</file>
+
+<file path=customXml/itemProps4.xml><?xml version="1.0" encoding="utf-8"?>
+<ds:datastoreItem xmlns:ds="http://schemas.openxmlformats.org/officeDocument/2006/customXml" ds:itemID="{B474A8C9-05E9-470E-8396-9CD91BC742B5}">
+  <ds:schemaRefs>
+    <ds:schemaRef ds:uri="http://schemas.openxmlformats.org/officeDocument/2006/bibliography"/>
+  </ds:schemaRefs>
+</ds:datastoreItem>
 </file>